--- a/选题标定-第12题-个人财务记账与分析系统/仓库扫描通知.docx
+++ b/选题标定-第12题-个人财务记账与分析系统/仓库扫描通知.docx
@@ -1,152 +1,178 @@
 
 <file path=word/document.xml><?xml version="1.0" encoding="utf-8"?>
-<w:document xmlns:wpc="http://schemas.microsoft.com/office/word/2010/wordprocessingCanvas" xmlns:mc="http://schemas.openxmlformats.org/markup-compatibility/2006" xmlns:o="urn:schemas-microsoft-com:office:office" xmlns:r="http://schemas.openxmlformats.org/officeDocument/2006/relationships" xmlns:m="http://schemas.openxmlformats.org/officeDocument/2006/math" xmlns:v="urn:schemas-microsoft-com:vml" xmlns:wp14="http://schemas.microsoft.com/office/word/2010/wordprocessingDrawing" xmlns:wp="http://schemas.openxmlformats.org/drawingml/2006/wordprocessingDrawing" xmlns:w="http://schemas.openxmlformats.org/wordprocessingml/2006/main" xmlns:w14="http://schemas.microsoft.com/office/word/2010/wordml" xmlns:w10="urn:schemas-microsoft-com:office:word" xmlns:w15="http://schemas.microsoft.com/office/word/2012/wordml" xmlns:wpg="http://schemas.microsoft.com/office/word/2010/wordprocessingGroup" xmlns:wpi="http://schemas.microsoft.com/office/word/2010/wordprocessingInk" xmlns:wne="http://schemas.microsoft.com/office/word/2006/wordml" xmlns:wps="http://schemas.microsoft.com/office/word/2010/wordprocessingShape" xmlns:wpsCustomData="http://www.wps.cn/officeDocument/2013/wpsCustomData" mc:Ignorable="w14 w15 wp14">
+<w:document xmlns:wpc="http://schemas.microsoft.com/office/word/2010/wordprocessingCanvas" xmlns:cx="http://schemas.microsoft.com/office/drawing/2014/chartex" xmlns:cx1="http://schemas.microsoft.com/office/drawing/2015/9/8/chartex" xmlns:cx2="http://schemas.microsoft.com/office/drawing/2015/10/21/chartex" xmlns:cx3="http://schemas.microsoft.com/office/drawing/2016/5/9/chartex" xmlns:cx4="http://schemas.microsoft.com/office/drawing/2016/5/10/chartex" xmlns:cx5="http://schemas.microsoft.com/office/drawing/2016/5/11/chartex" xmlns:cx6="http://schemas.microsoft.com/office/drawing/2016/5/12/chartex" xmlns:cx7="http://schemas.microsoft.com/office/drawing/2016/5/13/chartex" xmlns:cx8="http://schemas.microsoft.com/office/drawing/2016/5/14/chartex" xmlns:mc="http://schemas.openxmlformats.org/markup-compatibility/2006" xmlns:aink="http://schemas.microsoft.com/office/drawing/2016/ink" xmlns:am3d="http://schemas.microsoft.com/office/drawing/2017/model3d" xmlns:o="urn:schemas-microsoft-com:office:office" xmlns:oel="http://schemas.microsoft.com/office/2019/extlst" xmlns:r="http://schemas.openxmlformats.org/officeDocument/2006/relationships" xmlns:m="http://schemas.openxmlformats.org/officeDocument/2006/math" xmlns:v="urn:schemas-microsoft-com:vml" xmlns:wp14="http://schemas.microsoft.com/office/word/2010/wordprocessingDrawing" xmlns:wp="http://schemas.openxmlformats.org/drawingml/2006/wordprocessingDrawing" xmlns:w10="urn:schemas-microsoft-com:office:word" xmlns:w="http://schemas.openxmlformats.org/wordprocessingml/2006/main" xmlns:w14="http://schemas.microsoft.com/office/word/2010/wordml" xmlns:w15="http://schemas.microsoft.com/office/word/2012/wordml" xmlns:w16cex="http://schemas.microsoft.com/office/word/2018/wordml/cex" xmlns:w16cid="http://schemas.microsoft.com/office/word/2016/wordml/cid" xmlns:w16="http://schemas.microsoft.com/office/word/2018/wordml" xmlns:w16du="http://schemas.microsoft.com/office/word/2023/wordml/word16du" xmlns:w16sdtdh="http://schemas.microsoft.com/office/word/2020/wordml/sdtdatahash" xmlns:w16sdtfl="http://schemas.microsoft.com/office/word/2024/wordml/sdtformatlock" xmlns:w16se="http://schemas.microsoft.com/office/word/2015/wordml/symex" xmlns:wpg="http://schemas.microsoft.com/office/word/2010/wordprocessingGroup" xmlns:wpi="http://schemas.microsoft.com/office/word/2010/wordprocessingInk" xmlns:wne="http://schemas.microsoft.com/office/word/2006/wordml" xmlns:wps="http://schemas.microsoft.com/office/word/2010/wordprocessingShape" mc:Ignorable="w14 w15 w16se w16cid w16 w16cex w16sdtdh w16sdtfl w16du wp14">
   <w:body>
     <w:p>
       <w:pPr>
-        <w:pStyle w:val="2"/>
-        <w:rPr>
-          <w:rFonts w:hint="default" w:ascii="Times New Roman" w:hAnsi="Times New Roman" w:eastAsia="宋体" w:cs="Times New Roman"/>
+        <w:pStyle w:val="1"/>
+        <w:rPr>
+          <w:rFonts w:ascii="Times New Roman" w:eastAsia="宋体" w:hAnsi="Times New Roman" w:cs="Times New Roman"/>
         </w:rPr>
       </w:pPr>
       <w:bookmarkStart w:id="0" w:name="重要--周六-523-自动扫描仓库通知"/>
       <w:r>
         <w:rPr>
-          <w:rFonts w:hint="default" w:ascii="Times New Roman" w:hAnsi="Times New Roman" w:eastAsia="宋体" w:cs="Times New Roman"/>
+          <w:rFonts w:ascii="Times New Roman" w:eastAsia="宋体" w:hAnsi="Times New Roman" w:cs="Times New Roman"/>
         </w:rPr>
         <w:t>【重要</w:t>
       </w:r>
       <w:r>
         <w:rPr>
-          <w:rFonts w:hint="default" w:ascii="Times New Roman" w:hAnsi="Times New Roman" w:eastAsia="宋体" w:cs="Times New Roman"/>
+          <w:rFonts w:ascii="Times New Roman" w:eastAsia="宋体" w:hAnsi="Times New Roman" w:cs="Times New Roman"/>
         </w:rPr>
         <w:t xml:space="preserve"> · </w:t>
       </w:r>
       <w:r>
         <w:rPr>
-          <w:rFonts w:hint="default" w:ascii="Times New Roman" w:hAnsi="Times New Roman" w:eastAsia="宋体" w:cs="Times New Roman"/>
+          <w:rFonts w:ascii="Times New Roman" w:eastAsia="宋体" w:hAnsi="Times New Roman" w:cs="Times New Roman"/>
         </w:rPr>
         <w:t>周六</w:t>
       </w:r>
       <w:r>
         <w:rPr>
-          <w:rFonts w:hint="default" w:ascii="Times New Roman" w:hAnsi="Times New Roman" w:eastAsia="宋体" w:cs="Times New Roman"/>
+          <w:rFonts w:ascii="Times New Roman" w:eastAsia="宋体" w:hAnsi="Times New Roman" w:cs="Times New Roman"/>
         </w:rPr>
         <w:t xml:space="preserve"> 5/23 </w:t>
       </w:r>
       <w:r>
         <w:rPr>
-          <w:rFonts w:hint="default" w:ascii="Times New Roman" w:hAnsi="Times New Roman" w:eastAsia="宋体" w:cs="Times New Roman"/>
+          <w:rFonts w:ascii="Times New Roman" w:eastAsia="宋体" w:hAnsi="Times New Roman" w:cs="Times New Roman"/>
         </w:rPr>
         <w:t>自动扫描仓库通知】</w:t>
       </w:r>
     </w:p>
     <w:p>
       <w:pPr>
-        <w:pStyle w:val="23"/>
-        <w:rPr>
-          <w:rFonts w:hint="default" w:ascii="Times New Roman" w:hAnsi="Times New Roman" w:eastAsia="宋体" w:cs="Times New Roman"/>
-        </w:rPr>
-      </w:pPr>
-      <w:r>
-        <w:rPr>
-          <w:rFonts w:hint="default" w:ascii="Times New Roman" w:hAnsi="Times New Roman" w:eastAsia="宋体" w:cs="Times New Roman"/>
+        <w:pStyle w:val="FirstParagraph"/>
+        <w:rPr>
+          <w:rFonts w:ascii="Times New Roman" w:eastAsia="宋体" w:hAnsi="Times New Roman" w:cs="Times New Roman"/>
+        </w:rPr>
+      </w:pPr>
+      <w:r>
+        <w:rPr>
+          <w:rFonts w:ascii="Times New Roman" w:eastAsia="宋体" w:hAnsi="Times New Roman" w:cs="Times New Roman"/>
         </w:rPr>
         <w:t>各位同学：</w:t>
       </w:r>
     </w:p>
     <w:p>
       <w:pPr>
-        <w:pStyle w:val="3"/>
-        <w:rPr>
-          <w:rFonts w:hint="default" w:ascii="Times New Roman" w:hAnsi="Times New Roman" w:eastAsia="宋体" w:cs="Times New Roman"/>
-        </w:rPr>
-      </w:pPr>
-      <w:r>
-        <w:rPr>
-          <w:rFonts w:hint="default" w:ascii="Times New Roman" w:hAnsi="Times New Roman" w:eastAsia="宋体" w:cs="Times New Roman"/>
-        </w:rPr>
-        <w:t>本周六（5/23）将用脚本自动扫描全部</w:t>
-      </w:r>
-      <w:r>
-        <w:rPr>
-          <w:rFonts w:hint="default" w:ascii="Times New Roman" w:hAnsi="Times New Roman" w:eastAsia="宋体" w:cs="Times New Roman"/>
+        <w:pStyle w:val="a0"/>
+        <w:rPr>
+          <w:rFonts w:ascii="Times New Roman" w:eastAsia="宋体" w:hAnsi="Times New Roman" w:cs="Times New Roman"/>
+        </w:rPr>
+      </w:pPr>
+      <w:r>
+        <w:rPr>
+          <w:rFonts w:ascii="Times New Roman" w:eastAsia="宋体" w:hAnsi="Times New Roman" w:cs="Times New Roman"/>
+        </w:rPr>
+        <w:t>本周六（</w:t>
+      </w:r>
+      <w:r>
+        <w:rPr>
+          <w:rFonts w:ascii="Times New Roman" w:eastAsia="宋体" w:hAnsi="Times New Roman" w:cs="Times New Roman"/>
+        </w:rPr>
+        <w:t>5/23</w:t>
+      </w:r>
+      <w:r>
+        <w:rPr>
+          <w:rFonts w:ascii="Times New Roman" w:eastAsia="宋体" w:hAnsi="Times New Roman" w:cs="Times New Roman"/>
+        </w:rPr>
+        <w:t>）将用脚本自动扫描全部</w:t>
+      </w:r>
+      <w:r>
+        <w:rPr>
+          <w:rFonts w:ascii="Times New Roman" w:eastAsia="宋体" w:hAnsi="Times New Roman" w:cs="Times New Roman"/>
         </w:rPr>
         <w:t xml:space="preserve"> 182 </w:t>
       </w:r>
       <w:r>
         <w:rPr>
-          <w:rFonts w:hint="default" w:ascii="Times New Roman" w:hAnsi="Times New Roman" w:eastAsia="宋体" w:cs="Times New Roman"/>
+          <w:rFonts w:ascii="Times New Roman" w:eastAsia="宋体" w:hAnsi="Times New Roman" w:cs="Times New Roman"/>
         </w:rPr>
         <w:t>个</w:t>
       </w:r>
       <w:r>
         <w:rPr>
-          <w:rFonts w:hint="default" w:ascii="Times New Roman" w:hAnsi="Times New Roman" w:eastAsia="宋体" w:cs="Times New Roman"/>
-        </w:rPr>
-        <w:t xml:space="preserve"> Gitee </w:t>
-      </w:r>
-      <w:r>
-        <w:rPr>
-          <w:rFonts w:hint="default" w:ascii="Times New Roman" w:hAnsi="Times New Roman" w:eastAsia="宋体" w:cs="Times New Roman"/>
+          <w:rFonts w:ascii="Times New Roman" w:eastAsia="宋体" w:hAnsi="Times New Roman" w:cs="Times New Roman"/>
+        </w:rPr>
+        <w:t xml:space="preserve"> </w:t>
+      </w:r>
+      <w:proofErr w:type="spellStart"/>
+      <w:r>
+        <w:rPr>
+          <w:rFonts w:ascii="Times New Roman" w:eastAsia="宋体" w:hAnsi="Times New Roman" w:cs="Times New Roman"/>
+        </w:rPr>
+        <w:t>Gitee</w:t>
+      </w:r>
+      <w:proofErr w:type="spellEnd"/>
+      <w:r>
+        <w:rPr>
+          <w:rFonts w:ascii="Times New Roman" w:eastAsia="宋体" w:hAnsi="Times New Roman" w:cs="Times New Roman"/>
+        </w:rPr>
+        <w:t xml:space="preserve"> </w:t>
+      </w:r>
+      <w:r>
+        <w:rPr>
+          <w:rFonts w:ascii="Times New Roman" w:eastAsia="宋体" w:hAnsi="Times New Roman" w:cs="Times New Roman"/>
         </w:rPr>
         <w:t>仓库，对照</w:t>
       </w:r>
       <w:r>
         <w:rPr>
-          <w:rFonts w:hint="default" w:ascii="Times New Roman" w:hAnsi="Times New Roman" w:eastAsia="宋体" w:cs="Times New Roman"/>
+          <w:rFonts w:ascii="Times New Roman" w:eastAsia="宋体" w:hAnsi="Times New Roman" w:cs="Times New Roman"/>
         </w:rPr>
         <w:t xml:space="preserve"> 08b </w:t>
       </w:r>
       <w:r>
         <w:rPr>
-          <w:rFonts w:hint="default" w:ascii="Times New Roman" w:hAnsi="Times New Roman" w:eastAsia="宋体" w:cs="Times New Roman"/>
+          <w:rFonts w:ascii="Times New Roman" w:eastAsia="宋体" w:hAnsi="Times New Roman" w:cs="Times New Roman"/>
         </w:rPr>
         <w:t>操作流程检查</w:t>
       </w:r>
       <w:r>
         <w:rPr>
-          <w:rFonts w:hint="default" w:ascii="Times New Roman" w:hAnsi="Times New Roman" w:eastAsia="宋体" w:cs="Times New Roman"/>
+          <w:rFonts w:ascii="Times New Roman" w:eastAsia="宋体" w:hAnsi="Times New Roman" w:cs="Times New Roman"/>
         </w:rPr>
         <w:t xml:space="preserve"> </w:t>
       </w:r>
       <w:bookmarkStart w:id="1" w:name="OLE_LINK1"/>
       <w:r>
         <w:rPr>
-          <w:rFonts w:hint="default" w:ascii="Times New Roman" w:hAnsi="Times New Roman" w:eastAsia="宋体" w:cs="Times New Roman"/>
+          <w:rFonts w:ascii="Times New Roman" w:eastAsia="宋体" w:hAnsi="Times New Roman" w:cs="Times New Roman"/>
         </w:rPr>
         <w:t>Phase 0 → Phase 4 P0-1</w:t>
       </w:r>
       <w:bookmarkEnd w:id="1"/>
       <w:r>
         <w:rPr>
-          <w:rFonts w:hint="default" w:ascii="Times New Roman" w:hAnsi="Times New Roman" w:eastAsia="宋体" w:cs="Times New Roman"/>
+          <w:rFonts w:ascii="Times New Roman" w:eastAsia="宋体" w:hAnsi="Times New Roman" w:cs="Times New Roman"/>
         </w:rPr>
         <w:t xml:space="preserve"> </w:t>
       </w:r>
       <w:r>
         <w:rPr>
-          <w:rFonts w:hint="default" w:ascii="Times New Roman" w:hAnsi="Times New Roman" w:eastAsia="宋体" w:cs="Times New Roman"/>
+          <w:rFonts w:ascii="Times New Roman" w:eastAsia="宋体" w:hAnsi="Times New Roman" w:cs="Times New Roman"/>
         </w:rPr>
         <w:t>的完成情况。</w:t>
       </w:r>
     </w:p>
     <w:p>
       <w:pPr>
-        <w:pStyle w:val="3"/>
-        <w:rPr>
-          <w:rFonts w:hint="default" w:ascii="Times New Roman" w:hAnsi="Times New Roman" w:eastAsia="宋体" w:cs="Times New Roman"/>
-        </w:rPr>
-      </w:pPr>
-      <w:r>
-        <w:rPr>
-          <w:rFonts w:hint="default" w:ascii="Times New Roman" w:hAnsi="Times New Roman" w:eastAsia="宋体" w:cs="Times New Roman"/>
+        <w:pStyle w:val="a0"/>
+        <w:rPr>
+          <w:rFonts w:ascii="Times New Roman" w:eastAsia="宋体" w:hAnsi="Times New Roman" w:cs="Times New Roman"/>
+        </w:rPr>
+      </w:pPr>
+      <w:r>
+        <w:rPr>
+          <w:rFonts w:ascii="Times New Roman" w:eastAsia="宋体" w:hAnsi="Times New Roman" w:cs="Times New Roman"/>
         </w:rPr>
         <w:t xml:space="preserve">❗ </w:t>
       </w:r>
       <w:r>
         <w:rPr>
-          <w:rFonts w:hint="default" w:ascii="Times New Roman" w:hAnsi="Times New Roman" w:eastAsia="宋体" w:cs="Times New Roman"/>
+          <w:rFonts w:ascii="Times New Roman" w:eastAsia="宋体" w:hAnsi="Times New Roman" w:cs="Times New Roman"/>
           <w:b/>
           <w:bCs/>
         </w:rPr>
@@ -160,43 +186,42 @@
           <w:numId w:val="1"/>
         </w:numPr>
         <w:rPr>
-          <w:rFonts w:hint="default" w:ascii="Times New Roman" w:hAnsi="Times New Roman" w:eastAsia="宋体" w:cs="Times New Roman"/>
-        </w:rPr>
-      </w:pPr>
-      <w:r>
-        <w:rPr>
-          <w:rFonts w:hint="default" w:ascii="Times New Roman" w:hAnsi="Times New Roman" w:eastAsia="宋体" w:cs="Times New Roman"/>
+          <w:rFonts w:ascii="Times New Roman" w:eastAsia="宋体" w:hAnsi="Times New Roman" w:cs="Times New Roman"/>
+        </w:rPr>
+      </w:pPr>
+      <w:r>
+        <w:rPr>
+          <w:rFonts w:ascii="Times New Roman" w:eastAsia="宋体" w:hAnsi="Times New Roman" w:cs="Times New Roman"/>
         </w:rPr>
         <w:t>2</w:t>
       </w:r>
       <w:r>
         <w:rPr>
-          <w:rFonts w:hint="eastAsia" w:ascii="Times New Roman" w:hAnsi="Times New Roman" w:eastAsia="宋体" w:cs="Times New Roman"/>
-          <w:lang w:val="en-US" w:eastAsia="zh-CN"/>
+          <w:rFonts w:ascii="Times New Roman" w:eastAsia="宋体" w:hAnsi="Times New Roman" w:cs="Times New Roman" w:hint="eastAsia"/>
         </w:rPr>
         <w:t>0</w:t>
       </w:r>
       <w:r>
         <w:rPr>
-          <w:rFonts w:hint="default" w:ascii="Times New Roman" w:hAnsi="Times New Roman" w:eastAsia="宋体" w:cs="Times New Roman"/>
+          <w:rFonts w:ascii="Times New Roman" w:eastAsia="宋体" w:hAnsi="Times New Roman" w:cs="Times New Roman"/>
         </w:rPr>
         <w:t xml:space="preserve"> </w:t>
       </w:r>
       <w:r>
         <w:rPr>
-          <w:rFonts w:hint="default" w:ascii="Times New Roman" w:hAnsi="Times New Roman" w:eastAsia="宋体" w:cs="Times New Roman"/>
+          <w:rFonts w:ascii="Times New Roman" w:eastAsia="宋体" w:hAnsi="Times New Roman" w:cs="Times New Roman"/>
         </w:rPr>
         <w:t>项全部完成</w:t>
       </w:r>
       <w:r>
         <w:rPr>
-          <w:rFonts w:hint="default" w:ascii="Times New Roman" w:hAnsi="Times New Roman" w:eastAsia="宋体" w:cs="Times New Roman"/>
+          <w:rFonts w:ascii="Times New Roman" w:eastAsia="宋体" w:hAnsi="Times New Roman" w:cs="Times New Roman"/>
         </w:rPr>
         <w:t xml:space="preserve"> → </w:t>
       </w:r>
       <w:r>
         <w:rPr>
-          <w:rFonts w:hint="default" w:ascii="Times New Roman" w:hAnsi="Times New Roman" w:eastAsia="宋体" w:cs="Times New Roman"/>
+          <w:rFonts w:ascii="Times New Roman" w:eastAsia="宋体" w:hAnsi="Times New Roman" w:cs="Times New Roman"/>
         </w:rPr>
         <w:t>不扣分</w:t>
       </w:r>
@@ -208,180 +233,186 @@
           <w:numId w:val="1"/>
         </w:numPr>
         <w:rPr>
-          <w:rFonts w:hint="default" w:ascii="Times New Roman" w:hAnsi="Times New Roman" w:eastAsia="宋体" w:cs="Times New Roman"/>
-        </w:rPr>
-      </w:pPr>
-      <w:r>
-        <w:rPr>
-          <w:rFonts w:hint="default" w:ascii="Times New Roman" w:hAnsi="Times New Roman" w:eastAsia="宋体" w:cs="Times New Roman"/>
+          <w:rFonts w:ascii="Times New Roman" w:eastAsia="宋体" w:hAnsi="Times New Roman" w:cs="Times New Roman"/>
+        </w:rPr>
+      </w:pPr>
+      <w:r>
+        <w:rPr>
+          <w:rFonts w:ascii="Times New Roman" w:eastAsia="宋体" w:hAnsi="Times New Roman" w:cs="Times New Roman"/>
         </w:rPr>
         <w:t>任意一项或多项缺失</w:t>
       </w:r>
       <w:r>
         <w:rPr>
-          <w:rFonts w:hint="default" w:ascii="Times New Roman" w:hAnsi="Times New Roman" w:eastAsia="宋体" w:cs="Times New Roman"/>
+          <w:rFonts w:ascii="Times New Roman" w:eastAsia="宋体" w:hAnsi="Times New Roman" w:cs="Times New Roman"/>
         </w:rPr>
         <w:t xml:space="preserve"> → </w:t>
       </w:r>
       <w:r>
         <w:rPr>
-          <w:rFonts w:hint="default" w:ascii="Times New Roman" w:hAnsi="Times New Roman" w:eastAsia="宋体" w:cs="Times New Roman"/>
+          <w:rFonts w:ascii="Times New Roman" w:eastAsia="宋体" w:hAnsi="Times New Roman" w:cs="Times New Roman"/>
         </w:rPr>
         <w:t>总成绩扣</w:t>
       </w:r>
       <w:r>
         <w:rPr>
-          <w:rFonts w:hint="default" w:ascii="Times New Roman" w:hAnsi="Times New Roman" w:eastAsia="宋体" w:cs="Times New Roman"/>
+          <w:rFonts w:ascii="Times New Roman" w:eastAsia="宋体" w:hAnsi="Times New Roman" w:cs="Times New Roman"/>
         </w:rPr>
         <w:t xml:space="preserve"> 10 </w:t>
       </w:r>
       <w:r>
         <w:rPr>
-          <w:rFonts w:hint="default" w:ascii="Times New Roman" w:hAnsi="Times New Roman" w:eastAsia="宋体" w:cs="Times New Roman"/>
+          <w:rFonts w:ascii="Times New Roman" w:eastAsia="宋体" w:hAnsi="Times New Roman" w:cs="Times New Roman"/>
         </w:rPr>
         <w:t>分（缺</w:t>
       </w:r>
       <w:r>
         <w:rPr>
-          <w:rFonts w:hint="default" w:ascii="Times New Roman" w:hAnsi="Times New Roman" w:eastAsia="宋体" w:cs="Times New Roman"/>
+          <w:rFonts w:ascii="Times New Roman" w:eastAsia="宋体" w:hAnsi="Times New Roman" w:cs="Times New Roman"/>
         </w:rPr>
         <w:t xml:space="preserve"> 1 </w:t>
       </w:r>
       <w:r>
         <w:rPr>
-          <w:rFonts w:hint="default" w:ascii="Times New Roman" w:hAnsi="Times New Roman" w:eastAsia="宋体" w:cs="Times New Roman"/>
+          <w:rFonts w:ascii="Times New Roman" w:eastAsia="宋体" w:hAnsi="Times New Roman" w:cs="Times New Roman"/>
         </w:rPr>
         <w:t>项和缺</w:t>
       </w:r>
       <w:r>
         <w:rPr>
-          <w:rFonts w:hint="default" w:ascii="Times New Roman" w:hAnsi="Times New Roman" w:eastAsia="宋体" w:cs="Times New Roman"/>
+          <w:rFonts w:ascii="Times New Roman" w:eastAsia="宋体" w:hAnsi="Times New Roman" w:cs="Times New Roman"/>
         </w:rPr>
         <w:t xml:space="preserve"> 5 </w:t>
       </w:r>
       <w:r>
         <w:rPr>
-          <w:rFonts w:hint="default" w:ascii="Times New Roman" w:hAnsi="Times New Roman" w:eastAsia="宋体" w:cs="Times New Roman"/>
+          <w:rFonts w:ascii="Times New Roman" w:eastAsia="宋体" w:hAnsi="Times New Roman" w:cs="Times New Roman"/>
         </w:rPr>
         <w:t>项都是扣</w:t>
       </w:r>
       <w:r>
         <w:rPr>
-          <w:rFonts w:hint="default" w:ascii="Times New Roman" w:hAnsi="Times New Roman" w:eastAsia="宋体" w:cs="Times New Roman"/>
+          <w:rFonts w:ascii="Times New Roman" w:eastAsia="宋体" w:hAnsi="Times New Roman" w:cs="Times New Roman"/>
         </w:rPr>
         <w:t xml:space="preserve"> 10 </w:t>
       </w:r>
       <w:r>
         <w:rPr>
-          <w:rFonts w:hint="default" w:ascii="Times New Roman" w:hAnsi="Times New Roman" w:eastAsia="宋体" w:cs="Times New Roman"/>
+          <w:rFonts w:ascii="Times New Roman" w:eastAsia="宋体" w:hAnsi="Times New Roman" w:cs="Times New Roman"/>
         </w:rPr>
         <w:t>分）</w:t>
       </w:r>
     </w:p>
     <w:p>
       <w:pPr>
-        <w:pStyle w:val="23"/>
-        <w:rPr>
-          <w:rFonts w:hint="default" w:ascii="Times New Roman" w:hAnsi="Times New Roman" w:eastAsia="宋体" w:cs="Times New Roman"/>
-        </w:rPr>
-      </w:pPr>
-      <w:r>
-        <w:rPr>
-          <w:rFonts w:hint="default" w:ascii="Times New Roman" w:hAnsi="Times New Roman" w:eastAsia="宋体" w:cs="Times New Roman"/>
+        <w:pStyle w:val="FirstParagraph"/>
+        <w:rPr>
+          <w:rFonts w:ascii="Times New Roman" w:eastAsia="宋体" w:hAnsi="Times New Roman" w:cs="Times New Roman"/>
+        </w:rPr>
+      </w:pPr>
+      <w:r>
+        <w:rPr>
+          <w:rFonts w:ascii="Times New Roman" w:eastAsia="宋体" w:hAnsi="Times New Roman" w:cs="Times New Roman"/>
         </w:rPr>
         <w:t>请今天到周五自查</w:t>
       </w:r>
       <w:r>
         <w:rPr>
-          <w:rFonts w:hint="default" w:ascii="Times New Roman" w:hAnsi="Times New Roman" w:eastAsia="宋体" w:cs="Times New Roman"/>
+          <w:rFonts w:ascii="Times New Roman" w:eastAsia="宋体" w:hAnsi="Times New Roman" w:cs="Times New Roman"/>
         </w:rPr>
         <w:t xml:space="preserve"> + </w:t>
       </w:r>
       <w:r>
         <w:rPr>
-          <w:rFonts w:hint="default" w:ascii="Times New Roman" w:hAnsi="Times New Roman" w:eastAsia="宋体" w:cs="Times New Roman"/>
+          <w:rFonts w:ascii="Times New Roman" w:eastAsia="宋体" w:hAnsi="Times New Roman" w:cs="Times New Roman"/>
         </w:rPr>
         <w:t>补齐</w:t>
       </w:r>
       <w:r>
         <w:rPr>
-          <w:rFonts w:hint="default" w:ascii="Times New Roman" w:hAnsi="Times New Roman" w:eastAsia="宋体" w:cs="Times New Roman"/>
+          <w:rFonts w:ascii="Times New Roman" w:eastAsia="宋体" w:hAnsi="Times New Roman" w:cs="Times New Roman"/>
         </w:rPr>
         <w:t xml:space="preserve"> + push </w:t>
       </w:r>
       <w:r>
         <w:rPr>
-          <w:rFonts w:hint="default" w:ascii="Times New Roman" w:hAnsi="Times New Roman" w:eastAsia="宋体" w:cs="Times New Roman"/>
+          <w:rFonts w:ascii="Times New Roman" w:eastAsia="宋体" w:hAnsi="Times New Roman" w:cs="Times New Roman"/>
         </w:rPr>
         <w:t>到</w:t>
       </w:r>
       <w:r>
         <w:rPr>
-          <w:rFonts w:hint="default" w:ascii="Times New Roman" w:hAnsi="Times New Roman" w:eastAsia="宋体" w:cs="Times New Roman"/>
-        </w:rPr>
-        <w:t xml:space="preserve"> Gitee。</w:t>
-      </w:r>
-    </w:p>
-    <w:p>
-      <w:pPr>
-        <w:rPr>
-          <w:rFonts w:hint="default" w:ascii="Times New Roman" w:hAnsi="Times New Roman" w:eastAsia="宋体" w:cs="Times New Roman"/>
-        </w:rPr>
-      </w:pPr>
-      <w:r>
-        <w:rPr>
-          <w:rFonts w:hint="default" w:ascii="Times New Roman" w:hAnsi="Times New Roman" w:eastAsia="宋体" w:cs="Times New Roman"/>
-        </w:rPr>
-        <w:pict>
-          <v:rect id="_x0000_i1025" o:spt="1" style="height:1.5pt;width:0pt;" coordsize="21600,21600" o:hr="t" o:hrstd="t" o:hralign="center">
-            <v:path/>
-            <v:fill focussize="0,0"/>
-            <v:stroke/>
-            <v:imagedata o:title=""/>
-            <o:lock v:ext="edit"/>
-            <w10:wrap type="none"/>
-            <w10:anchorlock/>
-          </v:rect>
+          <w:rFonts w:ascii="Times New Roman" w:eastAsia="宋体" w:hAnsi="Times New Roman" w:cs="Times New Roman"/>
+        </w:rPr>
+        <w:t xml:space="preserve"> </w:t>
+      </w:r>
+      <w:proofErr w:type="spellStart"/>
+      <w:r>
+        <w:rPr>
+          <w:rFonts w:ascii="Times New Roman" w:eastAsia="宋体" w:hAnsi="Times New Roman" w:cs="Times New Roman"/>
+        </w:rPr>
+        <w:t>Gitee</w:t>
+      </w:r>
+      <w:proofErr w:type="spellEnd"/>
+      <w:r>
+        <w:rPr>
+          <w:rFonts w:ascii="Times New Roman" w:eastAsia="宋体" w:hAnsi="Times New Roman" w:cs="Times New Roman"/>
+        </w:rPr>
+        <w:t>。</w:t>
+      </w:r>
+    </w:p>
+    <w:p>
+      <w:pPr>
+        <w:rPr>
+          <w:rFonts w:ascii="Times New Roman" w:eastAsia="宋体" w:hAnsi="Times New Roman" w:cs="Times New Roman"/>
+        </w:rPr>
+      </w:pPr>
+      <w:r>
+        <w:rPr>
+          <w:rFonts w:ascii="Times New Roman" w:eastAsia="宋体" w:hAnsi="Times New Roman" w:cs="Times New Roman"/>
+        </w:rPr>
+        <w:pict w14:anchorId="64A3411E">
+          <v:rect id="_x0000_i1025" style="width:0;height:1.5pt" o:hralign="center" o:hrstd="t" o:hr="t"/>
         </w:pict>
       </w:r>
     </w:p>
     <w:p>
       <w:pPr>
-        <w:pStyle w:val="4"/>
-        <w:rPr>
-          <w:rFonts w:hint="default" w:ascii="Times New Roman" w:hAnsi="Times New Roman" w:eastAsia="宋体" w:cs="Times New Roman"/>
+        <w:pStyle w:val="2"/>
+        <w:rPr>
+          <w:rFonts w:ascii="Times New Roman" w:eastAsia="宋体" w:hAnsi="Times New Roman" w:cs="Times New Roman"/>
         </w:rPr>
       </w:pPr>
       <w:bookmarkStart w:id="2" w:name="X109c8ad05e651c7231cc57876f224a6a2096b2d"/>
       <w:r>
         <w:rPr>
-          <w:rFonts w:hint="default" w:ascii="Times New Roman" w:hAnsi="Times New Roman" w:eastAsia="宋体" w:cs="Times New Roman"/>
+          <w:rFonts w:ascii="Times New Roman" w:eastAsia="宋体" w:hAnsi="Times New Roman" w:cs="Times New Roman"/>
         </w:rPr>
         <w:t xml:space="preserve">📌 </w:t>
       </w:r>
       <w:r>
         <w:rPr>
-          <w:rFonts w:hint="default" w:ascii="Times New Roman" w:hAnsi="Times New Roman" w:eastAsia="宋体" w:cs="Times New Roman"/>
+          <w:rFonts w:ascii="Times New Roman" w:eastAsia="宋体" w:hAnsi="Times New Roman" w:cs="Times New Roman"/>
         </w:rPr>
         <w:t>特别说明（务必看完）</w:t>
       </w:r>
     </w:p>
     <w:p>
       <w:pPr>
-        <w:pStyle w:val="23"/>
-        <w:rPr>
-          <w:rFonts w:hint="default" w:ascii="Times New Roman" w:hAnsi="Times New Roman" w:eastAsia="宋体" w:cs="Times New Roman"/>
-        </w:rPr>
-      </w:pPr>
-      <w:r>
-        <w:rPr>
-          <w:rFonts w:hint="default" w:ascii="Times New Roman" w:hAnsi="Times New Roman" w:eastAsia="宋体" w:cs="Times New Roman"/>
+        <w:pStyle w:val="FirstParagraph"/>
+        <w:rPr>
+          <w:rFonts w:ascii="Times New Roman" w:eastAsia="宋体" w:hAnsi="Times New Roman" w:cs="Times New Roman"/>
+        </w:rPr>
+      </w:pPr>
+      <w:r>
+        <w:rPr>
+          <w:rFonts w:ascii="Times New Roman" w:eastAsia="宋体" w:hAnsi="Times New Roman" w:cs="Times New Roman"/>
         </w:rPr>
         <w:t>如果你</w:t>
       </w:r>
       <w:r>
         <w:rPr>
-          <w:rFonts w:hint="default" w:ascii="Times New Roman" w:hAnsi="Times New Roman" w:eastAsia="宋体" w:cs="Times New Roman"/>
+          <w:rFonts w:ascii="Times New Roman" w:eastAsia="宋体" w:hAnsi="Times New Roman" w:cs="Times New Roman"/>
           <w:b/>
           <w:bCs/>
         </w:rPr>
@@ -389,7 +420,7 @@
       </w:r>
       <w:r>
         <w:rPr>
-          <w:rFonts w:hint="default" w:ascii="Times New Roman" w:hAnsi="Times New Roman" w:eastAsia="宋体" w:cs="Times New Roman"/>
+          <w:rFonts w:ascii="Times New Roman" w:eastAsia="宋体" w:hAnsi="Times New Roman" w:cs="Times New Roman"/>
           <w:b/>
           <w:bCs/>
         </w:rPr>
@@ -397,7 +428,7 @@
       </w:r>
       <w:r>
         <w:rPr>
-          <w:rFonts w:hint="default" w:ascii="Times New Roman" w:hAnsi="Times New Roman" w:eastAsia="宋体" w:cs="Times New Roman"/>
+          <w:rFonts w:ascii="Times New Roman" w:eastAsia="宋体" w:hAnsi="Times New Roman" w:cs="Times New Roman"/>
           <w:b/>
           <w:bCs/>
         </w:rPr>
@@ -405,7 +436,7 @@
       </w:r>
       <w:r>
         <w:rPr>
-          <w:rFonts w:hint="default" w:ascii="Times New Roman" w:hAnsi="Times New Roman" w:eastAsia="宋体" w:cs="Times New Roman"/>
+          <w:rFonts w:ascii="Times New Roman" w:eastAsia="宋体" w:hAnsi="Times New Roman" w:cs="Times New Roman"/>
           <w:b/>
           <w:bCs/>
         </w:rPr>
@@ -413,7 +444,7 @@
       </w:r>
       <w:r>
         <w:rPr>
-          <w:rFonts w:hint="default" w:ascii="Times New Roman" w:hAnsi="Times New Roman" w:eastAsia="宋体" w:cs="Times New Roman"/>
+          <w:rFonts w:ascii="Times New Roman" w:eastAsia="宋体" w:hAnsi="Times New Roman" w:cs="Times New Roman"/>
           <w:b/>
           <w:bCs/>
         </w:rPr>
@@ -421,51 +452,75 @@
       </w:r>
       <w:r>
         <w:rPr>
-          <w:rFonts w:hint="default" w:ascii="Times New Roman" w:hAnsi="Times New Roman" w:eastAsia="宋体" w:cs="Times New Roman"/>
+          <w:rFonts w:ascii="Times New Roman" w:eastAsia="宋体" w:hAnsi="Times New Roman" w:cs="Times New Roman"/>
         </w:rPr>
         <w:t>做项目（比如完全自己手写、用其他</w:t>
       </w:r>
       <w:r>
         <w:rPr>
-          <w:rFonts w:hint="default" w:ascii="Times New Roman" w:hAnsi="Times New Roman" w:eastAsia="宋体" w:cs="Times New Roman"/>
+          <w:rFonts w:ascii="Times New Roman" w:eastAsia="宋体" w:hAnsi="Times New Roman" w:cs="Times New Roman"/>
         </w:rPr>
         <w:t xml:space="preserve"> AI </w:t>
       </w:r>
       <w:r>
         <w:rPr>
-          <w:rFonts w:hint="default" w:ascii="Times New Roman" w:hAnsi="Times New Roman" w:eastAsia="宋体" w:cs="Times New Roman"/>
-        </w:rPr>
-        <w:t>工具自由发挥、用其他模板等），扫描脚本会显示你"几乎全部缺失"——但这不代表你</w:t>
-      </w:r>
-      <w:r>
-        <w:rPr>
-          <w:rFonts w:hint="default" w:ascii="Times New Roman" w:hAnsi="Times New Roman" w:eastAsia="宋体" w:cs="Times New Roman"/>
+          <w:rFonts w:ascii="Times New Roman" w:eastAsia="宋体" w:hAnsi="Times New Roman" w:cs="Times New Roman"/>
+        </w:rPr>
+        <w:t>工具自由发挥、用其他模板等），扫描脚本会显示你</w:t>
+      </w:r>
+      <w:r>
+        <w:rPr>
+          <w:rFonts w:ascii="Times New Roman" w:eastAsia="宋体" w:hAnsi="Times New Roman" w:cs="Times New Roman"/>
+        </w:rPr>
+        <w:t>"</w:t>
+      </w:r>
+      <w:r>
+        <w:rPr>
+          <w:rFonts w:ascii="Times New Roman" w:eastAsia="宋体" w:hAnsi="Times New Roman" w:cs="Times New Roman"/>
+        </w:rPr>
+        <w:t>几乎全部缺失</w:t>
+      </w:r>
+      <w:r>
+        <w:rPr>
+          <w:rFonts w:ascii="Times New Roman" w:eastAsia="宋体" w:hAnsi="Times New Roman" w:cs="Times New Roman"/>
+        </w:rPr>
+        <w:t>"——</w:t>
+      </w:r>
+      <w:r>
+        <w:rPr>
+          <w:rFonts w:ascii="Times New Roman" w:eastAsia="宋体" w:hAnsi="Times New Roman" w:cs="Times New Roman"/>
+        </w:rPr>
+        <w:t>但这不代表你</w:t>
+      </w:r>
+      <w:r>
+        <w:rPr>
+          <w:rFonts w:ascii="Times New Roman" w:eastAsia="宋体" w:hAnsi="Times New Roman" w:cs="Times New Roman"/>
         </w:rPr>
         <w:t xml:space="preserve"> 0 </w:t>
       </w:r>
       <w:r>
         <w:rPr>
-          <w:rFonts w:hint="default" w:ascii="Times New Roman" w:hAnsi="Times New Roman" w:eastAsia="宋体" w:cs="Times New Roman"/>
+          <w:rFonts w:ascii="Times New Roman" w:eastAsia="宋体" w:hAnsi="Times New Roman" w:cs="Times New Roman"/>
         </w:rPr>
         <w:t>分。</w:t>
       </w:r>
     </w:p>
     <w:p>
       <w:pPr>
-        <w:pStyle w:val="3"/>
-        <w:rPr>
-          <w:rFonts w:hint="default" w:ascii="Times New Roman" w:hAnsi="Times New Roman" w:eastAsia="宋体" w:cs="Times New Roman"/>
-        </w:rPr>
-      </w:pPr>
-      <w:r>
-        <w:rPr>
-          <w:rFonts w:hint="default" w:ascii="Times New Roman" w:hAnsi="Times New Roman" w:eastAsia="宋体" w:cs="Times New Roman"/>
+        <w:pStyle w:val="a0"/>
+        <w:rPr>
+          <w:rFonts w:ascii="Times New Roman" w:eastAsia="宋体" w:hAnsi="Times New Roman" w:cs="Times New Roman"/>
+        </w:rPr>
+      </w:pPr>
+      <w:r>
+        <w:rPr>
+          <w:rFonts w:ascii="Times New Roman" w:eastAsia="宋体" w:hAnsi="Times New Roman" w:cs="Times New Roman"/>
         </w:rPr>
         <w:t>我会逐个打开你的仓库</w:t>
       </w:r>
       <w:r>
         <w:rPr>
-          <w:rFonts w:hint="default" w:ascii="Times New Roman" w:hAnsi="Times New Roman" w:eastAsia="宋体" w:cs="Times New Roman"/>
+          <w:rFonts w:ascii="Times New Roman" w:eastAsia="宋体" w:hAnsi="Times New Roman" w:cs="Times New Roman"/>
           <w:b/>
           <w:bCs/>
         </w:rPr>
@@ -473,21 +528,21 @@
       </w:r>
       <w:r>
         <w:rPr>
-          <w:rFonts w:hint="default" w:ascii="Times New Roman" w:hAnsi="Times New Roman" w:eastAsia="宋体" w:cs="Times New Roman"/>
+          <w:rFonts w:ascii="Times New Roman" w:eastAsia="宋体" w:hAnsi="Times New Roman" w:cs="Times New Roman"/>
         </w:rPr>
         <w:t>，按你实际产出的项目质量计分。</w:t>
       </w:r>
     </w:p>
     <w:p>
       <w:pPr>
-        <w:pStyle w:val="3"/>
-        <w:rPr>
-          <w:rFonts w:hint="default" w:ascii="Times New Roman" w:hAnsi="Times New Roman" w:eastAsia="宋体" w:cs="Times New Roman"/>
-        </w:rPr>
-      </w:pPr>
-      <w:r>
-        <w:rPr>
-          <w:rFonts w:hint="default" w:ascii="Times New Roman" w:hAnsi="Times New Roman" w:eastAsia="宋体" w:cs="Times New Roman"/>
+        <w:pStyle w:val="a0"/>
+        <w:rPr>
+          <w:rFonts w:ascii="Times New Roman" w:eastAsia="宋体" w:hAnsi="Times New Roman" w:cs="Times New Roman"/>
+        </w:rPr>
+      </w:pPr>
+      <w:r>
+        <w:rPr>
+          <w:rFonts w:ascii="Times New Roman" w:eastAsia="宋体" w:hAnsi="Times New Roman" w:cs="Times New Roman"/>
         </w:rPr>
         <w:t>但请注意：</w:t>
       </w:r>
@@ -499,18 +554,18 @@
           <w:numId w:val="2"/>
         </w:numPr>
         <w:rPr>
-          <w:rFonts w:hint="default" w:ascii="Times New Roman" w:hAnsi="Times New Roman" w:eastAsia="宋体" w:cs="Times New Roman"/>
-        </w:rPr>
-      </w:pPr>
-      <w:r>
-        <w:rPr>
-          <w:rFonts w:hint="default" w:ascii="Times New Roman" w:hAnsi="Times New Roman" w:eastAsia="宋体" w:cs="Times New Roman"/>
+          <w:rFonts w:ascii="Times New Roman" w:eastAsia="宋体" w:hAnsi="Times New Roman" w:cs="Times New Roman"/>
+        </w:rPr>
+      </w:pPr>
+      <w:r>
+        <w:rPr>
+          <w:rFonts w:ascii="Times New Roman" w:eastAsia="宋体" w:hAnsi="Times New Roman" w:cs="Times New Roman"/>
         </w:rPr>
         <w:t>不管你怎么做，</w:t>
       </w:r>
       <w:r>
         <w:rPr>
-          <w:rFonts w:hint="default" w:ascii="Times New Roman" w:hAnsi="Times New Roman" w:eastAsia="宋体" w:cs="Times New Roman"/>
+          <w:rFonts w:ascii="Times New Roman" w:eastAsia="宋体" w:hAnsi="Times New Roman" w:cs="Times New Roman"/>
           <w:b/>
           <w:bCs/>
         </w:rPr>
@@ -518,7 +573,7 @@
       </w:r>
       <w:r>
         <w:rPr>
-          <w:rFonts w:hint="default" w:ascii="Times New Roman" w:hAnsi="Times New Roman" w:eastAsia="宋体" w:cs="Times New Roman"/>
+          <w:rFonts w:ascii="Times New Roman" w:eastAsia="宋体" w:hAnsi="Times New Roman" w:cs="Times New Roman"/>
           <w:b/>
           <w:bCs/>
         </w:rPr>
@@ -526,7 +581,7 @@
       </w:r>
       <w:r>
         <w:rPr>
-          <w:rFonts w:hint="default" w:ascii="Times New Roman" w:hAnsi="Times New Roman" w:eastAsia="宋体" w:cs="Times New Roman"/>
+          <w:rFonts w:ascii="Times New Roman" w:eastAsia="宋体" w:hAnsi="Times New Roman" w:cs="Times New Roman"/>
           <w:b/>
           <w:bCs/>
         </w:rPr>
@@ -534,27 +589,51 @@
       </w:r>
       <w:r>
         <w:rPr>
-          <w:rFonts w:hint="default" w:ascii="Times New Roman" w:hAnsi="Times New Roman" w:eastAsia="宋体" w:cs="Times New Roman"/>
+          <w:rFonts w:ascii="Times New Roman" w:eastAsia="宋体" w:hAnsi="Times New Roman" w:cs="Times New Roman"/>
           <w:b/>
           <w:bCs/>
         </w:rPr>
-        <w:t xml:space="preserve"> Gitee</w:t>
-      </w:r>
-      <w:r>
-        <w:rPr>
-          <w:rFonts w:hint="default" w:ascii="Times New Roman" w:hAnsi="Times New Roman" w:eastAsia="宋体" w:cs="Times New Roman"/>
+        <w:t xml:space="preserve"> </w:t>
+      </w:r>
+      <w:proofErr w:type="spellStart"/>
+      <w:r>
+        <w:rPr>
+          <w:rFonts w:ascii="Times New Roman" w:eastAsia="宋体" w:hAnsi="Times New Roman" w:cs="Times New Roman"/>
+          <w:b/>
+          <w:bCs/>
+        </w:rPr>
+        <w:t>Gitee</w:t>
+      </w:r>
+      <w:proofErr w:type="spellEnd"/>
+      <w:r>
+        <w:rPr>
+          <w:rFonts w:ascii="Times New Roman" w:eastAsia="宋体" w:hAnsi="Times New Roman" w:cs="Times New Roman"/>
         </w:rPr>
         <w:t>，并把</w:t>
       </w:r>
       <w:r>
         <w:rPr>
-          <w:rFonts w:hint="default" w:ascii="Times New Roman" w:hAnsi="Times New Roman" w:eastAsia="宋体" w:cs="Times New Roman"/>
-        </w:rPr>
-        <w:t xml:space="preserve"> totorocoder </w:t>
-      </w:r>
-      <w:r>
-        <w:rPr>
-          <w:rFonts w:hint="default" w:ascii="Times New Roman" w:hAnsi="Times New Roman" w:eastAsia="宋体" w:cs="Times New Roman"/>
+          <w:rFonts w:ascii="Times New Roman" w:eastAsia="宋体" w:hAnsi="Times New Roman" w:cs="Times New Roman"/>
+        </w:rPr>
+        <w:t xml:space="preserve"> </w:t>
+      </w:r>
+      <w:proofErr w:type="spellStart"/>
+      <w:r>
+        <w:rPr>
+          <w:rFonts w:ascii="Times New Roman" w:eastAsia="宋体" w:hAnsi="Times New Roman" w:cs="Times New Roman"/>
+        </w:rPr>
+        <w:t>totorocoder</w:t>
+      </w:r>
+      <w:proofErr w:type="spellEnd"/>
+      <w:r>
+        <w:rPr>
+          <w:rFonts w:ascii="Times New Roman" w:eastAsia="宋体" w:hAnsi="Times New Roman" w:cs="Times New Roman"/>
+        </w:rPr>
+        <w:t xml:space="preserve"> </w:t>
+      </w:r>
+      <w:r>
+        <w:rPr>
+          <w:rFonts w:ascii="Times New Roman" w:eastAsia="宋体" w:hAnsi="Times New Roman" w:cs="Times New Roman"/>
         </w:rPr>
         <w:t>加为开发者</w:t>
       </w:r>
@@ -566,247 +645,252 @@
           <w:numId w:val="2"/>
         </w:numPr>
         <w:rPr>
-          <w:rFonts w:hint="default" w:ascii="Times New Roman" w:hAnsi="Times New Roman" w:eastAsia="宋体" w:cs="Times New Roman"/>
-        </w:rPr>
-      </w:pPr>
-      <w:r>
-        <w:rPr>
-          <w:rFonts w:hint="default" w:ascii="Times New Roman" w:hAnsi="Times New Roman" w:eastAsia="宋体" w:cs="Times New Roman"/>
+          <w:rFonts w:ascii="Times New Roman" w:eastAsia="宋体" w:hAnsi="Times New Roman" w:cs="Times New Roman"/>
+        </w:rPr>
+      </w:pPr>
+      <w:r>
+        <w:rPr>
+          <w:rFonts w:ascii="Times New Roman" w:eastAsia="宋体" w:hAnsi="Times New Roman" w:cs="Times New Roman"/>
         </w:rPr>
         <w:t>仍要确保题目对应你被分配的那道题（做错题目按零分处理）</w:t>
       </w:r>
     </w:p>
     <w:p>
       <w:pPr>
-        <w:pStyle w:val="23"/>
-        <w:rPr>
-          <w:rFonts w:hint="default" w:ascii="Times New Roman" w:hAnsi="Times New Roman" w:eastAsia="宋体" w:cs="Times New Roman"/>
-        </w:rPr>
-      </w:pPr>
-      <w:r>
-        <w:rPr>
-          <w:rFonts w:hint="default" w:ascii="Times New Roman" w:hAnsi="Times New Roman" w:eastAsia="宋体" w:cs="Times New Roman"/>
+        <w:pStyle w:val="FirstParagraph"/>
+        <w:rPr>
+          <w:rFonts w:ascii="Times New Roman" w:eastAsia="宋体" w:hAnsi="Times New Roman" w:cs="Times New Roman"/>
+        </w:rPr>
+      </w:pPr>
+      <w:r>
+        <w:rPr>
+          <w:rFonts w:ascii="Times New Roman" w:eastAsia="宋体" w:hAnsi="Times New Roman" w:cs="Times New Roman"/>
         </w:rPr>
         <w:t>如果你按</w:t>
       </w:r>
       <w:r>
         <w:rPr>
-          <w:rFonts w:hint="default" w:ascii="Times New Roman" w:hAnsi="Times New Roman" w:eastAsia="宋体" w:cs="Times New Roman"/>
+          <w:rFonts w:ascii="Times New Roman" w:eastAsia="宋体" w:hAnsi="Times New Roman" w:cs="Times New Roman"/>
         </w:rPr>
         <w:t xml:space="preserve"> 08b </w:t>
       </w:r>
       <w:r>
         <w:rPr>
-          <w:rFonts w:hint="default" w:ascii="Times New Roman" w:hAnsi="Times New Roman" w:eastAsia="宋体" w:cs="Times New Roman"/>
+          <w:rFonts w:ascii="Times New Roman" w:eastAsia="宋体" w:hAnsi="Times New Roman" w:cs="Times New Roman"/>
         </w:rPr>
         <w:t>指导书做了，请直接看下面的</w:t>
       </w:r>
       <w:r>
         <w:rPr>
-          <w:rFonts w:hint="default" w:ascii="Times New Roman" w:hAnsi="Times New Roman" w:eastAsia="宋体" w:cs="Times New Roman"/>
+          <w:rFonts w:ascii="Times New Roman" w:eastAsia="宋体" w:hAnsi="Times New Roman" w:cs="Times New Roman"/>
         </w:rPr>
         <w:t xml:space="preserve"> 2</w:t>
       </w:r>
       <w:r>
         <w:rPr>
-          <w:rFonts w:hint="eastAsia" w:ascii="Times New Roman" w:hAnsi="Times New Roman" w:eastAsia="宋体" w:cs="Times New Roman"/>
-          <w:lang w:val="en-US" w:eastAsia="zh-CN"/>
+          <w:rFonts w:ascii="Times New Roman" w:eastAsia="宋体" w:hAnsi="Times New Roman" w:cs="Times New Roman" w:hint="eastAsia"/>
         </w:rPr>
         <w:t>0</w:t>
       </w:r>
       <w:r>
         <w:rPr>
-          <w:rFonts w:hint="default" w:ascii="Times New Roman" w:hAnsi="Times New Roman" w:eastAsia="宋体" w:cs="Times New Roman"/>
+          <w:rFonts w:ascii="Times New Roman" w:eastAsia="宋体" w:hAnsi="Times New Roman" w:cs="Times New Roman"/>
         </w:rPr>
         <w:t xml:space="preserve"> </w:t>
       </w:r>
       <w:r>
         <w:rPr>
-          <w:rFonts w:hint="default" w:ascii="Times New Roman" w:hAnsi="Times New Roman" w:eastAsia="宋体" w:cs="Times New Roman"/>
+          <w:rFonts w:ascii="Times New Roman" w:eastAsia="宋体" w:hAnsi="Times New Roman" w:cs="Times New Roman"/>
         </w:rPr>
         <w:t>项清单。</w:t>
       </w:r>
-      <w:bookmarkStart w:id="14" w:name="_GoBack"/>
-      <w:bookmarkEnd w:id="14"/>
-    </w:p>
-    <w:p>
-      <w:pPr>
-        <w:rPr>
-          <w:rFonts w:hint="default" w:ascii="Times New Roman" w:hAnsi="Times New Roman" w:eastAsia="宋体" w:cs="Times New Roman"/>
-        </w:rPr>
-      </w:pPr>
-      <w:r>
-        <w:rPr>
-          <w:rFonts w:hint="default" w:ascii="Times New Roman" w:hAnsi="Times New Roman" w:eastAsia="宋体" w:cs="Times New Roman"/>
-        </w:rPr>
-        <w:pict>
-          <v:rect id="_x0000_i1026" o:spt="1" style="height:1.5pt;width:0pt;" coordsize="21600,21600" o:hr="t" o:hrstd="t" o:hralign="center">
-            <v:path/>
-            <v:fill focussize="0,0"/>
-            <v:stroke/>
-            <v:imagedata o:title=""/>
-            <o:lock v:ext="edit"/>
-            <w10:wrap type="none"/>
-            <w10:anchorlock/>
-          </v:rect>
+    </w:p>
+    <w:p>
+      <w:pPr>
+        <w:rPr>
+          <w:rFonts w:ascii="Times New Roman" w:eastAsia="宋体" w:hAnsi="Times New Roman" w:cs="Times New Roman"/>
+        </w:rPr>
+      </w:pPr>
+      <w:r>
+        <w:rPr>
+          <w:rFonts w:ascii="Times New Roman" w:eastAsia="宋体" w:hAnsi="Times New Roman" w:cs="Times New Roman"/>
+        </w:rPr>
+        <w:pict w14:anchorId="660605D8">
+          <v:rect id="_x0000_i1026" style="width:0;height:1.5pt" o:hralign="center" o:hrstd="t" o:hr="t"/>
         </w:pict>
       </w:r>
     </w:p>
-    <w:bookmarkEnd w:id="2"/>
-    <w:p>
-      <w:pPr>
-        <w:pStyle w:val="4"/>
-        <w:rPr>
-          <w:rFonts w:hint="default" w:ascii="Times New Roman" w:hAnsi="Times New Roman" w:eastAsia="宋体" w:cs="Times New Roman"/>
+    <w:p>
+      <w:pPr>
+        <w:pStyle w:val="2"/>
+        <w:rPr>
+          <w:rFonts w:ascii="Times New Roman" w:eastAsia="宋体" w:hAnsi="Times New Roman" w:cs="Times New Roman"/>
         </w:rPr>
       </w:pPr>
       <w:bookmarkStart w:id="3" w:name="X64f959859839ea0fb75cd3a411c3decffc0e852"/>
-      <w:r>
-        <w:rPr>
-          <w:rFonts w:hint="default" w:ascii="Times New Roman" w:hAnsi="Times New Roman" w:eastAsia="宋体" w:cs="Times New Roman"/>
+      <w:bookmarkEnd w:id="2"/>
+      <w:r>
+        <w:rPr>
+          <w:rFonts w:ascii="Times New Roman" w:eastAsia="宋体" w:hAnsi="Times New Roman" w:cs="Times New Roman"/>
         </w:rPr>
         <w:t xml:space="preserve">🔴 </w:t>
       </w:r>
       <w:r>
         <w:rPr>
-          <w:rFonts w:hint="default" w:ascii="Times New Roman" w:hAnsi="Times New Roman" w:eastAsia="宋体" w:cs="Times New Roman"/>
+          <w:rFonts w:ascii="Times New Roman" w:eastAsia="宋体" w:hAnsi="Times New Roman" w:cs="Times New Roman"/>
         </w:rPr>
         <w:t>第一件事：检查仓库成员</w:t>
       </w:r>
     </w:p>
     <w:p>
       <w:pPr>
-        <w:pStyle w:val="23"/>
-        <w:rPr>
-          <w:rFonts w:hint="default" w:ascii="Times New Roman" w:hAnsi="Times New Roman" w:eastAsia="宋体" w:cs="Times New Roman"/>
-        </w:rPr>
-      </w:pPr>
-      <w:r>
-        <w:rPr>
-          <w:rFonts w:hint="default" w:ascii="Times New Roman" w:hAnsi="Times New Roman" w:eastAsia="宋体" w:cs="Times New Roman"/>
+        <w:pStyle w:val="FirstParagraph"/>
+        <w:rPr>
+          <w:rFonts w:ascii="Times New Roman" w:eastAsia="宋体" w:hAnsi="Times New Roman" w:cs="Times New Roman"/>
+        </w:rPr>
+      </w:pPr>
+      <w:r>
+        <w:rPr>
+          <w:rFonts w:ascii="Times New Roman" w:eastAsia="宋体" w:hAnsi="Times New Roman" w:cs="Times New Roman"/>
         </w:rPr>
         <w:t>打开你的</w:t>
       </w:r>
       <w:r>
         <w:rPr>
-          <w:rFonts w:hint="default" w:ascii="Times New Roman" w:hAnsi="Times New Roman" w:eastAsia="宋体" w:cs="Times New Roman"/>
-        </w:rPr>
-        <w:t xml:space="preserve"> Gitee </w:t>
-      </w:r>
-      <w:r>
-        <w:rPr>
-          <w:rFonts w:hint="default" w:ascii="Times New Roman" w:hAnsi="Times New Roman" w:eastAsia="宋体" w:cs="Times New Roman"/>
+          <w:rFonts w:ascii="Times New Roman" w:eastAsia="宋体" w:hAnsi="Times New Roman" w:cs="Times New Roman"/>
+        </w:rPr>
+        <w:t xml:space="preserve"> </w:t>
+      </w:r>
+      <w:proofErr w:type="spellStart"/>
+      <w:r>
+        <w:rPr>
+          <w:rFonts w:ascii="Times New Roman" w:eastAsia="宋体" w:hAnsi="Times New Roman" w:cs="Times New Roman"/>
+        </w:rPr>
+        <w:t>Gitee</w:t>
+      </w:r>
+      <w:proofErr w:type="spellEnd"/>
+      <w:r>
+        <w:rPr>
+          <w:rFonts w:ascii="Times New Roman" w:eastAsia="宋体" w:hAnsi="Times New Roman" w:cs="Times New Roman"/>
+        </w:rPr>
+        <w:t xml:space="preserve"> </w:t>
+      </w:r>
+      <w:r>
+        <w:rPr>
+          <w:rFonts w:ascii="Times New Roman" w:eastAsia="宋体" w:hAnsi="Times New Roman" w:cs="Times New Roman"/>
         </w:rPr>
         <w:t>仓库</w:t>
       </w:r>
       <w:r>
         <w:rPr>
-          <w:rFonts w:hint="default" w:ascii="Times New Roman" w:hAnsi="Times New Roman" w:eastAsia="宋体" w:cs="Times New Roman"/>
+          <w:rFonts w:ascii="Times New Roman" w:eastAsia="宋体" w:hAnsi="Times New Roman" w:cs="Times New Roman"/>
         </w:rPr>
         <w:t xml:space="preserve"> → </w:t>
       </w:r>
       <w:r>
         <w:rPr>
-          <w:rFonts w:hint="default" w:ascii="Times New Roman" w:hAnsi="Times New Roman" w:eastAsia="宋体" w:cs="Times New Roman"/>
+          <w:rFonts w:ascii="Times New Roman" w:eastAsia="宋体" w:hAnsi="Times New Roman" w:cs="Times New Roman"/>
         </w:rPr>
         <w:t>管理</w:t>
       </w:r>
       <w:r>
         <w:rPr>
-          <w:rFonts w:hint="default" w:ascii="Times New Roman" w:hAnsi="Times New Roman" w:eastAsia="宋体" w:cs="Times New Roman"/>
+          <w:rFonts w:ascii="Times New Roman" w:eastAsia="宋体" w:hAnsi="Times New Roman" w:cs="Times New Roman"/>
         </w:rPr>
         <w:t xml:space="preserve"> → </w:t>
       </w:r>
       <w:r>
         <w:rPr>
-          <w:rFonts w:hint="default" w:ascii="Times New Roman" w:hAnsi="Times New Roman" w:eastAsia="宋体" w:cs="Times New Roman"/>
+          <w:rFonts w:ascii="Times New Roman" w:eastAsia="宋体" w:hAnsi="Times New Roman" w:cs="Times New Roman"/>
         </w:rPr>
         <w:t>成员管理</w:t>
       </w:r>
       <w:r>
         <w:rPr>
-          <w:rFonts w:hint="default" w:ascii="Times New Roman" w:hAnsi="Times New Roman" w:eastAsia="宋体" w:cs="Times New Roman"/>
+          <w:rFonts w:ascii="Times New Roman" w:eastAsia="宋体" w:hAnsi="Times New Roman" w:cs="Times New Roman"/>
         </w:rPr>
         <w:t xml:space="preserve"> → </w:t>
       </w:r>
       <w:r>
         <w:rPr>
-          <w:rFonts w:hint="default" w:ascii="Times New Roman" w:hAnsi="Times New Roman" w:eastAsia="宋体" w:cs="Times New Roman"/>
+          <w:rFonts w:ascii="Times New Roman" w:eastAsia="宋体" w:hAnsi="Times New Roman" w:cs="Times New Roman"/>
         </w:rPr>
         <w:t>看</w:t>
       </w:r>
       <w:r>
         <w:rPr>
-          <w:rFonts w:hint="default" w:ascii="Times New Roman" w:hAnsi="Times New Roman" w:eastAsia="宋体" w:cs="Times New Roman"/>
+          <w:rFonts w:ascii="Times New Roman" w:eastAsia="宋体" w:hAnsi="Times New Roman" w:cs="Times New Roman"/>
         </w:rPr>
         <w:t xml:space="preserve"> </w:t>
       </w:r>
-      <w:r>
-        <w:rPr>
-          <w:rStyle w:val="48"/>
-          <w:rFonts w:hint="default" w:ascii="Times New Roman" w:hAnsi="Times New Roman" w:eastAsia="宋体" w:cs="Times New Roman"/>
+      <w:proofErr w:type="spellStart"/>
+      <w:r>
+        <w:rPr>
+          <w:rStyle w:val="VerbatimChar"/>
+          <w:rFonts w:ascii="Times New Roman" w:eastAsia="宋体" w:hAnsi="Times New Roman" w:cs="Times New Roman"/>
         </w:rPr>
         <w:t>totorocoder</w:t>
       </w:r>
-      <w:r>
-        <w:rPr>
-          <w:rFonts w:hint="default" w:ascii="Times New Roman" w:hAnsi="Times New Roman" w:eastAsia="宋体" w:cs="Times New Roman"/>
+      <w:proofErr w:type="spellEnd"/>
+      <w:r>
+        <w:rPr>
+          <w:rFonts w:ascii="Times New Roman" w:eastAsia="宋体" w:hAnsi="Times New Roman" w:cs="Times New Roman"/>
         </w:rPr>
         <w:t xml:space="preserve"> </w:t>
       </w:r>
       <w:r>
         <w:rPr>
-          <w:rFonts w:hint="default" w:ascii="Times New Roman" w:hAnsi="Times New Roman" w:eastAsia="宋体" w:cs="Times New Roman"/>
+          <w:rFonts w:ascii="Times New Roman" w:eastAsia="宋体" w:hAnsi="Times New Roman" w:cs="Times New Roman"/>
         </w:rPr>
         <w:t>是否在「开发者」列表里。</w:t>
       </w:r>
     </w:p>
     <w:p>
       <w:pPr>
-        <w:pStyle w:val="13"/>
-        <w:rPr>
-          <w:rFonts w:hint="default" w:ascii="Times New Roman" w:hAnsi="Times New Roman" w:eastAsia="宋体" w:cs="Times New Roman"/>
-        </w:rPr>
-      </w:pPr>
-      <w:r>
-        <w:rPr>
-          <w:rFonts w:hint="default" w:ascii="Times New Roman" w:hAnsi="Times New Roman" w:eastAsia="宋体" w:cs="Times New Roman"/>
+        <w:pStyle w:val="a6"/>
+        <w:rPr>
+          <w:rFonts w:ascii="Times New Roman" w:eastAsia="宋体" w:hAnsi="Times New Roman" w:cs="Times New Roman"/>
+        </w:rPr>
+      </w:pPr>
+      <w:r>
+        <w:rPr>
+          <w:rFonts w:ascii="Times New Roman" w:eastAsia="宋体" w:hAnsi="Times New Roman" w:cs="Times New Roman"/>
         </w:rPr>
         <w:t>没加</w:t>
       </w:r>
       <w:r>
         <w:rPr>
-          <w:rFonts w:hint="default" w:ascii="Times New Roman" w:hAnsi="Times New Roman" w:eastAsia="宋体" w:cs="Times New Roman"/>
+          <w:rFonts w:ascii="Times New Roman" w:eastAsia="宋体" w:hAnsi="Times New Roman" w:cs="Times New Roman"/>
         </w:rPr>
         <w:t xml:space="preserve"> = </w:t>
       </w:r>
       <w:r>
         <w:rPr>
-          <w:rFonts w:hint="default" w:ascii="Times New Roman" w:hAnsi="Times New Roman" w:eastAsia="宋体" w:cs="Times New Roman"/>
+          <w:rFonts w:ascii="Times New Roman" w:eastAsia="宋体" w:hAnsi="Times New Roman" w:cs="Times New Roman"/>
         </w:rPr>
         <w:t>老师看不到你的仓库</w:t>
       </w:r>
       <w:r>
         <w:rPr>
-          <w:rFonts w:hint="default" w:ascii="Times New Roman" w:hAnsi="Times New Roman" w:eastAsia="宋体" w:cs="Times New Roman"/>
+          <w:rFonts w:ascii="Times New Roman" w:eastAsia="宋体" w:hAnsi="Times New Roman" w:cs="Times New Roman"/>
         </w:rPr>
         <w:t xml:space="preserve"> = </w:t>
       </w:r>
       <w:r>
         <w:rPr>
-          <w:rFonts w:hint="default" w:ascii="Times New Roman" w:hAnsi="Times New Roman" w:eastAsia="宋体" w:cs="Times New Roman"/>
+          <w:rFonts w:ascii="Times New Roman" w:eastAsia="宋体" w:hAnsi="Times New Roman" w:cs="Times New Roman"/>
         </w:rPr>
         <w:t>整体视为未完成</w:t>
       </w:r>
       <w:r>
         <w:rPr>
-          <w:rFonts w:hint="default" w:ascii="Times New Roman" w:hAnsi="Times New Roman" w:eastAsia="宋体" w:cs="Times New Roman"/>
+          <w:rFonts w:ascii="Times New Roman" w:eastAsia="宋体" w:hAnsi="Times New Roman" w:cs="Times New Roman"/>
         </w:rPr>
         <w:t xml:space="preserve"> = </w:t>
       </w:r>
       <w:r>
         <w:rPr>
-          <w:rFonts w:hint="default" w:ascii="Times New Roman" w:hAnsi="Times New Roman" w:eastAsia="宋体" w:cs="Times New Roman"/>
+          <w:rFonts w:ascii="Times New Roman" w:eastAsia="宋体" w:hAnsi="Times New Roman" w:cs="Times New Roman"/>
           <w:b/>
           <w:bCs/>
         </w:rPr>
@@ -814,7 +898,7 @@
       </w:r>
       <w:r>
         <w:rPr>
-          <w:rFonts w:hint="default" w:ascii="Times New Roman" w:hAnsi="Times New Roman" w:eastAsia="宋体" w:cs="Times New Roman"/>
+          <w:rFonts w:ascii="Times New Roman" w:eastAsia="宋体" w:hAnsi="Times New Roman" w:cs="Times New Roman"/>
           <w:b/>
           <w:bCs/>
         </w:rPr>
@@ -822,7 +906,7 @@
       </w:r>
       <w:r>
         <w:rPr>
-          <w:rFonts w:hint="default" w:ascii="Times New Roman" w:hAnsi="Times New Roman" w:eastAsia="宋体" w:cs="Times New Roman"/>
+          <w:rFonts w:ascii="Times New Roman" w:eastAsia="宋体" w:hAnsi="Times New Roman" w:cs="Times New Roman"/>
           <w:b/>
           <w:bCs/>
         </w:rPr>
@@ -831,26 +915,26 @@
     </w:p>
     <w:p>
       <w:pPr>
-        <w:pStyle w:val="23"/>
-        <w:rPr>
-          <w:rFonts w:hint="default" w:ascii="Times New Roman" w:hAnsi="Times New Roman" w:eastAsia="宋体" w:cs="Times New Roman"/>
-        </w:rPr>
-      </w:pPr>
-      <w:r>
-        <w:rPr>
-          <w:rFonts w:hint="default" w:ascii="Times New Roman" w:hAnsi="Times New Roman" w:eastAsia="宋体" w:cs="Times New Roman"/>
+        <w:pStyle w:val="FirstParagraph"/>
+        <w:rPr>
+          <w:rFonts w:ascii="Times New Roman" w:eastAsia="宋体" w:hAnsi="Times New Roman" w:cs="Times New Roman"/>
+        </w:rPr>
+      </w:pPr>
+      <w:r>
+        <w:rPr>
+          <w:rFonts w:ascii="Times New Roman" w:eastAsia="宋体" w:hAnsi="Times New Roman" w:cs="Times New Roman"/>
         </w:rPr>
         <w:t>本周扫描已有</w:t>
       </w:r>
       <w:r>
         <w:rPr>
-          <w:rFonts w:hint="default" w:ascii="Times New Roman" w:hAnsi="Times New Roman" w:eastAsia="宋体" w:cs="Times New Roman"/>
+          <w:rFonts w:ascii="Times New Roman" w:eastAsia="宋体" w:hAnsi="Times New Roman" w:cs="Times New Roman"/>
         </w:rPr>
         <w:t xml:space="preserve"> </w:t>
       </w:r>
       <w:r>
         <w:rPr>
-          <w:rFonts w:hint="default" w:ascii="Times New Roman" w:hAnsi="Times New Roman" w:eastAsia="宋体" w:cs="Times New Roman"/>
+          <w:rFonts w:ascii="Times New Roman" w:eastAsia="宋体" w:hAnsi="Times New Roman" w:cs="Times New Roman"/>
           <w:b/>
           <w:bCs/>
         </w:rPr>
@@ -858,7 +942,7 @@
       </w:r>
       <w:r>
         <w:rPr>
-          <w:rFonts w:hint="default" w:ascii="Times New Roman" w:hAnsi="Times New Roman" w:eastAsia="宋体" w:cs="Times New Roman"/>
+          <w:rFonts w:ascii="Times New Roman" w:eastAsia="宋体" w:hAnsi="Times New Roman" w:cs="Times New Roman"/>
           <w:b/>
           <w:bCs/>
         </w:rPr>
@@ -866,142 +950,140 @@
       </w:r>
       <w:r>
         <w:rPr>
-          <w:rFonts w:hint="default" w:ascii="Times New Roman" w:hAnsi="Times New Roman" w:eastAsia="宋体" w:cs="Times New Roman"/>
+          <w:rFonts w:ascii="Times New Roman" w:eastAsia="宋体" w:hAnsi="Times New Roman" w:cs="Times New Roman"/>
         </w:rPr>
         <w:t>因此完全失败，全</w:t>
       </w:r>
       <w:r>
         <w:rPr>
-          <w:rFonts w:hint="default" w:ascii="Times New Roman" w:hAnsi="Times New Roman" w:eastAsia="宋体" w:cs="Times New Roman"/>
+          <w:rFonts w:ascii="Times New Roman" w:eastAsia="宋体" w:hAnsi="Times New Roman" w:cs="Times New Roman"/>
         </w:rPr>
         <w:t xml:space="preserve"> 6 </w:t>
       </w:r>
       <w:r>
         <w:rPr>
-          <w:rFonts w:hint="default" w:ascii="Times New Roman" w:hAnsi="Times New Roman" w:eastAsia="宋体" w:cs="Times New Roman"/>
+          <w:rFonts w:ascii="Times New Roman" w:eastAsia="宋体" w:hAnsi="Times New Roman" w:cs="Times New Roman"/>
         </w:rPr>
         <w:t>个班都有，请务必排查！</w:t>
       </w:r>
     </w:p>
     <w:p>
       <w:pPr>
+        <w:pStyle w:val="a0"/>
+        <w:rPr>
+          <w:rFonts w:ascii="Times New Roman" w:eastAsia="宋体" w:hAnsi="Times New Roman" w:cs="Times New Roman"/>
+        </w:rPr>
+      </w:pPr>
+      <w:r>
+        <w:rPr>
+          <w:rFonts w:ascii="Times New Roman" w:eastAsia="宋体" w:hAnsi="Times New Roman" w:cs="Times New Roman"/>
+        </w:rPr>
+        <w:t>参考</w:t>
+      </w:r>
+      <w:r>
+        <w:rPr>
+          <w:rFonts w:ascii="Times New Roman" w:eastAsia="宋体" w:hAnsi="Times New Roman" w:cs="Times New Roman"/>
+        </w:rPr>
+        <w:t xml:space="preserve"> 08b §1.3</w:t>
+      </w:r>
+      <w:r>
+        <w:rPr>
+          <w:rFonts w:ascii="Times New Roman" w:eastAsia="宋体" w:hAnsi="Times New Roman" w:cs="Times New Roman"/>
+        </w:rPr>
+        <w:t>。</w:t>
+      </w:r>
+    </w:p>
+    <w:p>
+      <w:pPr>
+        <w:rPr>
+          <w:rFonts w:ascii="Times New Roman" w:eastAsia="宋体" w:hAnsi="Times New Roman" w:cs="Times New Roman"/>
+        </w:rPr>
+      </w:pPr>
+      <w:r>
+        <w:rPr>
+          <w:rFonts w:ascii="Times New Roman" w:eastAsia="宋体" w:hAnsi="Times New Roman" w:cs="Times New Roman"/>
+        </w:rPr>
+        <w:pict w14:anchorId="101B2988">
+          <v:rect id="_x0000_i1027" style="width:0;height:1.5pt" o:hralign="center" o:hrstd="t" o:hr="t"/>
+        </w:pict>
+      </w:r>
+    </w:p>
+    <w:p>
+      <w:pPr>
+        <w:pStyle w:val="2"/>
+        <w:rPr>
+          <w:rFonts w:ascii="Times New Roman" w:eastAsia="宋体" w:hAnsi="Times New Roman" w:cs="Times New Roman"/>
+        </w:rPr>
+      </w:pPr>
+      <w:bookmarkStart w:id="4" w:name="X4422485429b691b275bc3448afa7f02db9f4ffc"/>
+      <w:bookmarkEnd w:id="3"/>
+      <w:r>
+        <w:rPr>
+          <w:rFonts w:ascii="Times New Roman" w:eastAsia="宋体" w:hAnsi="Times New Roman" w:cs="Times New Roman"/>
+        </w:rPr>
+        <w:lastRenderedPageBreak/>
+        <w:t xml:space="preserve">📋 </w:t>
+      </w:r>
+      <w:r>
+        <w:rPr>
+          <w:rFonts w:ascii="Times New Roman" w:eastAsia="宋体" w:hAnsi="Times New Roman" w:cs="Times New Roman"/>
+        </w:rPr>
+        <w:t>仓库必交清单（共</w:t>
+      </w:r>
+      <w:r>
+        <w:rPr>
+          <w:rFonts w:ascii="Times New Roman" w:eastAsia="宋体" w:hAnsi="Times New Roman" w:cs="Times New Roman"/>
+        </w:rPr>
+        <w:t xml:space="preserve"> 2</w:t>
+      </w:r>
+      <w:r>
+        <w:rPr>
+          <w:rFonts w:ascii="Times New Roman" w:eastAsia="宋体" w:hAnsi="Times New Roman" w:cs="Times New Roman" w:hint="eastAsia"/>
+        </w:rPr>
+        <w:t>0</w:t>
+      </w:r>
+      <w:r>
+        <w:rPr>
+          <w:rFonts w:ascii="Times New Roman" w:eastAsia="宋体" w:hAnsi="Times New Roman" w:cs="Times New Roman"/>
+        </w:rPr>
+        <w:t xml:space="preserve"> </w:t>
+      </w:r>
+      <w:r>
+        <w:rPr>
+          <w:rFonts w:ascii="Times New Roman" w:eastAsia="宋体" w:hAnsi="Times New Roman" w:cs="Times New Roman"/>
+        </w:rPr>
+        <w:t>项，缺任意一项即视为未完成）</w:t>
+      </w:r>
+    </w:p>
+    <w:p>
+      <w:pPr>
         <w:pStyle w:val="3"/>
         <w:rPr>
-          <w:rFonts w:hint="default" w:ascii="Times New Roman" w:hAnsi="Times New Roman" w:eastAsia="宋体" w:cs="Times New Roman"/>
-        </w:rPr>
-      </w:pPr>
-      <w:r>
-        <w:rPr>
-          <w:rFonts w:hint="default" w:ascii="Times New Roman" w:hAnsi="Times New Roman" w:eastAsia="宋体" w:cs="Times New Roman"/>
-        </w:rPr>
-        <w:t>参考</w:t>
-      </w:r>
-      <w:r>
-        <w:rPr>
-          <w:rFonts w:hint="default" w:ascii="Times New Roman" w:hAnsi="Times New Roman" w:eastAsia="宋体" w:cs="Times New Roman"/>
-        </w:rPr>
-        <w:t xml:space="preserve"> 08b §1.3。</w:t>
-      </w:r>
-    </w:p>
-    <w:p>
-      <w:pPr>
-        <w:rPr>
-          <w:rFonts w:hint="default" w:ascii="Times New Roman" w:hAnsi="Times New Roman" w:eastAsia="宋体" w:cs="Times New Roman"/>
-        </w:rPr>
-      </w:pPr>
-      <w:r>
-        <w:rPr>
-          <w:rFonts w:hint="default" w:ascii="Times New Roman" w:hAnsi="Times New Roman" w:eastAsia="宋体" w:cs="Times New Roman"/>
-        </w:rPr>
-        <w:pict>
-          <v:rect id="_x0000_i1027" o:spt="1" style="height:1.5pt;width:0pt;" coordsize="21600,21600" o:hr="t" o:hrstd="t" o:hralign="center">
-            <v:path/>
-            <v:fill focussize="0,0"/>
-            <v:stroke/>
-            <v:imagedata o:title=""/>
-            <o:lock v:ext="edit"/>
-            <w10:wrap type="none"/>
-            <w10:anchorlock/>
-          </v:rect>
-        </w:pict>
-      </w:r>
-    </w:p>
-    <w:bookmarkEnd w:id="3"/>
-    <w:p>
-      <w:pPr>
-        <w:pStyle w:val="4"/>
-        <w:rPr>
-          <w:rFonts w:hint="default" w:ascii="Times New Roman" w:hAnsi="Times New Roman" w:eastAsia="宋体" w:cs="Times New Roman"/>
-        </w:rPr>
-      </w:pPr>
-      <w:bookmarkStart w:id="4" w:name="X4422485429b691b275bc3448afa7f02db9f4ffc"/>
-      <w:r>
-        <w:rPr>
-          <w:rFonts w:hint="default" w:ascii="Times New Roman" w:hAnsi="Times New Roman" w:eastAsia="宋体" w:cs="Times New Roman"/>
-        </w:rPr>
-        <w:t xml:space="preserve">📋 </w:t>
-      </w:r>
-      <w:r>
-        <w:rPr>
-          <w:rFonts w:hint="default" w:ascii="Times New Roman" w:hAnsi="Times New Roman" w:eastAsia="宋体" w:cs="Times New Roman"/>
-        </w:rPr>
-        <w:t>仓库必交清单（共</w:t>
-      </w:r>
-      <w:r>
-        <w:rPr>
-          <w:rFonts w:hint="default" w:ascii="Times New Roman" w:hAnsi="Times New Roman" w:eastAsia="宋体" w:cs="Times New Roman"/>
-        </w:rPr>
-        <w:t xml:space="preserve"> 2</w:t>
-      </w:r>
-      <w:r>
-        <w:rPr>
-          <w:rFonts w:hint="eastAsia" w:ascii="Times New Roman" w:hAnsi="Times New Roman" w:eastAsia="宋体" w:cs="Times New Roman"/>
-          <w:lang w:val="en-US" w:eastAsia="zh-CN"/>
-        </w:rPr>
-        <w:t>0</w:t>
-      </w:r>
-      <w:r>
-        <w:rPr>
-          <w:rFonts w:hint="default" w:ascii="Times New Roman" w:hAnsi="Times New Roman" w:eastAsia="宋体" w:cs="Times New Roman"/>
-        </w:rPr>
-        <w:t xml:space="preserve"> </w:t>
-      </w:r>
-      <w:r>
-        <w:rPr>
-          <w:rFonts w:hint="default" w:ascii="Times New Roman" w:hAnsi="Times New Roman" w:eastAsia="宋体" w:cs="Times New Roman"/>
-        </w:rPr>
-        <w:t>项，缺任意一项即视为未完成）</w:t>
-      </w:r>
-    </w:p>
-    <w:p>
-      <w:pPr>
-        <w:pStyle w:val="5"/>
-        <w:rPr>
-          <w:rFonts w:hint="default" w:ascii="Times New Roman" w:hAnsi="Times New Roman" w:eastAsia="宋体" w:cs="Times New Roman"/>
+          <w:rFonts w:ascii="Times New Roman" w:eastAsia="宋体" w:hAnsi="Times New Roman" w:cs="Times New Roman"/>
         </w:rPr>
       </w:pPr>
       <w:bookmarkStart w:id="5" w:name="phase-0-项目骨架--6-项"/>
       <w:r>
         <w:rPr>
-          <w:rFonts w:hint="default" w:ascii="Times New Roman" w:hAnsi="Times New Roman" w:eastAsia="宋体" w:cs="Times New Roman"/>
+          <w:rFonts w:ascii="Times New Roman" w:eastAsia="宋体" w:hAnsi="Times New Roman" w:cs="Times New Roman"/>
         </w:rPr>
         <w:t xml:space="preserve">Phase 0 </w:t>
       </w:r>
       <w:r>
         <w:rPr>
-          <w:rFonts w:hint="default" w:ascii="Times New Roman" w:hAnsi="Times New Roman" w:eastAsia="宋体" w:cs="Times New Roman"/>
+          <w:rFonts w:ascii="Times New Roman" w:eastAsia="宋体" w:hAnsi="Times New Roman" w:cs="Times New Roman"/>
         </w:rPr>
         <w:t>项目骨架</w:t>
       </w:r>
       <w:r>
         <w:rPr>
-          <w:rFonts w:hint="default" w:ascii="Times New Roman" w:hAnsi="Times New Roman" w:eastAsia="宋体" w:cs="Times New Roman"/>
+          <w:rFonts w:ascii="Times New Roman" w:eastAsia="宋体" w:hAnsi="Times New Roman" w:cs="Times New Roman"/>
         </w:rPr>
         <w:t xml:space="preserve"> · 6 </w:t>
       </w:r>
       <w:r>
         <w:rPr>
-          <w:rFonts w:hint="default" w:ascii="Times New Roman" w:hAnsi="Times New Roman" w:eastAsia="宋体" w:cs="Times New Roman"/>
+          <w:rFonts w:ascii="Times New Roman" w:eastAsia="宋体" w:hAnsi="Times New Roman" w:cs="Times New Roman"/>
         </w:rPr>
         <w:t>项</w:t>
       </w:r>
@@ -1013,67 +1095,88 @@
           <w:numId w:val="3"/>
         </w:numPr>
         <w:rPr>
-          <w:rFonts w:hint="default" w:ascii="Times New Roman" w:hAnsi="Times New Roman" w:eastAsia="宋体" w:cs="Times New Roman"/>
-        </w:rPr>
-      </w:pPr>
-      <w:r>
-        <w:rPr>
-          <w:rStyle w:val="48"/>
-          <w:rFonts w:hint="default" w:ascii="Times New Roman" w:hAnsi="Times New Roman" w:eastAsia="宋体" w:cs="Times New Roman"/>
-        </w:rPr>
-        <w:t>docs/00-选题标定.md</w:t>
-      </w:r>
-      <w:r>
-        <w:rPr>
-          <w:rFonts w:hint="default" w:ascii="Times New Roman" w:hAnsi="Times New Roman" w:eastAsia="宋体" w:cs="Times New Roman"/>
+          <w:rFonts w:ascii="Times New Roman" w:eastAsia="宋体" w:hAnsi="Times New Roman" w:cs="Times New Roman"/>
+        </w:rPr>
+      </w:pPr>
+      <w:r>
+        <w:rPr>
+          <w:rStyle w:val="VerbatimChar"/>
+          <w:rFonts w:ascii="Times New Roman" w:eastAsia="宋体" w:hAnsi="Times New Roman" w:cs="Times New Roman"/>
+        </w:rPr>
+        <w:t>docs/00-</w:t>
+      </w:r>
+      <w:r>
+        <w:rPr>
+          <w:rStyle w:val="VerbatimChar"/>
+          <w:rFonts w:ascii="Times New Roman" w:eastAsia="宋体" w:hAnsi="Times New Roman" w:cs="Times New Roman"/>
+        </w:rPr>
+        <w:t>选题标定</w:t>
+      </w:r>
+      <w:r>
+        <w:rPr>
+          <w:rStyle w:val="VerbatimChar"/>
+          <w:rFonts w:ascii="Times New Roman" w:eastAsia="宋体" w:hAnsi="Times New Roman" w:cs="Times New Roman"/>
+        </w:rPr>
+        <w:t>.md</w:t>
+      </w:r>
+      <w:r>
+        <w:rPr>
+          <w:rFonts w:ascii="Times New Roman" w:eastAsia="宋体" w:hAnsi="Times New Roman" w:cs="Times New Roman"/>
         </w:rPr>
         <w:t>（首行格式：</w:t>
       </w:r>
       <w:r>
         <w:rPr>
-          <w:rStyle w:val="48"/>
-          <w:rFonts w:hint="default" w:ascii="Times New Roman" w:hAnsi="Times New Roman" w:eastAsia="宋体" w:cs="Times New Roman"/>
+          <w:rStyle w:val="VerbatimChar"/>
+          <w:rFonts w:ascii="Times New Roman" w:eastAsia="宋体" w:hAnsi="Times New Roman" w:cs="Times New Roman"/>
         </w:rPr>
         <w:t xml:space="preserve"># </w:t>
       </w:r>
       <w:r>
         <w:rPr>
-          <w:rStyle w:val="48"/>
-          <w:rFonts w:hint="default" w:ascii="Times New Roman" w:hAnsi="Times New Roman" w:eastAsia="宋体" w:cs="Times New Roman"/>
+          <w:rStyle w:val="VerbatimChar"/>
+          <w:rFonts w:ascii="Times New Roman" w:eastAsia="宋体" w:hAnsi="Times New Roman" w:cs="Times New Roman"/>
         </w:rPr>
         <w:t>选题标定</w:t>
       </w:r>
       <w:r>
         <w:rPr>
-          <w:rStyle w:val="48"/>
-          <w:rFonts w:hint="default" w:ascii="Times New Roman" w:hAnsi="Times New Roman" w:eastAsia="宋体" w:cs="Times New Roman"/>
+          <w:rStyle w:val="VerbatimChar"/>
+          <w:rFonts w:ascii="Times New Roman" w:eastAsia="宋体" w:hAnsi="Times New Roman" w:cs="Times New Roman"/>
         </w:rPr>
         <w:t xml:space="preserve"> · </w:t>
       </w:r>
       <w:r>
         <w:rPr>
-          <w:rStyle w:val="48"/>
-          <w:rFonts w:hint="default" w:ascii="Times New Roman" w:hAnsi="Times New Roman" w:eastAsia="宋体" w:cs="Times New Roman"/>
+          <w:rStyle w:val="VerbatimChar"/>
+          <w:rFonts w:ascii="Times New Roman" w:eastAsia="宋体" w:hAnsi="Times New Roman" w:cs="Times New Roman"/>
         </w:rPr>
         <w:t>第</w:t>
       </w:r>
       <w:r>
         <w:rPr>
-          <w:rStyle w:val="48"/>
-          <w:rFonts w:hint="default" w:ascii="Times New Roman" w:hAnsi="Times New Roman" w:eastAsia="宋体" w:cs="Times New Roman"/>
+          <w:rStyle w:val="VerbatimChar"/>
+          <w:rFonts w:ascii="Times New Roman" w:eastAsia="宋体" w:hAnsi="Times New Roman" w:cs="Times New Roman"/>
         </w:rPr>
         <w:t xml:space="preserve"> X </w:t>
       </w:r>
       <w:r>
         <w:rPr>
-          <w:rStyle w:val="48"/>
-          <w:rFonts w:hint="default" w:ascii="Times New Roman" w:hAnsi="Times New Roman" w:eastAsia="宋体" w:cs="Times New Roman"/>
-        </w:rPr>
-        <w:t>题：xxx</w:t>
-      </w:r>
-      <w:r>
-        <w:rPr>
-          <w:rFonts w:hint="default" w:ascii="Times New Roman" w:hAnsi="Times New Roman" w:eastAsia="宋体" w:cs="Times New Roman"/>
+          <w:rStyle w:val="VerbatimChar"/>
+          <w:rFonts w:ascii="Times New Roman" w:eastAsia="宋体" w:hAnsi="Times New Roman" w:cs="Times New Roman"/>
+        </w:rPr>
+        <w:t>题：</w:t>
+      </w:r>
+      <w:r>
+        <w:rPr>
+          <w:rStyle w:val="VerbatimChar"/>
+          <w:rFonts w:ascii="Times New Roman" w:eastAsia="宋体" w:hAnsi="Times New Roman" w:cs="Times New Roman"/>
+        </w:rPr>
+        <w:t>xxx</w:t>
+      </w:r>
+      <w:r>
+        <w:rPr>
+          <w:rFonts w:ascii="Times New Roman" w:eastAsia="宋体" w:hAnsi="Times New Roman" w:cs="Times New Roman"/>
         </w:rPr>
         <w:t>）</w:t>
       </w:r>
@@ -1085,15 +1188,29 @@
           <w:numId w:val="3"/>
         </w:numPr>
         <w:rPr>
-          <w:rFonts w:hint="default" w:ascii="Times New Roman" w:hAnsi="Times New Roman" w:eastAsia="宋体" w:cs="Times New Roman"/>
-        </w:rPr>
-      </w:pPr>
-      <w:r>
-        <w:rPr>
-          <w:rStyle w:val="48"/>
-          <w:rFonts w:hint="default" w:ascii="Times New Roman" w:hAnsi="Times New Roman" w:eastAsia="宋体" w:cs="Times New Roman"/>
-        </w:rPr>
-        <w:t>docs/对话记录/Phase0-R00-scoping-review-*.md</w:t>
+          <w:rFonts w:ascii="Times New Roman" w:eastAsia="宋体" w:hAnsi="Times New Roman" w:cs="Times New Roman"/>
+        </w:rPr>
+      </w:pPr>
+      <w:r>
+        <w:rPr>
+          <w:rStyle w:val="VerbatimChar"/>
+          <w:rFonts w:ascii="Times New Roman" w:eastAsia="宋体" w:hAnsi="Times New Roman" w:cs="Times New Roman"/>
+        </w:rPr>
+        <w:t>docs/</w:t>
+      </w:r>
+      <w:r>
+        <w:rPr>
+          <w:rStyle w:val="VerbatimChar"/>
+          <w:rFonts w:ascii="Times New Roman" w:eastAsia="宋体" w:hAnsi="Times New Roman" w:cs="Times New Roman"/>
+        </w:rPr>
+        <w:t>对话记录</w:t>
+      </w:r>
+      <w:r>
+        <w:rPr>
+          <w:rStyle w:val="VerbatimChar"/>
+          <w:rFonts w:ascii="Times New Roman" w:eastAsia="宋体" w:hAnsi="Times New Roman" w:cs="Times New Roman"/>
+        </w:rPr>
+        <w:t>/Phase0-R00-scoping-review-*.md</w:t>
       </w:r>
     </w:p>
     <w:p>
@@ -1103,51 +1220,79 @@
           <w:numId w:val="3"/>
         </w:numPr>
         <w:rPr>
-          <w:rFonts w:hint="default" w:ascii="Times New Roman" w:hAnsi="Times New Roman" w:eastAsia="宋体" w:cs="Times New Roman"/>
-        </w:rPr>
-      </w:pPr>
-      <w:r>
-        <w:rPr>
-          <w:rStyle w:val="48"/>
-          <w:rFonts w:hint="default" w:ascii="Times New Roman" w:hAnsi="Times New Roman" w:eastAsia="宋体" w:cs="Times New Roman"/>
+          <w:rFonts w:ascii="Times New Roman" w:eastAsia="宋体" w:hAnsi="Times New Roman" w:cs="Times New Roman"/>
+        </w:rPr>
+      </w:pPr>
+      <w:r>
+        <w:rPr>
+          <w:rStyle w:val="VerbatimChar"/>
+          <w:rFonts w:ascii="Times New Roman" w:eastAsia="宋体" w:hAnsi="Times New Roman" w:cs="Times New Roman"/>
         </w:rPr>
         <w:t>CLAUDE.md</w:t>
       </w:r>
       <w:r>
         <w:rPr>
-          <w:rFonts w:hint="default" w:ascii="Times New Roman" w:hAnsi="Times New Roman" w:eastAsia="宋体" w:cs="Times New Roman"/>
+          <w:rFonts w:ascii="Times New Roman" w:eastAsia="宋体" w:hAnsi="Times New Roman" w:cs="Times New Roman"/>
         </w:rPr>
         <w:t>（</w:t>
       </w:r>
       <w:r>
         <w:rPr>
-          <w:rStyle w:val="48"/>
-          <w:rFonts w:hint="default" w:ascii="Times New Roman" w:hAnsi="Times New Roman" w:eastAsia="宋体" w:cs="Times New Roman"/>
-        </w:rPr>
-        <w:t>{{题目}}</w:t>
-      </w:r>
-      <w:r>
-        <w:rPr>
-          <w:rFonts w:hint="default" w:ascii="Times New Roman" w:hAnsi="Times New Roman" w:eastAsia="宋体" w:cs="Times New Roman"/>
+          <w:rStyle w:val="VerbatimChar"/>
+          <w:rFonts w:ascii="Times New Roman" w:eastAsia="宋体" w:hAnsi="Times New Roman" w:cs="Times New Roman"/>
+        </w:rPr>
+        <w:t>{{</w:t>
+      </w:r>
+      <w:r>
+        <w:rPr>
+          <w:rStyle w:val="VerbatimChar"/>
+          <w:rFonts w:ascii="Times New Roman" w:eastAsia="宋体" w:hAnsi="Times New Roman" w:cs="Times New Roman"/>
+        </w:rPr>
+        <w:t>题目</w:t>
+      </w:r>
+      <w:r>
+        <w:rPr>
+          <w:rStyle w:val="VerbatimChar"/>
+          <w:rFonts w:ascii="Times New Roman" w:eastAsia="宋体" w:hAnsi="Times New Roman" w:cs="Times New Roman"/>
+        </w:rPr>
+        <w:t>}}</w:t>
+      </w:r>
+      <w:r>
+        <w:rPr>
+          <w:rFonts w:ascii="Times New Roman" w:eastAsia="宋体" w:hAnsi="Times New Roman" w:cs="Times New Roman"/>
         </w:rPr>
         <w:t xml:space="preserve"> </w:t>
       </w:r>
       <w:r>
         <w:rPr>
-          <w:rStyle w:val="48"/>
-          <w:rFonts w:hint="default" w:ascii="Times New Roman" w:hAnsi="Times New Roman" w:eastAsia="宋体" w:cs="Times New Roman"/>
-        </w:rPr>
-        <w:t>{{角色列表}}</w:t>
-      </w:r>
-      <w:r>
-        <w:rPr>
-          <w:rFonts w:hint="default" w:ascii="Times New Roman" w:hAnsi="Times New Roman" w:eastAsia="宋体" w:cs="Times New Roman"/>
+          <w:rStyle w:val="VerbatimChar"/>
+          <w:rFonts w:ascii="Times New Roman" w:eastAsia="宋体" w:hAnsi="Times New Roman" w:cs="Times New Roman"/>
+        </w:rPr>
+        <w:t>{{</w:t>
+      </w:r>
+      <w:r>
+        <w:rPr>
+          <w:rStyle w:val="VerbatimChar"/>
+          <w:rFonts w:ascii="Times New Roman" w:eastAsia="宋体" w:hAnsi="Times New Roman" w:cs="Times New Roman"/>
+        </w:rPr>
+        <w:t>角色列表</w:t>
+      </w:r>
+      <w:r>
+        <w:rPr>
+          <w:rStyle w:val="VerbatimChar"/>
+          <w:rFonts w:ascii="Times New Roman" w:eastAsia="宋体" w:hAnsi="Times New Roman" w:cs="Times New Roman"/>
+        </w:rPr>
+        <w:t>}}</w:t>
+      </w:r>
+      <w:r>
+        <w:rPr>
+          <w:rFonts w:ascii="Times New Roman" w:eastAsia="宋体" w:hAnsi="Times New Roman" w:cs="Times New Roman"/>
         </w:rPr>
         <w:t xml:space="preserve"> </w:t>
       </w:r>
       <w:r>
         <w:rPr>
-          <w:rFonts w:hint="default" w:ascii="Times New Roman" w:hAnsi="Times New Roman" w:eastAsia="宋体" w:cs="Times New Roman"/>
+          <w:rFonts w:ascii="Times New Roman" w:eastAsia="宋体" w:hAnsi="Times New Roman" w:cs="Times New Roman"/>
         </w:rPr>
         <w:t>占位符必须替换成你的）</w:t>
       </w:r>
@@ -1159,15 +1304,31 @@
           <w:numId w:val="3"/>
         </w:numPr>
         <w:rPr>
-          <w:rFonts w:hint="default" w:ascii="Times New Roman" w:hAnsi="Times New Roman" w:eastAsia="宋体" w:cs="Times New Roman"/>
-        </w:rPr>
-      </w:pPr>
-      <w:r>
-        <w:rPr>
-          <w:rStyle w:val="48"/>
-          <w:rFonts w:hint="default" w:ascii="Times New Roman" w:hAnsi="Times New Roman" w:eastAsia="宋体" w:cs="Times New Roman"/>
-        </w:rPr>
-        <w:t>.claude/project-status.md</w:t>
+          <w:rFonts w:ascii="Times New Roman" w:eastAsia="宋体" w:hAnsi="Times New Roman" w:cs="Times New Roman"/>
+        </w:rPr>
+      </w:pPr>
+      <w:r>
+        <w:rPr>
+          <w:rStyle w:val="VerbatimChar"/>
+          <w:rFonts w:ascii="Times New Roman" w:eastAsia="宋体" w:hAnsi="Times New Roman" w:cs="Times New Roman"/>
+        </w:rPr>
+        <w:t>.</w:t>
+      </w:r>
+      <w:proofErr w:type="spellStart"/>
+      <w:r>
+        <w:rPr>
+          <w:rStyle w:val="VerbatimChar"/>
+          <w:rFonts w:ascii="Times New Roman" w:eastAsia="宋体" w:hAnsi="Times New Roman" w:cs="Times New Roman"/>
+        </w:rPr>
+        <w:t>claude</w:t>
+      </w:r>
+      <w:proofErr w:type="spellEnd"/>
+      <w:r>
+        <w:rPr>
+          <w:rStyle w:val="VerbatimChar"/>
+          <w:rFonts w:ascii="Times New Roman" w:eastAsia="宋体" w:hAnsi="Times New Roman" w:cs="Times New Roman"/>
+        </w:rPr>
+        <w:t>/project-status.md</w:t>
       </w:r>
     </w:p>
     <w:p>
@@ -1177,13 +1338,13 @@
           <w:numId w:val="3"/>
         </w:numPr>
         <w:rPr>
-          <w:rFonts w:hint="default" w:ascii="Times New Roman" w:hAnsi="Times New Roman" w:eastAsia="宋体" w:cs="Times New Roman"/>
-        </w:rPr>
-      </w:pPr>
-      <w:r>
-        <w:rPr>
-          <w:rStyle w:val="48"/>
-          <w:rFonts w:hint="default" w:ascii="Times New Roman" w:hAnsi="Times New Roman" w:eastAsia="宋体" w:cs="Times New Roman"/>
+          <w:rFonts w:ascii="Times New Roman" w:eastAsia="宋体" w:hAnsi="Times New Roman" w:cs="Times New Roman"/>
+        </w:rPr>
+      </w:pPr>
+      <w:r>
+        <w:rPr>
+          <w:rStyle w:val="VerbatimChar"/>
+          <w:rFonts w:ascii="Times New Roman" w:eastAsia="宋体" w:hAnsi="Times New Roman" w:cs="Times New Roman"/>
         </w:rPr>
         <w:t>backend/pom.xml</w:t>
       </w:r>
@@ -1195,59 +1356,68 @@
           <w:numId w:val="3"/>
         </w:numPr>
         <w:rPr>
-          <w:rFonts w:hint="default" w:ascii="Times New Roman" w:hAnsi="Times New Roman" w:eastAsia="宋体" w:cs="Times New Roman"/>
-        </w:rPr>
-      </w:pPr>
-      <w:r>
-        <w:rPr>
-          <w:rStyle w:val="48"/>
-          <w:rFonts w:hint="default" w:ascii="Times New Roman" w:hAnsi="Times New Roman" w:eastAsia="宋体" w:cs="Times New Roman"/>
-        </w:rPr>
-        <w:t>frontend/package.json</w:t>
-      </w:r>
-    </w:p>
-    <w:bookmarkEnd w:id="5"/>
-    <w:p>
-      <w:pPr>
-        <w:pStyle w:val="5"/>
-        <w:rPr>
-          <w:rFonts w:hint="default" w:ascii="Times New Roman" w:hAnsi="Times New Roman" w:eastAsia="宋体" w:cs="Times New Roman"/>
+          <w:rFonts w:ascii="Times New Roman" w:eastAsia="宋体" w:hAnsi="Times New Roman" w:cs="Times New Roman"/>
+        </w:rPr>
+      </w:pPr>
+      <w:r>
+        <w:rPr>
+          <w:rStyle w:val="VerbatimChar"/>
+          <w:rFonts w:ascii="Times New Roman" w:eastAsia="宋体" w:hAnsi="Times New Roman" w:cs="Times New Roman"/>
+        </w:rPr>
+        <w:t>frontend/</w:t>
+      </w:r>
+      <w:proofErr w:type="spellStart"/>
+      <w:r>
+        <w:rPr>
+          <w:rStyle w:val="VerbatimChar"/>
+          <w:rFonts w:ascii="Times New Roman" w:eastAsia="宋体" w:hAnsi="Times New Roman" w:cs="Times New Roman"/>
+        </w:rPr>
+        <w:t>package.json</w:t>
+      </w:r>
+      <w:proofErr w:type="spellEnd"/>
+    </w:p>
+    <w:p>
+      <w:pPr>
+        <w:pStyle w:val="3"/>
+        <w:rPr>
+          <w:rFonts w:ascii="Times New Roman" w:eastAsia="宋体" w:hAnsi="Times New Roman" w:cs="Times New Roman"/>
         </w:rPr>
       </w:pPr>
       <w:bookmarkStart w:id="6" w:name="phase-1-需求--设计--5-项"/>
-      <w:r>
-        <w:rPr>
-          <w:rFonts w:hint="default" w:ascii="Times New Roman" w:hAnsi="Times New Roman" w:eastAsia="宋体" w:cs="Times New Roman"/>
+      <w:bookmarkEnd w:id="5"/>
+      <w:r>
+        <w:rPr>
+          <w:rFonts w:ascii="Times New Roman" w:eastAsia="宋体" w:hAnsi="Times New Roman" w:cs="Times New Roman"/>
         </w:rPr>
         <w:t xml:space="preserve">Phase 1 </w:t>
       </w:r>
       <w:r>
         <w:rPr>
-          <w:rFonts w:hint="default" w:ascii="Times New Roman" w:hAnsi="Times New Roman" w:eastAsia="宋体" w:cs="Times New Roman"/>
+          <w:rFonts w:ascii="Times New Roman" w:eastAsia="宋体" w:hAnsi="Times New Roman" w:cs="Times New Roman"/>
         </w:rPr>
         <w:t>需求</w:t>
       </w:r>
       <w:r>
         <w:rPr>
-          <w:rFonts w:hint="default" w:ascii="Times New Roman" w:hAnsi="Times New Roman" w:eastAsia="宋体" w:cs="Times New Roman"/>
+          <w:rFonts w:ascii="Times New Roman" w:eastAsia="宋体" w:hAnsi="Times New Roman" w:cs="Times New Roman"/>
         </w:rPr>
         <w:t xml:space="preserve"> + </w:t>
       </w:r>
       <w:r>
         <w:rPr>
-          <w:rFonts w:hint="default" w:ascii="Times New Roman" w:hAnsi="Times New Roman" w:eastAsia="宋体" w:cs="Times New Roman"/>
+          <w:rFonts w:ascii="Times New Roman" w:eastAsia="宋体" w:hAnsi="Times New Roman" w:cs="Times New Roman"/>
         </w:rPr>
         <w:t>设计</w:t>
       </w:r>
       <w:r>
         <w:rPr>
-          <w:rFonts w:hint="default" w:ascii="Times New Roman" w:hAnsi="Times New Roman" w:eastAsia="宋体" w:cs="Times New Roman"/>
+          <w:rFonts w:ascii="Times New Roman" w:eastAsia="宋体" w:hAnsi="Times New Roman" w:cs="Times New Roman"/>
         </w:rPr>
         <w:t xml:space="preserve"> · 5 </w:t>
       </w:r>
       <w:r>
         <w:rPr>
-          <w:rFonts w:hint="default" w:ascii="Times New Roman" w:hAnsi="Times New Roman" w:eastAsia="宋体" w:cs="Times New Roman"/>
+          <w:rFonts w:ascii="Times New Roman" w:eastAsia="宋体" w:hAnsi="Times New Roman" w:cs="Times New Roman"/>
         </w:rPr>
         <w:t>项</w:t>
       </w:r>
@@ -1259,31 +1429,31 @@
           <w:numId w:val="3"/>
         </w:numPr>
         <w:rPr>
-          <w:rFonts w:hint="default" w:ascii="Times New Roman" w:hAnsi="Times New Roman" w:eastAsia="宋体" w:cs="Times New Roman"/>
-        </w:rPr>
-      </w:pPr>
-      <w:r>
-        <w:rPr>
-          <w:rStyle w:val="48"/>
-          <w:rFonts w:hint="default" w:ascii="Times New Roman" w:hAnsi="Times New Roman" w:eastAsia="宋体" w:cs="Times New Roman"/>
+          <w:rFonts w:ascii="Times New Roman" w:eastAsia="宋体" w:hAnsi="Times New Roman" w:cs="Times New Roman"/>
+        </w:rPr>
+      </w:pPr>
+      <w:r>
+        <w:rPr>
+          <w:rStyle w:val="VerbatimChar"/>
+          <w:rFonts w:ascii="Times New Roman" w:eastAsia="宋体" w:hAnsi="Times New Roman" w:cs="Times New Roman"/>
         </w:rPr>
         <w:t>docs/PRD.md</w:t>
       </w:r>
       <w:r>
         <w:rPr>
-          <w:rFonts w:hint="default" w:ascii="Times New Roman" w:hAnsi="Times New Roman" w:eastAsia="宋体" w:cs="Times New Roman"/>
+          <w:rFonts w:ascii="Times New Roman" w:eastAsia="宋体" w:hAnsi="Times New Roman" w:cs="Times New Roman"/>
         </w:rPr>
         <w:t>（含</w:t>
       </w:r>
       <w:r>
         <w:rPr>
-          <w:rFonts w:hint="default" w:ascii="Times New Roman" w:hAnsi="Times New Roman" w:eastAsia="宋体" w:cs="Times New Roman"/>
+          <w:rFonts w:ascii="Times New Roman" w:eastAsia="宋体" w:hAnsi="Times New Roman" w:cs="Times New Roman"/>
         </w:rPr>
         <w:t xml:space="preserve"> §1-§6 </w:t>
       </w:r>
       <w:r>
         <w:rPr>
-          <w:rFonts w:hint="default" w:ascii="Times New Roman" w:hAnsi="Times New Roman" w:eastAsia="宋体" w:cs="Times New Roman"/>
+          <w:rFonts w:ascii="Times New Roman" w:eastAsia="宋体" w:hAnsi="Times New Roman" w:cs="Times New Roman"/>
         </w:rPr>
         <w:t>全部章节）</w:t>
       </w:r>
@@ -1295,31 +1465,31 @@
           <w:numId w:val="3"/>
         </w:numPr>
         <w:rPr>
-          <w:rFonts w:hint="default" w:ascii="Times New Roman" w:hAnsi="Times New Roman" w:eastAsia="宋体" w:cs="Times New Roman"/>
-        </w:rPr>
-      </w:pPr>
-      <w:r>
-        <w:rPr>
-          <w:rStyle w:val="48"/>
-          <w:rFonts w:hint="default" w:ascii="Times New Roman" w:hAnsi="Times New Roman" w:eastAsia="宋体" w:cs="Times New Roman"/>
+          <w:rFonts w:ascii="Times New Roman" w:eastAsia="宋体" w:hAnsi="Times New Roman" w:cs="Times New Roman"/>
+        </w:rPr>
+      </w:pPr>
+      <w:r>
+        <w:rPr>
+          <w:rStyle w:val="VerbatimChar"/>
+          <w:rFonts w:ascii="Times New Roman" w:eastAsia="宋体" w:hAnsi="Times New Roman" w:cs="Times New Roman"/>
         </w:rPr>
         <w:t>docs/TECH_DESIGN.md</w:t>
       </w:r>
       <w:r>
         <w:rPr>
-          <w:rFonts w:hint="default" w:ascii="Times New Roman" w:hAnsi="Times New Roman" w:eastAsia="宋体" w:cs="Times New Roman"/>
-        </w:rPr>
-        <w:t>（§1-§6</w:t>
-      </w:r>
-      <w:r>
-        <w:rPr>
-          <w:rFonts w:hint="default" w:ascii="Times New Roman" w:hAnsi="Times New Roman" w:eastAsia="宋体" w:cs="Times New Roman"/>
-        </w:rPr>
-        <w:t xml:space="preserve"> </w:t>
-      </w:r>
-      <w:r>
-        <w:rPr>
-          <w:rFonts w:hint="default" w:ascii="Times New Roman" w:hAnsi="Times New Roman" w:eastAsia="宋体" w:cs="Times New Roman"/>
+          <w:rFonts w:ascii="Times New Roman" w:eastAsia="宋体" w:hAnsi="Times New Roman" w:cs="Times New Roman"/>
+        </w:rPr>
+        <w:t>（</w:t>
+      </w:r>
+      <w:r>
+        <w:rPr>
+          <w:rFonts w:ascii="Times New Roman" w:eastAsia="宋体" w:hAnsi="Times New Roman" w:cs="Times New Roman"/>
+        </w:rPr>
+        <w:t xml:space="preserve">§1-§6 </w:t>
+      </w:r>
+      <w:r>
+        <w:rPr>
+          <w:rFonts w:ascii="Times New Roman" w:eastAsia="宋体" w:hAnsi="Times New Roman" w:cs="Times New Roman"/>
         </w:rPr>
         <w:t>含页面原型节）</w:t>
       </w:r>
@@ -1331,31 +1501,45 @@
           <w:numId w:val="3"/>
         </w:numPr>
         <w:rPr>
-          <w:rFonts w:hint="default" w:ascii="Times New Roman" w:hAnsi="Times New Roman" w:eastAsia="宋体" w:cs="Times New Roman"/>
-        </w:rPr>
-      </w:pPr>
-      <w:r>
-        <w:rPr>
-          <w:rStyle w:val="48"/>
-          <w:rFonts w:hint="default" w:ascii="Times New Roman" w:hAnsi="Times New Roman" w:eastAsia="宋体" w:cs="Times New Roman"/>
-        </w:rPr>
-        <w:t>docs/对话记录/Phase1-R01-*.md</w:t>
-      </w:r>
-      <w:r>
-        <w:rPr>
-          <w:rFonts w:hint="default" w:ascii="Times New Roman" w:hAnsi="Times New Roman" w:eastAsia="宋体" w:cs="Times New Roman"/>
-        </w:rPr>
-        <w:t>（SRS</w:t>
-      </w:r>
-      <w:r>
-        <w:rPr>
-          <w:rFonts w:hint="default" w:ascii="Times New Roman" w:hAnsi="Times New Roman" w:eastAsia="宋体" w:cs="Times New Roman"/>
-        </w:rPr>
-        <w:t xml:space="preserve"> </w:t>
-      </w:r>
-      <w:r>
-        <w:rPr>
-          <w:rFonts w:hint="default" w:ascii="Times New Roman" w:hAnsi="Times New Roman" w:eastAsia="宋体" w:cs="Times New Roman"/>
+          <w:rFonts w:ascii="Times New Roman" w:eastAsia="宋体" w:hAnsi="Times New Roman" w:cs="Times New Roman"/>
+        </w:rPr>
+      </w:pPr>
+      <w:r>
+        <w:rPr>
+          <w:rStyle w:val="VerbatimChar"/>
+          <w:rFonts w:ascii="Times New Roman" w:eastAsia="宋体" w:hAnsi="Times New Roman" w:cs="Times New Roman"/>
+        </w:rPr>
+        <w:t>docs/</w:t>
+      </w:r>
+      <w:r>
+        <w:rPr>
+          <w:rStyle w:val="VerbatimChar"/>
+          <w:rFonts w:ascii="Times New Roman" w:eastAsia="宋体" w:hAnsi="Times New Roman" w:cs="Times New Roman"/>
+        </w:rPr>
+        <w:t>对话记录</w:t>
+      </w:r>
+      <w:r>
+        <w:rPr>
+          <w:rStyle w:val="VerbatimChar"/>
+          <w:rFonts w:ascii="Times New Roman" w:eastAsia="宋体" w:hAnsi="Times New Roman" w:cs="Times New Roman"/>
+        </w:rPr>
+        <w:t>/Phase1-R01-*.md</w:t>
+      </w:r>
+      <w:r>
+        <w:rPr>
+          <w:rFonts w:ascii="Times New Roman" w:eastAsia="宋体" w:hAnsi="Times New Roman" w:cs="Times New Roman"/>
+        </w:rPr>
+        <w:t>（</w:t>
+      </w:r>
+      <w:r>
+        <w:rPr>
+          <w:rFonts w:ascii="Times New Roman" w:eastAsia="宋体" w:hAnsi="Times New Roman" w:cs="Times New Roman"/>
+        </w:rPr>
+        <w:t xml:space="preserve">SRS </w:t>
+      </w:r>
+      <w:r>
+        <w:rPr>
+          <w:rFonts w:ascii="Times New Roman" w:eastAsia="宋体" w:hAnsi="Times New Roman" w:cs="Times New Roman"/>
         </w:rPr>
         <w:t>审核）</w:t>
       </w:r>
@@ -1367,19 +1551,33 @@
           <w:numId w:val="3"/>
         </w:numPr>
         <w:rPr>
-          <w:rFonts w:hint="default" w:ascii="Times New Roman" w:hAnsi="Times New Roman" w:eastAsia="宋体" w:cs="Times New Roman"/>
-        </w:rPr>
-      </w:pPr>
-      <w:r>
-        <w:rPr>
-          <w:rStyle w:val="48"/>
-          <w:rFonts w:hint="default" w:ascii="Times New Roman" w:hAnsi="Times New Roman" w:eastAsia="宋体" w:cs="Times New Roman"/>
-        </w:rPr>
-        <w:t>docs/对话记录/Phase1-R02-*.md</w:t>
-      </w:r>
-      <w:r>
-        <w:rPr>
-          <w:rFonts w:hint="default" w:ascii="Times New Roman" w:hAnsi="Times New Roman" w:eastAsia="宋体" w:cs="Times New Roman"/>
+          <w:rFonts w:ascii="Times New Roman" w:eastAsia="宋体" w:hAnsi="Times New Roman" w:cs="Times New Roman"/>
+        </w:rPr>
+      </w:pPr>
+      <w:r>
+        <w:rPr>
+          <w:rStyle w:val="VerbatimChar"/>
+          <w:rFonts w:ascii="Times New Roman" w:eastAsia="宋体" w:hAnsi="Times New Roman" w:cs="Times New Roman"/>
+        </w:rPr>
+        <w:t>docs/</w:t>
+      </w:r>
+      <w:r>
+        <w:rPr>
+          <w:rStyle w:val="VerbatimChar"/>
+          <w:rFonts w:ascii="Times New Roman" w:eastAsia="宋体" w:hAnsi="Times New Roman" w:cs="Times New Roman"/>
+        </w:rPr>
+        <w:t>对话记录</w:t>
+      </w:r>
+      <w:r>
+        <w:rPr>
+          <w:rStyle w:val="VerbatimChar"/>
+          <w:rFonts w:ascii="Times New Roman" w:eastAsia="宋体" w:hAnsi="Times New Roman" w:cs="Times New Roman"/>
+        </w:rPr>
+        <w:t>/Phase1-R02-*.md</w:t>
+      </w:r>
+      <w:r>
+        <w:rPr>
+          <w:rFonts w:ascii="Times New Roman" w:eastAsia="宋体" w:hAnsi="Times New Roman" w:cs="Times New Roman"/>
         </w:rPr>
         <w:t>（技术设计审核）</w:t>
       </w:r>
@@ -1391,53 +1589,79 @@
           <w:numId w:val="3"/>
         </w:numPr>
         <w:rPr>
-          <w:rFonts w:hint="default" w:ascii="Times New Roman" w:hAnsi="Times New Roman" w:eastAsia="宋体" w:cs="Times New Roman"/>
-        </w:rPr>
-      </w:pPr>
-      <w:r>
-        <w:rPr>
-          <w:rStyle w:val="48"/>
-          <w:rFonts w:hint="default" w:ascii="Times New Roman" w:hAnsi="Times New Roman" w:eastAsia="宋体" w:cs="Times New Roman"/>
-        </w:rPr>
-        <w:t>docs/对话记录/Phase1-R02b-*.md</w:t>
-      </w:r>
-      <w:r>
-        <w:rPr>
-          <w:rFonts w:hint="default" w:ascii="Times New Roman" w:hAnsi="Times New Roman" w:eastAsia="宋体" w:cs="Times New Roman"/>
-        </w:rPr>
-        <w:t>(页面原型审核)</w:t>
-      </w:r>
-    </w:p>
-    <w:bookmarkEnd w:id="6"/>
-    <w:p>
-      <w:pPr>
-        <w:pStyle w:val="5"/>
-        <w:rPr>
-          <w:rFonts w:hint="default" w:ascii="Times New Roman" w:hAnsi="Times New Roman" w:eastAsia="宋体" w:cs="Times New Roman"/>
+          <w:rFonts w:ascii="Times New Roman" w:eastAsia="宋体" w:hAnsi="Times New Roman" w:cs="Times New Roman"/>
+        </w:rPr>
+      </w:pPr>
+      <w:r>
+        <w:rPr>
+          <w:rStyle w:val="VerbatimChar"/>
+          <w:rFonts w:ascii="Times New Roman" w:eastAsia="宋体" w:hAnsi="Times New Roman" w:cs="Times New Roman"/>
+        </w:rPr>
+        <w:t>docs/</w:t>
+      </w:r>
+      <w:r>
+        <w:rPr>
+          <w:rStyle w:val="VerbatimChar"/>
+          <w:rFonts w:ascii="Times New Roman" w:eastAsia="宋体" w:hAnsi="Times New Roman" w:cs="Times New Roman"/>
+        </w:rPr>
+        <w:t>对话记录</w:t>
+      </w:r>
+      <w:r>
+        <w:rPr>
+          <w:rStyle w:val="VerbatimChar"/>
+          <w:rFonts w:ascii="Times New Roman" w:eastAsia="宋体" w:hAnsi="Times New Roman" w:cs="Times New Roman"/>
+        </w:rPr>
+        <w:t>/Phase1-R02b-*.md</w:t>
+      </w:r>
+      <w:r>
+        <w:rPr>
+          <w:rFonts w:ascii="Times New Roman" w:eastAsia="宋体" w:hAnsi="Times New Roman" w:cs="Times New Roman"/>
+        </w:rPr>
+        <w:t>(</w:t>
+      </w:r>
+      <w:r>
+        <w:rPr>
+          <w:rFonts w:ascii="Times New Roman" w:eastAsia="宋体" w:hAnsi="Times New Roman" w:cs="Times New Roman"/>
+        </w:rPr>
+        <w:t>页面原型审核</w:t>
+      </w:r>
+      <w:r>
+        <w:rPr>
+          <w:rFonts w:ascii="Times New Roman" w:eastAsia="宋体" w:hAnsi="Times New Roman" w:cs="Times New Roman"/>
+        </w:rPr>
+        <w:t>)</w:t>
+      </w:r>
+    </w:p>
+    <w:p>
+      <w:pPr>
+        <w:pStyle w:val="3"/>
+        <w:rPr>
+          <w:rFonts w:ascii="Times New Roman" w:eastAsia="宋体" w:hAnsi="Times New Roman" w:cs="Times New Roman"/>
         </w:rPr>
       </w:pPr>
       <w:bookmarkStart w:id="7" w:name="phase-2-数据库--3-项"/>
-      <w:r>
-        <w:rPr>
-          <w:rFonts w:hint="default" w:ascii="Times New Roman" w:hAnsi="Times New Roman" w:eastAsia="宋体" w:cs="Times New Roman"/>
+      <w:bookmarkEnd w:id="6"/>
+      <w:r>
+        <w:rPr>
+          <w:rFonts w:ascii="Times New Roman" w:eastAsia="宋体" w:hAnsi="Times New Roman" w:cs="Times New Roman"/>
         </w:rPr>
         <w:t xml:space="preserve">Phase 2 </w:t>
       </w:r>
       <w:r>
         <w:rPr>
-          <w:rFonts w:hint="default" w:ascii="Times New Roman" w:hAnsi="Times New Roman" w:eastAsia="宋体" w:cs="Times New Roman"/>
+          <w:rFonts w:ascii="Times New Roman" w:eastAsia="宋体" w:hAnsi="Times New Roman" w:cs="Times New Roman"/>
         </w:rPr>
         <w:t>数据库</w:t>
       </w:r>
       <w:r>
         <w:rPr>
-          <w:rFonts w:hint="default" w:ascii="Times New Roman" w:hAnsi="Times New Roman" w:eastAsia="宋体" w:cs="Times New Roman"/>
+          <w:rFonts w:ascii="Times New Roman" w:eastAsia="宋体" w:hAnsi="Times New Roman" w:cs="Times New Roman"/>
         </w:rPr>
         <w:t xml:space="preserve"> · 3 </w:t>
       </w:r>
       <w:r>
         <w:rPr>
-          <w:rFonts w:hint="default" w:ascii="Times New Roman" w:hAnsi="Times New Roman" w:eastAsia="宋体" w:cs="Times New Roman"/>
+          <w:rFonts w:ascii="Times New Roman" w:eastAsia="宋体" w:hAnsi="Times New Roman" w:cs="Times New Roman"/>
         </w:rPr>
         <w:t>项</w:t>
       </w:r>
@@ -1449,13 +1673,13 @@
           <w:numId w:val="3"/>
         </w:numPr>
         <w:rPr>
-          <w:rFonts w:hint="default" w:ascii="Times New Roman" w:hAnsi="Times New Roman" w:eastAsia="宋体" w:cs="Times New Roman"/>
-        </w:rPr>
-      </w:pPr>
-      <w:r>
-        <w:rPr>
-          <w:rStyle w:val="48"/>
-          <w:rFonts w:hint="default" w:ascii="Times New Roman" w:hAnsi="Times New Roman" w:eastAsia="宋体" w:cs="Times New Roman"/>
+          <w:rFonts w:ascii="Times New Roman" w:eastAsia="宋体" w:hAnsi="Times New Roman" w:cs="Times New Roman"/>
+        </w:rPr>
+      </w:pPr>
+      <w:r>
+        <w:rPr>
+          <w:rStyle w:val="VerbatimChar"/>
+          <w:rFonts w:ascii="Times New Roman" w:eastAsia="宋体" w:hAnsi="Times New Roman" w:cs="Times New Roman"/>
         </w:rPr>
         <w:t>docs/DATABASE_DESIGN.md</w:t>
       </w:r>
@@ -1467,38 +1691,47 @@
           <w:numId w:val="3"/>
         </w:numPr>
         <w:rPr>
-          <w:rFonts w:hint="default" w:ascii="Times New Roman" w:hAnsi="Times New Roman" w:eastAsia="宋体" w:cs="Times New Roman"/>
-        </w:rPr>
-      </w:pPr>
-      <w:r>
-        <w:rPr>
-          <w:rStyle w:val="48"/>
-          <w:rFonts w:hint="default" w:ascii="Times New Roman" w:hAnsi="Times New Roman" w:eastAsia="宋体" w:cs="Times New Roman"/>
-        </w:rPr>
-        <w:t>sql/01-init.sql</w:t>
-      </w:r>
-      <w:r>
-        <w:rPr>
-          <w:rFonts w:hint="default" w:ascii="Times New Roman" w:hAnsi="Times New Roman" w:eastAsia="宋体" w:cs="Times New Roman"/>
+          <w:rFonts w:ascii="Times New Roman" w:eastAsia="宋体" w:hAnsi="Times New Roman" w:cs="Times New Roman"/>
+        </w:rPr>
+      </w:pPr>
+      <w:proofErr w:type="spellStart"/>
+      <w:r>
+        <w:rPr>
+          <w:rStyle w:val="VerbatimChar"/>
+          <w:rFonts w:ascii="Times New Roman" w:eastAsia="宋体" w:hAnsi="Times New Roman" w:cs="Times New Roman"/>
+        </w:rPr>
+        <w:t>sql</w:t>
+      </w:r>
+      <w:proofErr w:type="spellEnd"/>
+      <w:r>
+        <w:rPr>
+          <w:rStyle w:val="VerbatimChar"/>
+          <w:rFonts w:ascii="Times New Roman" w:eastAsia="宋体" w:hAnsi="Times New Roman" w:cs="Times New Roman"/>
+        </w:rPr>
+        <w:t>/01-init.sql</w:t>
+      </w:r>
+      <w:r>
+        <w:rPr>
+          <w:rFonts w:ascii="Times New Roman" w:eastAsia="宋体" w:hAnsi="Times New Roman" w:cs="Times New Roman"/>
         </w:rPr>
         <w:t>（含</w:t>
       </w:r>
       <w:r>
         <w:rPr>
-          <w:rFonts w:hint="default" w:ascii="Times New Roman" w:hAnsi="Times New Roman" w:eastAsia="宋体" w:cs="Times New Roman"/>
+          <w:rFonts w:ascii="Times New Roman" w:eastAsia="宋体" w:hAnsi="Times New Roman" w:cs="Times New Roman"/>
         </w:rPr>
         <w:t xml:space="preserve"> </w:t>
       </w:r>
       <w:r>
         <w:rPr>
-          <w:rStyle w:val="48"/>
-          <w:rFonts w:hint="default" w:ascii="Times New Roman" w:hAnsi="Times New Roman" w:eastAsia="宋体" w:cs="Times New Roman"/>
+          <w:rStyle w:val="VerbatimChar"/>
+          <w:rFonts w:ascii="Times New Roman" w:eastAsia="宋体" w:hAnsi="Times New Roman" w:cs="Times New Roman"/>
         </w:rPr>
         <w:t>CREATE TABLE</w:t>
       </w:r>
       <w:r>
         <w:rPr>
-          <w:rFonts w:hint="default" w:ascii="Times New Roman" w:hAnsi="Times New Roman" w:eastAsia="宋体" w:cs="Times New Roman"/>
+          <w:rFonts w:ascii="Times New Roman" w:eastAsia="宋体" w:hAnsi="Times New Roman" w:cs="Times New Roman"/>
         </w:rPr>
         <w:t>）</w:t>
       </w:r>
@@ -1510,35 +1743,49 @@
           <w:numId w:val="3"/>
         </w:numPr>
         <w:rPr>
-          <w:rFonts w:hint="default" w:ascii="Times New Roman" w:hAnsi="Times New Roman" w:eastAsia="宋体" w:cs="Times New Roman"/>
-        </w:rPr>
-      </w:pPr>
-      <w:r>
-        <w:rPr>
-          <w:rStyle w:val="48"/>
-          <w:rFonts w:hint="default" w:ascii="Times New Roman" w:hAnsi="Times New Roman" w:eastAsia="宋体" w:cs="Times New Roman"/>
-        </w:rPr>
-        <w:t>docs/对话记录/Phase2-R03-*.md</w:t>
-      </w:r>
-    </w:p>
-    <w:bookmarkEnd w:id="7"/>
-    <w:p>
-      <w:pPr>
-        <w:pStyle w:val="5"/>
-        <w:rPr>
-          <w:rFonts w:hint="default" w:ascii="Times New Roman" w:hAnsi="Times New Roman" w:eastAsia="宋体" w:cs="Times New Roman"/>
+          <w:rFonts w:ascii="Times New Roman" w:eastAsia="宋体" w:hAnsi="Times New Roman" w:cs="Times New Roman"/>
+        </w:rPr>
+      </w:pPr>
+      <w:r>
+        <w:rPr>
+          <w:rStyle w:val="VerbatimChar"/>
+          <w:rFonts w:ascii="Times New Roman" w:eastAsia="宋体" w:hAnsi="Times New Roman" w:cs="Times New Roman"/>
+        </w:rPr>
+        <w:t>docs/</w:t>
+      </w:r>
+      <w:r>
+        <w:rPr>
+          <w:rStyle w:val="VerbatimChar"/>
+          <w:rFonts w:ascii="Times New Roman" w:eastAsia="宋体" w:hAnsi="Times New Roman" w:cs="Times New Roman"/>
+        </w:rPr>
+        <w:t>对话记录</w:t>
+      </w:r>
+      <w:r>
+        <w:rPr>
+          <w:rStyle w:val="VerbatimChar"/>
+          <w:rFonts w:ascii="Times New Roman" w:eastAsia="宋体" w:hAnsi="Times New Roman" w:cs="Times New Roman"/>
+        </w:rPr>
+        <w:t>/Phase2-R03-*.md</w:t>
+      </w:r>
+    </w:p>
+    <w:p>
+      <w:pPr>
+        <w:pStyle w:val="3"/>
+        <w:rPr>
+          <w:rFonts w:ascii="Times New Roman" w:eastAsia="宋体" w:hAnsi="Times New Roman" w:cs="Times New Roman"/>
         </w:rPr>
       </w:pPr>
       <w:bookmarkStart w:id="8" w:name="phase-3-api--2-项"/>
-      <w:r>
-        <w:rPr>
-          <w:rFonts w:hint="default" w:ascii="Times New Roman" w:hAnsi="Times New Roman" w:eastAsia="宋体" w:cs="Times New Roman"/>
+      <w:bookmarkEnd w:id="7"/>
+      <w:r>
+        <w:rPr>
+          <w:rFonts w:ascii="Times New Roman" w:eastAsia="宋体" w:hAnsi="Times New Roman" w:cs="Times New Roman"/>
         </w:rPr>
         <w:t xml:space="preserve">Phase 3 API · 2 </w:t>
       </w:r>
       <w:r>
         <w:rPr>
-          <w:rFonts w:hint="default" w:ascii="Times New Roman" w:hAnsi="Times New Roman" w:eastAsia="宋体" w:cs="Times New Roman"/>
+          <w:rFonts w:ascii="Times New Roman" w:eastAsia="宋体" w:hAnsi="Times New Roman" w:cs="Times New Roman"/>
         </w:rPr>
         <w:t>项</w:t>
       </w:r>
@@ -1550,13 +1797,13 @@
           <w:numId w:val="3"/>
         </w:numPr>
         <w:rPr>
-          <w:rFonts w:hint="default" w:ascii="Times New Roman" w:hAnsi="Times New Roman" w:eastAsia="宋体" w:cs="Times New Roman"/>
-        </w:rPr>
-      </w:pPr>
-      <w:r>
-        <w:rPr>
-          <w:rStyle w:val="48"/>
-          <w:rFonts w:hint="default" w:ascii="Times New Roman" w:hAnsi="Times New Roman" w:eastAsia="宋体" w:cs="Times New Roman"/>
+          <w:rFonts w:ascii="Times New Roman" w:eastAsia="宋体" w:hAnsi="Times New Roman" w:cs="Times New Roman"/>
+        </w:rPr>
+      </w:pPr>
+      <w:r>
+        <w:rPr>
+          <w:rStyle w:val="VerbatimChar"/>
+          <w:rFonts w:ascii="Times New Roman" w:eastAsia="宋体" w:hAnsi="Times New Roman" w:cs="Times New Roman"/>
         </w:rPr>
         <w:t>docs/API_DESIGN.md</w:t>
       </w:r>
@@ -1568,72 +1815,85 @@
           <w:numId w:val="3"/>
         </w:numPr>
         <w:rPr>
-          <w:rFonts w:hint="default" w:ascii="Times New Roman" w:hAnsi="Times New Roman" w:eastAsia="宋体" w:cs="Times New Roman"/>
-        </w:rPr>
-      </w:pPr>
-      <w:r>
-        <w:rPr>
-          <w:rStyle w:val="48"/>
-          <w:rFonts w:hint="default" w:ascii="Times New Roman" w:hAnsi="Times New Roman" w:eastAsia="宋体" w:cs="Times New Roman"/>
-        </w:rPr>
-        <w:t>docs/对话记录/Phase3-R04-*.md</w:t>
-      </w:r>
-    </w:p>
-    <w:bookmarkEnd w:id="8"/>
-    <w:p>
-      <w:pPr>
-        <w:pStyle w:val="5"/>
-        <w:rPr>
-          <w:rFonts w:hint="default" w:ascii="Times New Roman" w:hAnsi="Times New Roman" w:eastAsia="宋体" w:cs="Times New Roman"/>
+          <w:rFonts w:ascii="Times New Roman" w:eastAsia="宋体" w:hAnsi="Times New Roman" w:cs="Times New Roman"/>
+        </w:rPr>
+      </w:pPr>
+      <w:r>
+        <w:rPr>
+          <w:rStyle w:val="VerbatimChar"/>
+          <w:rFonts w:ascii="Times New Roman" w:eastAsia="宋体" w:hAnsi="Times New Roman" w:cs="Times New Roman"/>
+        </w:rPr>
+        <w:t>docs/</w:t>
+      </w:r>
+      <w:r>
+        <w:rPr>
+          <w:rStyle w:val="VerbatimChar"/>
+          <w:rFonts w:ascii="Times New Roman" w:eastAsia="宋体" w:hAnsi="Times New Roman" w:cs="Times New Roman"/>
+        </w:rPr>
+        <w:t>对话记录</w:t>
+      </w:r>
+      <w:r>
+        <w:rPr>
+          <w:rStyle w:val="VerbatimChar"/>
+          <w:rFonts w:ascii="Times New Roman" w:eastAsia="宋体" w:hAnsi="Times New Roman" w:cs="Times New Roman"/>
+        </w:rPr>
+        <w:t>/Phase3-R04-*.md</w:t>
+      </w:r>
+    </w:p>
+    <w:p>
+      <w:pPr>
+        <w:pStyle w:val="3"/>
+        <w:rPr>
+          <w:rFonts w:ascii="Times New Roman" w:eastAsia="宋体" w:hAnsi="Times New Roman" w:cs="Times New Roman"/>
         </w:rPr>
       </w:pPr>
       <w:bookmarkStart w:id="9" w:name="phase-4-第一个-p0-功能--6-项"/>
-      <w:r>
-        <w:rPr>
-          <w:rFonts w:hint="default" w:ascii="Times New Roman" w:hAnsi="Times New Roman" w:eastAsia="宋体" w:cs="Times New Roman"/>
+      <w:bookmarkEnd w:id="8"/>
+      <w:r>
+        <w:rPr>
+          <w:rFonts w:ascii="Times New Roman" w:eastAsia="宋体" w:hAnsi="Times New Roman" w:cs="Times New Roman"/>
         </w:rPr>
         <w:t xml:space="preserve">Phase 4 </w:t>
       </w:r>
       <w:r>
         <w:rPr>
-          <w:rFonts w:hint="default" w:ascii="Times New Roman" w:hAnsi="Times New Roman" w:eastAsia="宋体" w:cs="Times New Roman"/>
+          <w:rFonts w:ascii="Times New Roman" w:eastAsia="宋体" w:hAnsi="Times New Roman" w:cs="Times New Roman"/>
         </w:rPr>
         <w:t>第一个</w:t>
       </w:r>
       <w:r>
         <w:rPr>
-          <w:rFonts w:hint="default" w:ascii="Times New Roman" w:hAnsi="Times New Roman" w:eastAsia="宋体" w:cs="Times New Roman"/>
+          <w:rFonts w:ascii="Times New Roman" w:eastAsia="宋体" w:hAnsi="Times New Roman" w:cs="Times New Roman"/>
         </w:rPr>
         <w:t xml:space="preserve"> P0 </w:t>
       </w:r>
       <w:r>
         <w:rPr>
-          <w:rFonts w:hint="default" w:ascii="Times New Roman" w:hAnsi="Times New Roman" w:eastAsia="宋体" w:cs="Times New Roman"/>
+          <w:rFonts w:ascii="Times New Roman" w:eastAsia="宋体" w:hAnsi="Times New Roman" w:cs="Times New Roman"/>
         </w:rPr>
         <w:t>功能</w:t>
       </w:r>
       <w:r>
         <w:rPr>
-          <w:rFonts w:hint="default" w:ascii="Times New Roman" w:hAnsi="Times New Roman" w:eastAsia="宋体" w:cs="Times New Roman"/>
+          <w:rFonts w:ascii="Times New Roman" w:eastAsia="宋体" w:hAnsi="Times New Roman" w:cs="Times New Roman"/>
         </w:rPr>
         <w:t xml:space="preserve"> · </w:t>
       </w:r>
       <w:r>
         <w:rPr>
-          <w:rFonts w:hint="eastAsia" w:ascii="Times New Roman" w:hAnsi="Times New Roman" w:eastAsia="宋体" w:cs="Times New Roman"/>
-          <w:lang w:val="en-US" w:eastAsia="zh-CN"/>
+          <w:rFonts w:ascii="Times New Roman" w:eastAsia="宋体" w:hAnsi="Times New Roman" w:cs="Times New Roman" w:hint="eastAsia"/>
         </w:rPr>
         <w:t>4</w:t>
       </w:r>
       <w:r>
         <w:rPr>
-          <w:rFonts w:hint="default" w:ascii="Times New Roman" w:hAnsi="Times New Roman" w:eastAsia="宋体" w:cs="Times New Roman"/>
+          <w:rFonts w:ascii="Times New Roman" w:eastAsia="宋体" w:hAnsi="Times New Roman" w:cs="Times New Roman"/>
         </w:rPr>
         <w:t xml:space="preserve"> </w:t>
       </w:r>
       <w:r>
         <w:rPr>
-          <w:rFonts w:hint="default" w:ascii="Times New Roman" w:hAnsi="Times New Roman" w:eastAsia="宋体" w:cs="Times New Roman"/>
+          <w:rFonts w:ascii="Times New Roman" w:eastAsia="宋体" w:hAnsi="Times New Roman" w:cs="Times New Roman"/>
         </w:rPr>
         <w:t>项</w:t>
       </w:r>
@@ -1645,45 +1905,45 @@
           <w:numId w:val="3"/>
         </w:numPr>
         <w:rPr>
-          <w:rFonts w:hint="default" w:ascii="Times New Roman" w:hAnsi="Times New Roman" w:eastAsia="宋体" w:cs="Times New Roman"/>
-        </w:rPr>
-      </w:pPr>
-      <w:r>
-        <w:rPr>
-          <w:rStyle w:val="48"/>
-          <w:rFonts w:hint="default" w:ascii="Times New Roman" w:hAnsi="Times New Roman" w:eastAsia="宋体" w:cs="Times New Roman"/>
+          <w:rFonts w:ascii="Times New Roman" w:eastAsia="宋体" w:hAnsi="Times New Roman" w:cs="Times New Roman"/>
+        </w:rPr>
+      </w:pPr>
+      <w:r>
+        <w:rPr>
+          <w:rStyle w:val="VerbatimChar"/>
+          <w:rFonts w:ascii="Times New Roman" w:eastAsia="宋体" w:hAnsi="Times New Roman" w:cs="Times New Roman"/>
         </w:rPr>
         <w:t>backend/.../controller/*.java</w:t>
       </w:r>
       <w:r>
         <w:rPr>
-          <w:rFonts w:hint="default" w:ascii="Times New Roman" w:hAnsi="Times New Roman" w:eastAsia="宋体" w:cs="Times New Roman"/>
-        </w:rPr>
-        <w:t>（≥</w:t>
-      </w:r>
-      <w:r>
-        <w:rPr>
-          <w:rFonts w:hint="default" w:ascii="Times New Roman" w:hAnsi="Times New Roman" w:eastAsia="宋体" w:cs="Times New Roman"/>
-        </w:rPr>
-        <w:t xml:space="preserve"> 1 </w:t>
-      </w:r>
-      <w:r>
-        <w:rPr>
-          <w:rFonts w:hint="default" w:ascii="Times New Roman" w:hAnsi="Times New Roman" w:eastAsia="宋体" w:cs="Times New Roman"/>
+          <w:rFonts w:ascii="Times New Roman" w:eastAsia="宋体" w:hAnsi="Times New Roman" w:cs="Times New Roman"/>
+        </w:rPr>
+        <w:t>（</w:t>
+      </w:r>
+      <w:r>
+        <w:rPr>
+          <w:rFonts w:ascii="Times New Roman" w:eastAsia="宋体" w:hAnsi="Times New Roman" w:cs="Times New Roman"/>
+        </w:rPr>
+        <w:t xml:space="preserve">≥ 1 </w:t>
+      </w:r>
+      <w:r>
+        <w:rPr>
+          <w:rFonts w:ascii="Times New Roman" w:eastAsia="宋体" w:hAnsi="Times New Roman" w:cs="Times New Roman"/>
         </w:rPr>
         <w:t>个</w:t>
       </w:r>
       <w:r>
         <w:rPr>
-          <w:rFonts w:hint="default" w:ascii="Times New Roman" w:hAnsi="Times New Roman" w:eastAsia="宋体" w:cs="Times New Roman"/>
-        </w:rPr>
-        <w:t xml:space="preserve"> </w:t>
-      </w:r>
-      <w:r>
-        <w:rPr>
-          <w:rFonts w:hint="default" w:ascii="Times New Roman" w:hAnsi="Times New Roman" w:eastAsia="宋体" w:cs="Times New Roman"/>
-        </w:rPr>
-        <w:t>Controller）</w:t>
+          <w:rFonts w:ascii="Times New Roman" w:eastAsia="宋体" w:hAnsi="Times New Roman" w:cs="Times New Roman"/>
+        </w:rPr>
+        <w:t xml:space="preserve"> Controller</w:t>
+      </w:r>
+      <w:r>
+        <w:rPr>
+          <w:rFonts w:ascii="Times New Roman" w:eastAsia="宋体" w:hAnsi="Times New Roman" w:cs="Times New Roman"/>
+        </w:rPr>
+        <w:t>）</w:t>
       </w:r>
     </w:p>
     <w:p>
@@ -1693,45 +1953,69 @@
           <w:numId w:val="3"/>
         </w:numPr>
         <w:rPr>
-          <w:rFonts w:hint="default" w:ascii="Times New Roman" w:hAnsi="Times New Roman" w:eastAsia="宋体" w:cs="Times New Roman"/>
-        </w:rPr>
-      </w:pPr>
-      <w:r>
-        <w:rPr>
-          <w:rStyle w:val="48"/>
-          <w:rFonts w:hint="default" w:ascii="Times New Roman" w:hAnsi="Times New Roman" w:eastAsia="宋体" w:cs="Times New Roman"/>
-        </w:rPr>
-        <w:t>backend/.../service/impl/*.java</w:t>
-      </w:r>
-      <w:r>
-        <w:rPr>
-          <w:rFonts w:hint="default" w:ascii="Times New Roman" w:hAnsi="Times New Roman" w:eastAsia="宋体" w:cs="Times New Roman"/>
-        </w:rPr>
-        <w:t>（≥</w:t>
-      </w:r>
-      <w:r>
-        <w:rPr>
-          <w:rFonts w:hint="default" w:ascii="Times New Roman" w:hAnsi="Times New Roman" w:eastAsia="宋体" w:cs="Times New Roman"/>
-        </w:rPr>
-        <w:t xml:space="preserve"> 1 </w:t>
-      </w:r>
-      <w:r>
-        <w:rPr>
-          <w:rFonts w:hint="default" w:ascii="Times New Roman" w:hAnsi="Times New Roman" w:eastAsia="宋体" w:cs="Times New Roman"/>
+          <w:rFonts w:ascii="Times New Roman" w:eastAsia="宋体" w:hAnsi="Times New Roman" w:cs="Times New Roman"/>
+        </w:rPr>
+      </w:pPr>
+      <w:r>
+        <w:rPr>
+          <w:rStyle w:val="VerbatimChar"/>
+          <w:rFonts w:ascii="Times New Roman" w:eastAsia="宋体" w:hAnsi="Times New Roman" w:cs="Times New Roman"/>
+        </w:rPr>
+        <w:t>backend/.../service/</w:t>
+      </w:r>
+      <w:proofErr w:type="spellStart"/>
+      <w:r>
+        <w:rPr>
+          <w:rStyle w:val="VerbatimChar"/>
+          <w:rFonts w:ascii="Times New Roman" w:eastAsia="宋体" w:hAnsi="Times New Roman" w:cs="Times New Roman"/>
+        </w:rPr>
+        <w:t>impl</w:t>
+      </w:r>
+      <w:proofErr w:type="spellEnd"/>
+      <w:r>
+        <w:rPr>
+          <w:rStyle w:val="VerbatimChar"/>
+          <w:rFonts w:ascii="Times New Roman" w:eastAsia="宋体" w:hAnsi="Times New Roman" w:cs="Times New Roman"/>
+        </w:rPr>
+        <w:t>/*.java</w:t>
+      </w:r>
+      <w:r>
+        <w:rPr>
+          <w:rFonts w:ascii="Times New Roman" w:eastAsia="宋体" w:hAnsi="Times New Roman" w:cs="Times New Roman"/>
+        </w:rPr>
+        <w:t>（</w:t>
+      </w:r>
+      <w:r>
+        <w:rPr>
+          <w:rFonts w:ascii="Times New Roman" w:eastAsia="宋体" w:hAnsi="Times New Roman" w:cs="Times New Roman"/>
+        </w:rPr>
+        <w:t xml:space="preserve">≥ 1 </w:t>
+      </w:r>
+      <w:r>
+        <w:rPr>
+          <w:rFonts w:ascii="Times New Roman" w:eastAsia="宋体" w:hAnsi="Times New Roman" w:cs="Times New Roman"/>
         </w:rPr>
         <w:t>个</w:t>
       </w:r>
       <w:r>
         <w:rPr>
-          <w:rFonts w:hint="default" w:ascii="Times New Roman" w:hAnsi="Times New Roman" w:eastAsia="宋体" w:cs="Times New Roman"/>
+          <w:rFonts w:ascii="Times New Roman" w:eastAsia="宋体" w:hAnsi="Times New Roman" w:cs="Times New Roman"/>
         </w:rPr>
         <w:t xml:space="preserve"> </w:t>
       </w:r>
-      <w:r>
-        <w:rPr>
-          <w:rFonts w:hint="default" w:ascii="Times New Roman" w:hAnsi="Times New Roman" w:eastAsia="宋体" w:cs="Times New Roman"/>
-        </w:rPr>
-        <w:t>ServiceImpl）</w:t>
+      <w:proofErr w:type="spellStart"/>
+      <w:r>
+        <w:rPr>
+          <w:rFonts w:ascii="Times New Roman" w:eastAsia="宋体" w:hAnsi="Times New Roman" w:cs="Times New Roman"/>
+        </w:rPr>
+        <w:t>ServiceImpl</w:t>
+      </w:r>
+      <w:proofErr w:type="spellEnd"/>
+      <w:r>
+        <w:rPr>
+          <w:rFonts w:ascii="Times New Roman" w:eastAsia="宋体" w:hAnsi="Times New Roman" w:cs="Times New Roman"/>
+        </w:rPr>
+        <w:t>）</w:t>
       </w:r>
     </w:p>
     <w:p>
@@ -1741,45 +2025,45 @@
           <w:numId w:val="3"/>
         </w:numPr>
         <w:rPr>
-          <w:rFonts w:hint="default" w:ascii="Times New Roman" w:hAnsi="Times New Roman" w:eastAsia="宋体" w:cs="Times New Roman"/>
-        </w:rPr>
-      </w:pPr>
-      <w:r>
-        <w:rPr>
-          <w:rStyle w:val="48"/>
-          <w:rFonts w:hint="default" w:ascii="Times New Roman" w:hAnsi="Times New Roman" w:eastAsia="宋体" w:cs="Times New Roman"/>
+          <w:rFonts w:ascii="Times New Roman" w:eastAsia="宋体" w:hAnsi="Times New Roman" w:cs="Times New Roman"/>
+        </w:rPr>
+      </w:pPr>
+      <w:r>
+        <w:rPr>
+          <w:rStyle w:val="VerbatimChar"/>
+          <w:rFonts w:ascii="Times New Roman" w:eastAsia="宋体" w:hAnsi="Times New Roman" w:cs="Times New Roman"/>
         </w:rPr>
         <w:t>backend/.../entity/*.java</w:t>
       </w:r>
       <w:r>
         <w:rPr>
-          <w:rFonts w:hint="default" w:ascii="Times New Roman" w:hAnsi="Times New Roman" w:eastAsia="宋体" w:cs="Times New Roman"/>
-        </w:rPr>
-        <w:t>（≥</w:t>
-      </w:r>
-      <w:r>
-        <w:rPr>
-          <w:rFonts w:hint="default" w:ascii="Times New Roman" w:hAnsi="Times New Roman" w:eastAsia="宋体" w:cs="Times New Roman"/>
-        </w:rPr>
-        <w:t xml:space="preserve"> 1 </w:t>
-      </w:r>
-      <w:r>
-        <w:rPr>
-          <w:rFonts w:hint="default" w:ascii="Times New Roman" w:hAnsi="Times New Roman" w:eastAsia="宋体" w:cs="Times New Roman"/>
+          <w:rFonts w:ascii="Times New Roman" w:eastAsia="宋体" w:hAnsi="Times New Roman" w:cs="Times New Roman"/>
+        </w:rPr>
+        <w:t>（</w:t>
+      </w:r>
+      <w:r>
+        <w:rPr>
+          <w:rFonts w:ascii="Times New Roman" w:eastAsia="宋体" w:hAnsi="Times New Roman" w:cs="Times New Roman"/>
+        </w:rPr>
+        <w:t xml:space="preserve">≥ 1 </w:t>
+      </w:r>
+      <w:r>
+        <w:rPr>
+          <w:rFonts w:ascii="Times New Roman" w:eastAsia="宋体" w:hAnsi="Times New Roman" w:cs="Times New Roman"/>
         </w:rPr>
         <w:t>个</w:t>
       </w:r>
       <w:r>
         <w:rPr>
-          <w:rFonts w:hint="default" w:ascii="Times New Roman" w:hAnsi="Times New Roman" w:eastAsia="宋体" w:cs="Times New Roman"/>
-        </w:rPr>
-        <w:t xml:space="preserve"> </w:t>
-      </w:r>
-      <w:r>
-        <w:rPr>
-          <w:rFonts w:hint="default" w:ascii="Times New Roman" w:hAnsi="Times New Roman" w:eastAsia="宋体" w:cs="Times New Roman"/>
-        </w:rPr>
-        <w:t>Entity）</w:t>
+          <w:rFonts w:ascii="Times New Roman" w:eastAsia="宋体" w:hAnsi="Times New Roman" w:cs="Times New Roman"/>
+        </w:rPr>
+        <w:t xml:space="preserve"> Entity</w:t>
+      </w:r>
+      <w:r>
+        <w:rPr>
+          <w:rFonts w:ascii="Times New Roman" w:eastAsia="宋体" w:hAnsi="Times New Roman" w:cs="Times New Roman"/>
+        </w:rPr>
+        <w:t>）</w:t>
       </w:r>
     </w:p>
     <w:p>
@@ -1789,43 +2073,69 @@
           <w:numId w:val="3"/>
         </w:numPr>
         <w:rPr>
-          <w:rFonts w:hint="default" w:ascii="Times New Roman" w:hAnsi="Times New Roman" w:eastAsia="宋体" w:cs="Times New Roman"/>
-        </w:rPr>
-      </w:pPr>
-      <w:r>
-        <w:rPr>
-          <w:rStyle w:val="48"/>
-          <w:rFonts w:hint="default" w:ascii="Times New Roman" w:hAnsi="Times New Roman" w:eastAsia="宋体" w:cs="Times New Roman"/>
-        </w:rPr>
-        <w:t>frontend/src/views/*.vue</w:t>
-      </w:r>
-      <w:r>
-        <w:rPr>
-          <w:rFonts w:hint="default" w:ascii="Times New Roman" w:hAnsi="Times New Roman" w:eastAsia="宋体" w:cs="Times New Roman"/>
-        </w:rPr>
-        <w:t>（≥</w:t>
-      </w:r>
-      <w:r>
-        <w:rPr>
-          <w:rFonts w:hint="default" w:ascii="Times New Roman" w:hAnsi="Times New Roman" w:eastAsia="宋体" w:cs="Times New Roman"/>
-        </w:rPr>
-        <w:t xml:space="preserve"> 2 </w:t>
-      </w:r>
-      <w:r>
-        <w:rPr>
-          <w:rFonts w:hint="default" w:ascii="Times New Roman" w:hAnsi="Times New Roman" w:eastAsia="宋体" w:cs="Times New Roman"/>
+          <w:rFonts w:ascii="Times New Roman" w:eastAsia="宋体" w:hAnsi="Times New Roman" w:cs="Times New Roman"/>
+        </w:rPr>
+      </w:pPr>
+      <w:r>
+        <w:rPr>
+          <w:rStyle w:val="VerbatimChar"/>
+          <w:rFonts w:ascii="Times New Roman" w:eastAsia="宋体" w:hAnsi="Times New Roman" w:cs="Times New Roman"/>
+        </w:rPr>
+        <w:lastRenderedPageBreak/>
+        <w:t>frontend/</w:t>
+      </w:r>
+      <w:proofErr w:type="spellStart"/>
+      <w:r>
+        <w:rPr>
+          <w:rStyle w:val="VerbatimChar"/>
+          <w:rFonts w:ascii="Times New Roman" w:eastAsia="宋体" w:hAnsi="Times New Roman" w:cs="Times New Roman"/>
+        </w:rPr>
+        <w:t>src</w:t>
+      </w:r>
+      <w:proofErr w:type="spellEnd"/>
+      <w:r>
+        <w:rPr>
+          <w:rStyle w:val="VerbatimChar"/>
+          <w:rFonts w:ascii="Times New Roman" w:eastAsia="宋体" w:hAnsi="Times New Roman" w:cs="Times New Roman"/>
+        </w:rPr>
+        <w:t>/views/*.</w:t>
+      </w:r>
+      <w:proofErr w:type="spellStart"/>
+      <w:r>
+        <w:rPr>
+          <w:rStyle w:val="VerbatimChar"/>
+          <w:rFonts w:ascii="Times New Roman" w:eastAsia="宋体" w:hAnsi="Times New Roman" w:cs="Times New Roman"/>
+        </w:rPr>
+        <w:t>vue</w:t>
+      </w:r>
+      <w:proofErr w:type="spellEnd"/>
+      <w:r>
+        <w:rPr>
+          <w:rFonts w:ascii="Times New Roman" w:eastAsia="宋体" w:hAnsi="Times New Roman" w:cs="Times New Roman"/>
+        </w:rPr>
+        <w:t>（</w:t>
+      </w:r>
+      <w:r>
+        <w:rPr>
+          <w:rFonts w:ascii="Times New Roman" w:eastAsia="宋体" w:hAnsi="Times New Roman" w:cs="Times New Roman"/>
+        </w:rPr>
+        <w:t xml:space="preserve">≥ 2 </w:t>
+      </w:r>
+      <w:r>
+        <w:rPr>
+          <w:rFonts w:ascii="Times New Roman" w:eastAsia="宋体" w:hAnsi="Times New Roman" w:cs="Times New Roman"/>
         </w:rPr>
         <w:t>个，每个</w:t>
       </w:r>
       <w:r>
         <w:rPr>
-          <w:rFonts w:hint="default" w:ascii="Times New Roman" w:hAnsi="Times New Roman" w:eastAsia="宋体" w:cs="Times New Roman"/>
+          <w:rFonts w:ascii="Times New Roman" w:eastAsia="宋体" w:hAnsi="Times New Roman" w:cs="Times New Roman"/>
         </w:rPr>
         <w:t xml:space="preserve"> ≥ 50 </w:t>
       </w:r>
       <w:r>
         <w:rPr>
-          <w:rFonts w:hint="default" w:ascii="Times New Roman" w:hAnsi="Times New Roman" w:eastAsia="宋体" w:cs="Times New Roman"/>
+          <w:rFonts w:ascii="Times New Roman" w:eastAsia="宋体" w:hAnsi="Times New Roman" w:cs="Times New Roman"/>
         </w:rPr>
         <w:t>行真实代码）</w:t>
       </w:r>
@@ -1833,45 +2143,37 @@
     <w:p>
       <w:pPr>
         <w:rPr>
-          <w:rFonts w:hint="default" w:ascii="Times New Roman" w:hAnsi="Times New Roman" w:eastAsia="宋体" w:cs="Times New Roman"/>
-        </w:rPr>
-      </w:pPr>
-      <w:r>
-        <w:rPr>
-          <w:rFonts w:hint="default" w:ascii="Times New Roman" w:hAnsi="Times New Roman" w:eastAsia="宋体" w:cs="Times New Roman"/>
-        </w:rPr>
-        <w:pict>
-          <v:rect id="_x0000_i1028" o:spt="1" style="height:1.5pt;width:0pt;" coordsize="21600,21600" o:hr="t" o:hrstd="t" o:hralign="center">
-            <v:path/>
-            <v:fill focussize="0,0"/>
-            <v:stroke/>
-            <v:imagedata o:title=""/>
-            <o:lock v:ext="edit"/>
-            <w10:wrap type="none"/>
-            <w10:anchorlock/>
-          </v:rect>
+          <w:rFonts w:ascii="Times New Roman" w:eastAsia="宋体" w:hAnsi="Times New Roman" w:cs="Times New Roman"/>
+        </w:rPr>
+      </w:pPr>
+      <w:r>
+        <w:rPr>
+          <w:rFonts w:ascii="Times New Roman" w:eastAsia="宋体" w:hAnsi="Times New Roman" w:cs="Times New Roman"/>
+        </w:rPr>
+        <w:pict w14:anchorId="7D14F5C2">
+          <v:rect id="_x0000_i1028" style="width:0;height:1.5pt" o:hralign="center" o:hrstd="t" o:hr="t"/>
         </w:pict>
       </w:r>
     </w:p>
-    <w:bookmarkEnd w:id="4"/>
-    <w:bookmarkEnd w:id="9"/>
-    <w:p>
-      <w:pPr>
-        <w:pStyle w:val="4"/>
-        <w:rPr>
-          <w:rFonts w:hint="default" w:ascii="Times New Roman" w:hAnsi="Times New Roman" w:eastAsia="宋体" w:cs="Times New Roman"/>
+    <w:p>
+      <w:pPr>
+        <w:pStyle w:val="2"/>
+        <w:rPr>
+          <w:rFonts w:ascii="Times New Roman" w:eastAsia="宋体" w:hAnsi="Times New Roman" w:cs="Times New Roman"/>
         </w:rPr>
       </w:pPr>
       <w:bookmarkStart w:id="10" w:name="Xaf18a3bba337a0272bdce45e150249b7ce7edf9"/>
-      <w:r>
-        <w:rPr>
-          <w:rFonts w:hint="default" w:ascii="Times New Roman" w:hAnsi="Times New Roman" w:eastAsia="宋体" w:cs="Times New Roman"/>
+      <w:bookmarkEnd w:id="4"/>
+      <w:bookmarkEnd w:id="9"/>
+      <w:r>
+        <w:rPr>
+          <w:rFonts w:ascii="Times New Roman" w:eastAsia="宋体" w:hAnsi="Times New Roman" w:cs="Times New Roman"/>
         </w:rPr>
         <w:t xml:space="preserve">⚠️ </w:t>
       </w:r>
       <w:r>
         <w:rPr>
-          <w:rFonts w:hint="default" w:ascii="Times New Roman" w:hAnsi="Times New Roman" w:eastAsia="宋体" w:cs="Times New Roman"/>
+          <w:rFonts w:ascii="Times New Roman" w:eastAsia="宋体" w:hAnsi="Times New Roman" w:cs="Times New Roman"/>
         </w:rPr>
         <w:t>这些情况也算「未完成」</w:t>
       </w:r>
@@ -1883,37 +2185,51 @@
           <w:numId w:val="1"/>
         </w:numPr>
         <w:rPr>
-          <w:rFonts w:hint="default" w:ascii="Times New Roman" w:hAnsi="Times New Roman" w:eastAsia="宋体" w:cs="Times New Roman"/>
-        </w:rPr>
-      </w:pPr>
-      <w:r>
-        <w:rPr>
-          <w:rStyle w:val="48"/>
-          <w:rFonts w:hint="default" w:ascii="Times New Roman" w:hAnsi="Times New Roman" w:eastAsia="宋体" w:cs="Times New Roman"/>
-        </w:rPr>
-        <w:t>docs/00-选题标定.md</w:t>
-      </w:r>
-      <w:r>
-        <w:rPr>
-          <w:rFonts w:hint="default" w:ascii="Times New Roman" w:hAnsi="Times New Roman" w:eastAsia="宋体" w:cs="Times New Roman"/>
+          <w:rFonts w:ascii="Times New Roman" w:eastAsia="宋体" w:hAnsi="Times New Roman" w:cs="Times New Roman"/>
+        </w:rPr>
+      </w:pPr>
+      <w:r>
+        <w:rPr>
+          <w:rStyle w:val="VerbatimChar"/>
+          <w:rFonts w:ascii="Times New Roman" w:eastAsia="宋体" w:hAnsi="Times New Roman" w:cs="Times New Roman"/>
+        </w:rPr>
+        <w:t>docs/00-</w:t>
+      </w:r>
+      <w:r>
+        <w:rPr>
+          <w:rStyle w:val="VerbatimChar"/>
+          <w:rFonts w:ascii="Times New Roman" w:eastAsia="宋体" w:hAnsi="Times New Roman" w:cs="Times New Roman"/>
+        </w:rPr>
+        <w:t>选题标定</w:t>
+      </w:r>
+      <w:r>
+        <w:rPr>
+          <w:rStyle w:val="VerbatimChar"/>
+          <w:rFonts w:ascii="Times New Roman" w:eastAsia="宋体" w:hAnsi="Times New Roman" w:cs="Times New Roman"/>
+        </w:rPr>
+        <w:t>.md</w:t>
+      </w:r>
+      <w:r>
+        <w:rPr>
+          <w:rFonts w:ascii="Times New Roman" w:eastAsia="宋体" w:hAnsi="Times New Roman" w:cs="Times New Roman"/>
         </w:rPr>
         <w:t xml:space="preserve"> </w:t>
       </w:r>
       <w:r>
         <w:rPr>
-          <w:rFonts w:hint="default" w:ascii="Times New Roman" w:hAnsi="Times New Roman" w:eastAsia="宋体" w:cs="Times New Roman"/>
+          <w:rFonts w:ascii="Times New Roman" w:eastAsia="宋体" w:hAnsi="Times New Roman" w:cs="Times New Roman"/>
         </w:rPr>
         <w:t>里的题号</w:t>
       </w:r>
       <w:r>
         <w:rPr>
-          <w:rFonts w:hint="default" w:ascii="Times New Roman" w:hAnsi="Times New Roman" w:eastAsia="宋体" w:cs="Times New Roman"/>
+          <w:rFonts w:ascii="Times New Roman" w:eastAsia="宋体" w:hAnsi="Times New Roman" w:cs="Times New Roman"/>
         </w:rPr>
         <w:t xml:space="preserve"> ≠ </w:t>
       </w:r>
       <w:r>
         <w:rPr>
-          <w:rFonts w:hint="default" w:ascii="Times New Roman" w:hAnsi="Times New Roman" w:eastAsia="宋体" w:cs="Times New Roman"/>
+          <w:rFonts w:ascii="Times New Roman" w:eastAsia="宋体" w:hAnsi="Times New Roman" w:cs="Times New Roman"/>
         </w:rPr>
         <w:t>你被分配的题号（做错题目）</w:t>
       </w:r>
@@ -1925,62 +2241,62 @@
           <w:numId w:val="1"/>
         </w:numPr>
         <w:rPr>
-          <w:rFonts w:hint="default" w:ascii="Times New Roman" w:hAnsi="Times New Roman" w:eastAsia="宋体" w:cs="Times New Roman"/>
-        </w:rPr>
-      </w:pPr>
-      <w:r>
-        <w:rPr>
-          <w:rStyle w:val="48"/>
-          <w:rFonts w:hint="default" w:ascii="Times New Roman" w:hAnsi="Times New Roman" w:eastAsia="宋体" w:cs="Times New Roman"/>
+          <w:rFonts w:ascii="Times New Roman" w:eastAsia="宋体" w:hAnsi="Times New Roman" w:cs="Times New Roman"/>
+        </w:rPr>
+      </w:pPr>
+      <w:r>
+        <w:rPr>
+          <w:rStyle w:val="VerbatimChar"/>
+          <w:rFonts w:ascii="Times New Roman" w:eastAsia="宋体" w:hAnsi="Times New Roman" w:cs="Times New Roman"/>
         </w:rPr>
         <w:t>CLAUDE.md</w:t>
       </w:r>
       <w:r>
         <w:rPr>
-          <w:rFonts w:hint="default" w:ascii="Times New Roman" w:hAnsi="Times New Roman" w:eastAsia="宋体" w:cs="Times New Roman"/>
+          <w:rFonts w:ascii="Times New Roman" w:eastAsia="宋体" w:hAnsi="Times New Roman" w:cs="Times New Roman"/>
         </w:rPr>
         <w:t xml:space="preserve"> </w:t>
       </w:r>
       <w:r>
         <w:rPr>
-          <w:rFonts w:hint="default" w:ascii="Times New Roman" w:hAnsi="Times New Roman" w:eastAsia="宋体" w:cs="Times New Roman"/>
+          <w:rFonts w:ascii="Times New Roman" w:eastAsia="宋体" w:hAnsi="Times New Roman" w:cs="Times New Roman"/>
         </w:rPr>
         <w:t>里</w:t>
       </w:r>
       <w:r>
         <w:rPr>
-          <w:rFonts w:hint="default" w:ascii="Times New Roman" w:hAnsi="Times New Roman" w:eastAsia="宋体" w:cs="Times New Roman"/>
+          <w:rFonts w:ascii="Times New Roman" w:eastAsia="宋体" w:hAnsi="Times New Roman" w:cs="Times New Roman"/>
         </w:rPr>
         <w:t xml:space="preserve"> </w:t>
       </w:r>
       <w:r>
         <w:rPr>
-          <w:rStyle w:val="48"/>
-          <w:rFonts w:hint="default" w:ascii="Times New Roman" w:hAnsi="Times New Roman" w:eastAsia="宋体" w:cs="Times New Roman"/>
+          <w:rStyle w:val="VerbatimChar"/>
+          <w:rFonts w:ascii="Times New Roman" w:eastAsia="宋体" w:hAnsi="Times New Roman" w:cs="Times New Roman"/>
         </w:rPr>
         <w:t>{{}}</w:t>
       </w:r>
       <w:r>
         <w:rPr>
-          <w:rFonts w:hint="default" w:ascii="Times New Roman" w:hAnsi="Times New Roman" w:eastAsia="宋体" w:cs="Times New Roman"/>
+          <w:rFonts w:ascii="Times New Roman" w:eastAsia="宋体" w:hAnsi="Times New Roman" w:cs="Times New Roman"/>
         </w:rPr>
         <w:t xml:space="preserve"> </w:t>
       </w:r>
       <w:r>
         <w:rPr>
-          <w:rFonts w:hint="default" w:ascii="Times New Roman" w:hAnsi="Times New Roman" w:eastAsia="宋体" w:cs="Times New Roman"/>
+          <w:rFonts w:ascii="Times New Roman" w:eastAsia="宋体" w:hAnsi="Times New Roman" w:cs="Times New Roman"/>
         </w:rPr>
         <w:t>占位符没替换（视为</w:t>
       </w:r>
       <w:r>
         <w:rPr>
-          <w:rFonts w:hint="default" w:ascii="Times New Roman" w:hAnsi="Times New Roman" w:eastAsia="宋体" w:cs="Times New Roman"/>
+          <w:rFonts w:ascii="Times New Roman" w:eastAsia="宋体" w:hAnsi="Times New Roman" w:cs="Times New Roman"/>
         </w:rPr>
         <w:t xml:space="preserve"> CLAUDE.md </w:t>
       </w:r>
       <w:r>
         <w:rPr>
-          <w:rFonts w:hint="default" w:ascii="Times New Roman" w:hAnsi="Times New Roman" w:eastAsia="宋体" w:cs="Times New Roman"/>
+          <w:rFonts w:ascii="Times New Roman" w:eastAsia="宋体" w:hAnsi="Times New Roman" w:cs="Times New Roman"/>
         </w:rPr>
         <w:t>没填）</w:t>
       </w:r>
@@ -1992,44 +2308,44 @@
           <w:numId w:val="1"/>
         </w:numPr>
         <w:rPr>
-          <w:rFonts w:hint="default" w:ascii="Times New Roman" w:hAnsi="Times New Roman" w:eastAsia="宋体" w:cs="Times New Roman"/>
-        </w:rPr>
-      </w:pPr>
-      <w:r>
-        <w:rPr>
-          <w:rFonts w:hint="default" w:ascii="Times New Roman" w:hAnsi="Times New Roman" w:eastAsia="宋体" w:cs="Times New Roman"/>
+          <w:rFonts w:ascii="Times New Roman" w:eastAsia="宋体" w:hAnsi="Times New Roman" w:cs="Times New Roman"/>
+        </w:rPr>
+      </w:pPr>
+      <w:r>
+        <w:rPr>
+          <w:rFonts w:ascii="Times New Roman" w:eastAsia="宋体" w:hAnsi="Times New Roman" w:cs="Times New Roman"/>
         </w:rPr>
         <w:t xml:space="preserve">R-XX </w:t>
       </w:r>
       <w:r>
         <w:rPr>
-          <w:rFonts w:hint="default" w:ascii="Times New Roman" w:hAnsi="Times New Roman" w:eastAsia="宋体" w:cs="Times New Roman"/>
+          <w:rFonts w:ascii="Times New Roman" w:eastAsia="宋体" w:hAnsi="Times New Roman" w:cs="Times New Roman"/>
         </w:rPr>
         <w:t>审核报告文件存在但近乎空白</w:t>
       </w:r>
     </w:p>
     <w:p>
       <w:pPr>
-        <w:pStyle w:val="23"/>
-        <w:rPr>
-          <w:rFonts w:hint="default" w:ascii="Times New Roman" w:hAnsi="Times New Roman" w:eastAsia="宋体" w:cs="Times New Roman"/>
-        </w:rPr>
-      </w:pPr>
-      <w:r>
-        <w:rPr>
-          <w:rFonts w:hint="default" w:ascii="Times New Roman" w:hAnsi="Times New Roman" w:eastAsia="宋体" w:cs="Times New Roman"/>
+        <w:pStyle w:val="FirstParagraph"/>
+        <w:rPr>
+          <w:rFonts w:ascii="Times New Roman" w:eastAsia="宋体" w:hAnsi="Times New Roman" w:cs="Times New Roman"/>
+        </w:rPr>
+      </w:pPr>
+      <w:r>
+        <w:rPr>
+          <w:rFonts w:ascii="Times New Roman" w:eastAsia="宋体" w:hAnsi="Times New Roman" w:cs="Times New Roman"/>
         </w:rPr>
         <w:t>虽然都按</w:t>
       </w:r>
       <w:r>
         <w:rPr>
-          <w:rFonts w:hint="default" w:ascii="Times New Roman" w:hAnsi="Times New Roman" w:eastAsia="宋体" w:cs="Times New Roman"/>
+          <w:rFonts w:ascii="Times New Roman" w:eastAsia="宋体" w:hAnsi="Times New Roman" w:cs="Times New Roman"/>
         </w:rPr>
         <w:t xml:space="preserve"> 10 </w:t>
       </w:r>
       <w:r>
         <w:rPr>
-          <w:rFonts w:hint="default" w:ascii="Times New Roman" w:hAnsi="Times New Roman" w:eastAsia="宋体" w:cs="Times New Roman"/>
+          <w:rFonts w:ascii="Times New Roman" w:eastAsia="宋体" w:hAnsi="Times New Roman" w:cs="Times New Roman"/>
         </w:rPr>
         <w:t>分扣，但实际上缺得越多说明越没认真做，请大家务必逐项补齐。</w:t>
       </w:r>
@@ -2037,104 +2353,89 @@
     <w:p>
       <w:pPr>
         <w:rPr>
-          <w:rFonts w:hint="default" w:ascii="Times New Roman" w:hAnsi="Times New Roman" w:eastAsia="宋体" w:cs="Times New Roman"/>
-        </w:rPr>
-      </w:pPr>
-      <w:r>
-        <w:rPr>
-          <w:rFonts w:hint="default" w:ascii="Times New Roman" w:hAnsi="Times New Roman" w:eastAsia="宋体" w:cs="Times New Roman"/>
-        </w:rPr>
-        <w:pict>
-          <v:rect id="_x0000_i1029" o:spt="1" style="height:1.5pt;width:0pt;" coordsize="21600,21600" o:hr="t" o:hrstd="t" o:hralign="center">
-            <v:path/>
-            <v:fill focussize="0,0"/>
-            <v:stroke/>
-            <v:imagedata o:title=""/>
-            <o:lock v:ext="edit"/>
-            <w10:wrap type="none"/>
-            <w10:anchorlock/>
-          </v:rect>
+          <w:rFonts w:ascii="Times New Roman" w:eastAsia="宋体" w:hAnsi="Times New Roman" w:cs="Times New Roman"/>
+        </w:rPr>
+      </w:pPr>
+      <w:r>
+        <w:rPr>
+          <w:rFonts w:ascii="Times New Roman" w:eastAsia="宋体" w:hAnsi="Times New Roman" w:cs="Times New Roman"/>
+        </w:rPr>
+        <w:pict w14:anchorId="28250BE3">
+          <v:rect id="_x0000_i1029" style="width:0;height:1.5pt" o:hralign="center" o:hrstd="t" o:hr="t"/>
         </w:pict>
       </w:r>
     </w:p>
-    <w:bookmarkEnd w:id="10"/>
-    <w:p>
-      <w:pPr>
-        <w:pStyle w:val="4"/>
-        <w:rPr>
-          <w:rFonts w:hint="default" w:ascii="Times New Roman" w:hAnsi="Times New Roman" w:eastAsia="宋体" w:cs="Times New Roman"/>
+    <w:p>
+      <w:pPr>
+        <w:pStyle w:val="2"/>
+        <w:rPr>
+          <w:rFonts w:ascii="Times New Roman" w:eastAsia="宋体" w:hAnsi="Times New Roman" w:cs="Times New Roman"/>
         </w:rPr>
       </w:pPr>
       <w:bookmarkStart w:id="11" w:name="X2a727c55dcc828f3e259e39b4aa6f29ba3f1944"/>
-      <w:r>
-        <w:rPr>
-          <w:rFonts w:hint="default" w:ascii="Times New Roman" w:hAnsi="Times New Roman" w:eastAsia="宋体" w:cs="Times New Roman"/>
+      <w:bookmarkEnd w:id="10"/>
+      <w:r>
+        <w:rPr>
+          <w:rFonts w:ascii="Times New Roman" w:eastAsia="宋体" w:hAnsi="Times New Roman" w:cs="Times New Roman"/>
         </w:rPr>
         <w:t xml:space="preserve">📅 </w:t>
       </w:r>
       <w:r>
         <w:rPr>
-          <w:rFonts w:hint="default" w:ascii="Times New Roman" w:hAnsi="Times New Roman" w:eastAsia="宋体" w:cs="Times New Roman"/>
+          <w:rFonts w:ascii="Times New Roman" w:eastAsia="宋体" w:hAnsi="Times New Roman" w:cs="Times New Roman"/>
         </w:rPr>
         <w:t>时间线</w:t>
       </w:r>
     </w:p>
     <w:tbl>
       <w:tblPr>
-        <w:tblStyle w:val="41"/>
+        <w:tblStyle w:val="Table"/>
         <w:tblW w:w="0" w:type="auto"/>
         <w:tblInd w:w="0" w:type="dxa"/>
-        <w:tblLayout w:type="autofit"/>
-        <w:tblCellMar>
-          <w:top w:w="0" w:type="dxa"/>
-          <w:left w:w="108" w:type="dxa"/>
-          <w:bottom w:w="0" w:type="dxa"/>
-          <w:right w:w="108" w:type="dxa"/>
-        </w:tblCellMar>
+        <w:tblLook w:val="04A0" w:firstRow="1" w:lastRow="0" w:firstColumn="1" w:lastColumn="0" w:noHBand="0" w:noVBand="1"/>
       </w:tblPr>
       <w:tblGrid>
-        <w:gridCol w:w="2403"/>
-        <w:gridCol w:w="2512"/>
+        <w:gridCol w:w="2283"/>
+        <w:gridCol w:w="2392"/>
       </w:tblGrid>
       <w:tr>
-        <w:tblPrEx>
-          <w:tblCellMar>
-            <w:top w:w="0" w:type="dxa"/>
-            <w:left w:w="108" w:type="dxa"/>
-            <w:bottom w:w="0" w:type="dxa"/>
-            <w:right w:w="108" w:type="dxa"/>
-          </w:tblCellMar>
-        </w:tblPrEx>
         <w:trPr>
+          <w:cnfStyle w:val="100000000000" w:firstRow="1" w:lastRow="0" w:firstColumn="0" w:lastColumn="0" w:oddVBand="0" w:evenVBand="0" w:oddHBand="0" w:evenHBand="0" w:firstRowFirstColumn="0" w:firstRowLastColumn="0" w:lastRowFirstColumn="0" w:lastRowLastColumn="0"/>
           <w:tblHeader/>
         </w:trPr>
         <w:tc>
+          <w:tcPr>
+            <w:tcW w:w="0" w:type="auto"/>
+          </w:tcPr>
           <w:p>
             <w:pPr>
-              <w:pStyle w:val="24"/>
+              <w:pStyle w:val="Compact"/>
               <w:rPr>
-                <w:rFonts w:hint="default" w:ascii="Times New Roman" w:hAnsi="Times New Roman" w:eastAsia="宋体" w:cs="Times New Roman"/>
+                <w:rFonts w:ascii="Times New Roman" w:eastAsia="宋体" w:hAnsi="Times New Roman" w:cs="Times New Roman"/>
               </w:rPr>
             </w:pPr>
             <w:r>
               <w:rPr>
-                <w:rFonts w:hint="default" w:ascii="Times New Roman" w:hAnsi="Times New Roman" w:eastAsia="宋体" w:cs="Times New Roman"/>
+                <w:rFonts w:ascii="Times New Roman" w:eastAsia="宋体" w:hAnsi="Times New Roman" w:cs="Times New Roman"/>
               </w:rPr>
               <w:t>节点</w:t>
             </w:r>
           </w:p>
         </w:tc>
         <w:tc>
+          <w:tcPr>
+            <w:tcW w:w="0" w:type="auto"/>
+          </w:tcPr>
           <w:p>
             <w:pPr>
-              <w:pStyle w:val="24"/>
+              <w:pStyle w:val="Compact"/>
               <w:rPr>
-                <w:rFonts w:hint="default" w:ascii="Times New Roman" w:hAnsi="Times New Roman" w:eastAsia="宋体" w:cs="Times New Roman"/>
+                <w:rFonts w:ascii="Times New Roman" w:eastAsia="宋体" w:hAnsi="Times New Roman" w:cs="Times New Roman"/>
               </w:rPr>
             </w:pPr>
             <w:r>
               <w:rPr>
-                <w:rFonts w:hint="default" w:ascii="Times New Roman" w:hAnsi="Times New Roman" w:eastAsia="宋体" w:cs="Times New Roman"/>
+                <w:rFonts w:ascii="Times New Roman" w:eastAsia="宋体" w:hAnsi="Times New Roman" w:cs="Times New Roman"/>
               </w:rPr>
               <w:t>操作</w:t>
             </w:r>
@@ -2142,71 +2443,81 @@
         </w:tc>
       </w:tr>
       <w:tr>
-        <w:tblPrEx>
-          <w:tblCellMar>
-            <w:top w:w="0" w:type="dxa"/>
-            <w:left w:w="108" w:type="dxa"/>
-            <w:bottom w:w="0" w:type="dxa"/>
-            <w:right w:w="108" w:type="dxa"/>
-          </w:tblCellMar>
-        </w:tblPrEx>
         <w:tc>
+          <w:tcPr>
+            <w:tcW w:w="0" w:type="auto"/>
+          </w:tcPr>
           <w:p>
             <w:pPr>
-              <w:pStyle w:val="24"/>
+              <w:pStyle w:val="Compact"/>
               <w:rPr>
-                <w:rFonts w:hint="default" w:ascii="Times New Roman" w:hAnsi="Times New Roman" w:eastAsia="宋体" w:cs="Times New Roman"/>
+                <w:rFonts w:ascii="Times New Roman" w:eastAsia="宋体" w:hAnsi="Times New Roman" w:cs="Times New Roman"/>
               </w:rPr>
             </w:pPr>
             <w:r>
               <w:rPr>
-                <w:rFonts w:hint="default" w:ascii="Times New Roman" w:hAnsi="Times New Roman" w:eastAsia="宋体" w:cs="Times New Roman"/>
+                <w:rFonts w:ascii="Times New Roman" w:eastAsia="宋体" w:hAnsi="Times New Roman" w:cs="Times New Roman"/>
               </w:rPr>
               <w:t>今天</w:t>
             </w:r>
             <w:r>
               <w:rPr>
-                <w:rFonts w:hint="default" w:ascii="Times New Roman" w:hAnsi="Times New Roman" w:eastAsia="宋体" w:cs="Times New Roman"/>
+                <w:rFonts w:ascii="Times New Roman" w:eastAsia="宋体" w:hAnsi="Times New Roman" w:cs="Times New Roman"/>
               </w:rPr>
               <w:t xml:space="preserve"> - </w:t>
             </w:r>
             <w:r>
               <w:rPr>
-                <w:rFonts w:hint="default" w:ascii="Times New Roman" w:hAnsi="Times New Roman" w:eastAsia="宋体" w:cs="Times New Roman"/>
+                <w:rFonts w:ascii="Times New Roman" w:eastAsia="宋体" w:hAnsi="Times New Roman" w:cs="Times New Roman"/>
               </w:rPr>
-              <w:t>周五（5/22）</w:t>
+              <w:t>周五（</w:t>
+            </w:r>
+            <w:r>
+              <w:rPr>
+                <w:rFonts w:ascii="Times New Roman" w:eastAsia="宋体" w:hAnsi="Times New Roman" w:cs="Times New Roman"/>
+              </w:rPr>
+              <w:t>5/22</w:t>
+            </w:r>
+            <w:r>
+              <w:rPr>
+                <w:rFonts w:ascii="Times New Roman" w:eastAsia="宋体" w:hAnsi="Times New Roman" w:cs="Times New Roman"/>
+              </w:rPr>
+              <w:t>）</w:t>
             </w:r>
           </w:p>
         </w:tc>
         <w:tc>
+          <w:tcPr>
+            <w:tcW w:w="0" w:type="auto"/>
+          </w:tcPr>
           <w:p>
             <w:pPr>
-              <w:pStyle w:val="24"/>
+              <w:pStyle w:val="Compact"/>
               <w:rPr>
-                <w:rFonts w:hint="default" w:ascii="Times New Roman" w:hAnsi="Times New Roman" w:eastAsia="宋体" w:cs="Times New Roman"/>
+                <w:rFonts w:ascii="Times New Roman" w:eastAsia="宋体" w:hAnsi="Times New Roman" w:cs="Times New Roman"/>
               </w:rPr>
             </w:pPr>
             <w:r>
               <w:rPr>
-                <w:rFonts w:hint="default" w:ascii="Times New Roman" w:hAnsi="Times New Roman" w:eastAsia="宋体" w:cs="Times New Roman"/>
+                <w:rFonts w:ascii="Times New Roman" w:eastAsia="宋体" w:hAnsi="Times New Roman" w:cs="Times New Roman"/>
               </w:rPr>
               <w:t>自查</w:t>
             </w:r>
             <w:r>
               <w:rPr>
-                <w:rFonts w:hint="default" w:ascii="Times New Roman" w:hAnsi="Times New Roman" w:eastAsia="宋体" w:cs="Times New Roman"/>
+                <w:rFonts w:ascii="Times New Roman" w:eastAsia="宋体" w:hAnsi="Times New Roman" w:cs="Times New Roman"/>
               </w:rPr>
               <w:t xml:space="preserve"> + </w:t>
             </w:r>
             <w:r>
               <w:rPr>
-                <w:rFonts w:hint="default" w:ascii="Times New Roman" w:hAnsi="Times New Roman" w:eastAsia="宋体" w:cs="Times New Roman"/>
+                <w:rFonts w:ascii="Times New Roman" w:eastAsia="宋体" w:hAnsi="Times New Roman" w:cs="Times New Roman"/>
               </w:rPr>
               <w:t>补齐</w:t>
             </w:r>
             <w:r>
               <w:rPr>
-                <w:rFonts w:hint="default" w:ascii="Times New Roman" w:hAnsi="Times New Roman" w:eastAsia="宋体" w:cs="Times New Roman"/>
+                <w:rFonts w:ascii="Times New Roman" w:eastAsia="宋体" w:hAnsi="Times New Roman" w:cs="Times New Roman"/>
               </w:rPr>
               <w:t xml:space="preserve"> + push</w:t>
             </w:r>
@@ -2214,53 +2525,63 @@
         </w:tc>
       </w:tr>
       <w:tr>
-        <w:tblPrEx>
-          <w:tblCellMar>
-            <w:top w:w="0" w:type="dxa"/>
-            <w:left w:w="108" w:type="dxa"/>
-            <w:bottom w:w="0" w:type="dxa"/>
-            <w:right w:w="108" w:type="dxa"/>
-          </w:tblCellMar>
-        </w:tblPrEx>
         <w:tc>
+          <w:tcPr>
+            <w:tcW w:w="0" w:type="auto"/>
+          </w:tcPr>
           <w:p>
             <w:pPr>
-              <w:pStyle w:val="24"/>
+              <w:pStyle w:val="Compact"/>
               <w:rPr>
-                <w:rFonts w:hint="default" w:ascii="Times New Roman" w:hAnsi="Times New Roman" w:eastAsia="宋体" w:cs="Times New Roman"/>
+                <w:rFonts w:ascii="Times New Roman" w:eastAsia="宋体" w:hAnsi="Times New Roman" w:cs="Times New Roman"/>
               </w:rPr>
             </w:pPr>
             <w:r>
               <w:rPr>
-                <w:rFonts w:hint="default" w:ascii="Times New Roman" w:hAnsi="Times New Roman" w:eastAsia="宋体" w:cs="Times New Roman"/>
+                <w:rFonts w:ascii="Times New Roman" w:eastAsia="宋体" w:hAnsi="Times New Roman" w:cs="Times New Roman"/>
               </w:rPr>
-              <w:t>周六（5/23）</w:t>
+              <w:t>周六（</w:t>
+            </w:r>
+            <w:r>
+              <w:rPr>
+                <w:rFonts w:ascii="Times New Roman" w:eastAsia="宋体" w:hAnsi="Times New Roman" w:cs="Times New Roman"/>
+              </w:rPr>
+              <w:t>5/23</w:t>
+            </w:r>
+            <w:r>
+              <w:rPr>
+                <w:rFonts w:ascii="Times New Roman" w:eastAsia="宋体" w:hAnsi="Times New Roman" w:cs="Times New Roman"/>
+              </w:rPr>
+              <w:t>）</w:t>
             </w:r>
           </w:p>
         </w:tc>
         <w:tc>
+          <w:tcPr>
+            <w:tcW w:w="0" w:type="auto"/>
+          </w:tcPr>
           <w:p>
             <w:pPr>
-              <w:pStyle w:val="24"/>
+              <w:pStyle w:val="Compact"/>
               <w:rPr>
-                <w:rFonts w:hint="default" w:ascii="Times New Roman" w:hAnsi="Times New Roman" w:eastAsia="宋体" w:cs="Times New Roman"/>
+                <w:rFonts w:ascii="Times New Roman" w:eastAsia="宋体" w:hAnsi="Times New Roman" w:cs="Times New Roman"/>
               </w:rPr>
             </w:pPr>
             <w:r>
               <w:rPr>
-                <w:rFonts w:hint="default" w:ascii="Times New Roman" w:hAnsi="Times New Roman" w:eastAsia="宋体" w:cs="Times New Roman"/>
+                <w:rFonts w:ascii="Times New Roman" w:eastAsia="宋体" w:hAnsi="Times New Roman" w:cs="Times New Roman"/>
               </w:rPr>
               <w:t>自动扫描</w:t>
             </w:r>
             <w:r>
               <w:rPr>
-                <w:rFonts w:hint="default" w:ascii="Times New Roman" w:hAnsi="Times New Roman" w:eastAsia="宋体" w:cs="Times New Roman"/>
+                <w:rFonts w:ascii="Times New Roman" w:eastAsia="宋体" w:hAnsi="Times New Roman" w:cs="Times New Roman"/>
               </w:rPr>
               <w:t xml:space="preserve"> + </w:t>
             </w:r>
             <w:r>
               <w:rPr>
-                <w:rFonts w:hint="default" w:ascii="Times New Roman" w:hAnsi="Times New Roman" w:eastAsia="宋体" w:cs="Times New Roman"/>
+                <w:rFonts w:ascii="Times New Roman" w:eastAsia="宋体" w:hAnsi="Times New Roman" w:cs="Times New Roman"/>
               </w:rPr>
               <w:t>生成报告</w:t>
             </w:r>
@@ -2271,56 +2592,48 @@
     <w:p>
       <w:pPr>
         <w:rPr>
-          <w:rFonts w:hint="default" w:ascii="Times New Roman" w:hAnsi="Times New Roman" w:eastAsia="宋体" w:cs="Times New Roman"/>
-        </w:rPr>
-      </w:pPr>
-      <w:r>
-        <w:rPr>
-          <w:rFonts w:hint="default" w:ascii="Times New Roman" w:hAnsi="Times New Roman" w:eastAsia="宋体" w:cs="Times New Roman"/>
-        </w:rPr>
-        <w:pict>
-          <v:rect id="_x0000_i1030" o:spt="1" style="height:1.5pt;width:0pt;" coordsize="21600,21600" o:hr="t" o:hrstd="t" o:hralign="center">
-            <v:path/>
-            <v:fill focussize="0,0"/>
-            <v:stroke/>
-            <v:imagedata o:title=""/>
-            <o:lock v:ext="edit"/>
-            <w10:wrap type="none"/>
-            <w10:anchorlock/>
-          </v:rect>
+          <w:rFonts w:ascii="Times New Roman" w:eastAsia="宋体" w:hAnsi="Times New Roman" w:cs="Times New Roman"/>
+        </w:rPr>
+      </w:pPr>
+      <w:r>
+        <w:rPr>
+          <w:rFonts w:ascii="Times New Roman" w:eastAsia="宋体" w:hAnsi="Times New Roman" w:cs="Times New Roman"/>
+        </w:rPr>
+        <w:pict w14:anchorId="3045D969">
+          <v:rect id="_x0000_i1030" style="width:0;height:1.5pt" o:hralign="center" o:hrstd="t" o:hr="t"/>
         </w:pict>
       </w:r>
     </w:p>
-    <w:bookmarkEnd w:id="11"/>
-    <w:p>
-      <w:pPr>
-        <w:pStyle w:val="4"/>
-        <w:rPr>
-          <w:rFonts w:hint="default" w:ascii="Times New Roman" w:hAnsi="Times New Roman" w:eastAsia="宋体" w:cs="Times New Roman"/>
+    <w:p>
+      <w:pPr>
+        <w:pStyle w:val="2"/>
+        <w:rPr>
+          <w:rFonts w:ascii="Times New Roman" w:eastAsia="宋体" w:hAnsi="Times New Roman" w:cs="Times New Roman"/>
         </w:rPr>
       </w:pPr>
       <w:bookmarkStart w:id="12" w:name="X7ab8e42693a6db633b12e770db610f7de167b13"/>
-      <w:r>
-        <w:rPr>
-          <w:rFonts w:hint="default" w:ascii="Times New Roman" w:hAnsi="Times New Roman" w:eastAsia="宋体" w:cs="Times New Roman"/>
+      <w:bookmarkEnd w:id="11"/>
+      <w:r>
+        <w:rPr>
+          <w:rFonts w:ascii="Times New Roman" w:eastAsia="宋体" w:hAnsi="Times New Roman" w:cs="Times New Roman"/>
         </w:rPr>
         <w:t xml:space="preserve">❓ </w:t>
       </w:r>
       <w:r>
         <w:rPr>
-          <w:rFonts w:hint="default" w:ascii="Times New Roman" w:hAnsi="Times New Roman" w:eastAsia="宋体" w:cs="Times New Roman"/>
-        </w:rPr>
-        <w:t>自查方法（3</w:t>
-      </w:r>
-      <w:r>
-        <w:rPr>
-          <w:rFonts w:hint="default" w:ascii="Times New Roman" w:hAnsi="Times New Roman" w:eastAsia="宋体" w:cs="Times New Roman"/>
-        </w:rPr>
-        <w:t xml:space="preserve"> </w:t>
-      </w:r>
-      <w:r>
-        <w:rPr>
-          <w:rFonts w:hint="default" w:ascii="Times New Roman" w:hAnsi="Times New Roman" w:eastAsia="宋体" w:cs="Times New Roman"/>
+          <w:rFonts w:ascii="Times New Roman" w:eastAsia="宋体" w:hAnsi="Times New Roman" w:cs="Times New Roman"/>
+        </w:rPr>
+        <w:t>自查方法（</w:t>
+      </w:r>
+      <w:r>
+        <w:rPr>
+          <w:rFonts w:ascii="Times New Roman" w:eastAsia="宋体" w:hAnsi="Times New Roman" w:cs="Times New Roman"/>
+        </w:rPr>
+        <w:t xml:space="preserve">3 </w:t>
+      </w:r>
+      <w:r>
+        <w:rPr>
+          <w:rFonts w:ascii="Times New Roman" w:eastAsia="宋体" w:hAnsi="Times New Roman" w:cs="Times New Roman"/>
         </w:rPr>
         <w:t>步）</w:t>
       </w:r>
@@ -2332,18 +2645,26 @@
           <w:numId w:val="4"/>
         </w:numPr>
         <w:rPr>
-          <w:rFonts w:hint="default" w:ascii="Times New Roman" w:hAnsi="Times New Roman" w:eastAsia="宋体" w:cs="Times New Roman"/>
-        </w:rPr>
-      </w:pPr>
-      <w:r>
-        <w:rPr>
-          <w:rFonts w:hint="default" w:ascii="Times New Roman" w:hAnsi="Times New Roman" w:eastAsia="宋体" w:cs="Times New Roman"/>
-        </w:rPr>
-        <w:t xml:space="preserve">Gitee </w:t>
-      </w:r>
-      <w:r>
-        <w:rPr>
-          <w:rFonts w:hint="default" w:ascii="Times New Roman" w:hAnsi="Times New Roman" w:eastAsia="宋体" w:cs="Times New Roman"/>
+          <w:rFonts w:ascii="Times New Roman" w:eastAsia="宋体" w:hAnsi="Times New Roman" w:cs="Times New Roman"/>
+        </w:rPr>
+      </w:pPr>
+      <w:proofErr w:type="spellStart"/>
+      <w:r>
+        <w:rPr>
+          <w:rFonts w:ascii="Times New Roman" w:eastAsia="宋体" w:hAnsi="Times New Roman" w:cs="Times New Roman"/>
+        </w:rPr>
+        <w:t>Gitee</w:t>
+      </w:r>
+      <w:proofErr w:type="spellEnd"/>
+      <w:r>
+        <w:rPr>
+          <w:rFonts w:ascii="Times New Roman" w:eastAsia="宋体" w:hAnsi="Times New Roman" w:cs="Times New Roman"/>
+        </w:rPr>
+        <w:t xml:space="preserve"> </w:t>
+      </w:r>
+      <w:r>
+        <w:rPr>
+          <w:rFonts w:ascii="Times New Roman" w:eastAsia="宋体" w:hAnsi="Times New Roman" w:cs="Times New Roman"/>
         </w:rPr>
         <w:t>网页打开你的仓库</w:t>
       </w:r>
@@ -2355,49 +2676,48 @@
           <w:numId w:val="4"/>
         </w:numPr>
         <w:rPr>
-          <w:rFonts w:hint="default" w:ascii="Times New Roman" w:hAnsi="Times New Roman" w:eastAsia="宋体" w:cs="Times New Roman"/>
-        </w:rPr>
-      </w:pPr>
-      <w:r>
-        <w:rPr>
-          <w:rFonts w:hint="default" w:ascii="Times New Roman" w:hAnsi="Times New Roman" w:eastAsia="宋体" w:cs="Times New Roman"/>
+          <w:rFonts w:ascii="Times New Roman" w:eastAsia="宋体" w:hAnsi="Times New Roman" w:cs="Times New Roman"/>
+        </w:rPr>
+      </w:pPr>
+      <w:r>
+        <w:rPr>
+          <w:rFonts w:ascii="Times New Roman" w:eastAsia="宋体" w:hAnsi="Times New Roman" w:cs="Times New Roman"/>
         </w:rPr>
         <w:t>对照上面</w:t>
       </w:r>
       <w:r>
         <w:rPr>
-          <w:rFonts w:hint="default" w:ascii="Times New Roman" w:hAnsi="Times New Roman" w:eastAsia="宋体" w:cs="Times New Roman"/>
+          <w:rFonts w:ascii="Times New Roman" w:eastAsia="宋体" w:hAnsi="Times New Roman" w:cs="Times New Roman"/>
         </w:rPr>
         <w:t xml:space="preserve"> 2</w:t>
       </w:r>
       <w:r>
         <w:rPr>
-          <w:rFonts w:hint="eastAsia" w:ascii="Times New Roman" w:hAnsi="Times New Roman" w:eastAsia="宋体" w:cs="Times New Roman"/>
-          <w:lang w:val="en-US" w:eastAsia="zh-CN"/>
+          <w:rFonts w:ascii="Times New Roman" w:eastAsia="宋体" w:hAnsi="Times New Roman" w:cs="Times New Roman" w:hint="eastAsia"/>
         </w:rPr>
         <w:t>0</w:t>
       </w:r>
       <w:r>
         <w:rPr>
-          <w:rFonts w:hint="default" w:ascii="Times New Roman" w:hAnsi="Times New Roman" w:eastAsia="宋体" w:cs="Times New Roman"/>
+          <w:rFonts w:ascii="Times New Roman" w:eastAsia="宋体" w:hAnsi="Times New Roman" w:cs="Times New Roman"/>
         </w:rPr>
         <w:t xml:space="preserve"> </w:t>
       </w:r>
       <w:r>
         <w:rPr>
-          <w:rFonts w:hint="default" w:ascii="Times New Roman" w:hAnsi="Times New Roman" w:eastAsia="宋体" w:cs="Times New Roman"/>
+          <w:rFonts w:ascii="Times New Roman" w:eastAsia="宋体" w:hAnsi="Times New Roman" w:cs="Times New Roman"/>
         </w:rPr>
         <w:t>项一项一项点开找</w:t>
       </w:r>
       <w:r>
         <w:rPr>
-          <w:rFonts w:hint="default" w:ascii="Times New Roman" w:hAnsi="Times New Roman" w:eastAsia="宋体" w:cs="Times New Roman"/>
+          <w:rFonts w:ascii="Times New Roman" w:eastAsia="宋体" w:hAnsi="Times New Roman" w:cs="Times New Roman"/>
         </w:rPr>
         <w:t xml:space="preserve"> → </w:t>
       </w:r>
       <w:r>
         <w:rPr>
-          <w:rFonts w:hint="default" w:ascii="Times New Roman" w:hAnsi="Times New Roman" w:eastAsia="宋体" w:cs="Times New Roman"/>
+          <w:rFonts w:ascii="Times New Roman" w:eastAsia="宋体" w:hAnsi="Times New Roman" w:cs="Times New Roman"/>
         </w:rPr>
         <w:t>缺什么补什么</w:t>
       </w:r>
@@ -2409,24 +2729,24 @@
           <w:numId w:val="4"/>
         </w:numPr>
         <w:rPr>
-          <w:rFonts w:hint="default" w:ascii="Times New Roman" w:hAnsi="Times New Roman" w:eastAsia="宋体" w:cs="Times New Roman"/>
-        </w:rPr>
-      </w:pPr>
-      <w:r>
-        <w:rPr>
-          <w:rFonts w:hint="default" w:ascii="Times New Roman" w:hAnsi="Times New Roman" w:eastAsia="宋体" w:cs="Times New Roman"/>
+          <w:rFonts w:ascii="Times New Roman" w:eastAsia="宋体" w:hAnsi="Times New Roman" w:cs="Times New Roman"/>
+        </w:rPr>
+      </w:pPr>
+      <w:r>
+        <w:rPr>
+          <w:rFonts w:ascii="Times New Roman" w:eastAsia="宋体" w:hAnsi="Times New Roman" w:cs="Times New Roman"/>
         </w:rPr>
         <w:t>不确定文件长什么样：参考</w:t>
       </w:r>
       <w:r>
         <w:rPr>
-          <w:rFonts w:hint="default" w:ascii="Times New Roman" w:hAnsi="Times New Roman" w:eastAsia="宋体" w:cs="Times New Roman"/>
+          <w:rFonts w:ascii="Times New Roman" w:eastAsia="宋体" w:hAnsi="Times New Roman" w:cs="Times New Roman"/>
         </w:rPr>
         <w:t xml:space="preserve"> 08b </w:t>
       </w:r>
       <w:r>
         <w:rPr>
-          <w:rFonts w:hint="default" w:ascii="Times New Roman" w:hAnsi="Times New Roman" w:eastAsia="宋体" w:cs="Times New Roman"/>
+          <w:rFonts w:ascii="Times New Roman" w:eastAsia="宋体" w:hAnsi="Times New Roman" w:cs="Times New Roman"/>
         </w:rPr>
         <w:t>对应章节</w:t>
       </w:r>
@@ -2438,12 +2758,12 @@
           <w:numId w:val="1"/>
         </w:numPr>
         <w:rPr>
-          <w:rFonts w:hint="default" w:ascii="Times New Roman" w:hAnsi="Times New Roman" w:eastAsia="宋体" w:cs="Times New Roman"/>
-        </w:rPr>
-      </w:pPr>
-      <w:r>
-        <w:rPr>
-          <w:rFonts w:hint="default" w:ascii="Times New Roman" w:hAnsi="Times New Roman" w:eastAsia="宋体" w:cs="Times New Roman"/>
+          <w:rFonts w:ascii="Times New Roman" w:eastAsia="宋体" w:hAnsi="Times New Roman" w:cs="Times New Roman"/>
+        </w:rPr>
+      </w:pPr>
+      <w:r>
+        <w:rPr>
+          <w:rFonts w:ascii="Times New Roman" w:eastAsia="宋体" w:hAnsi="Times New Roman" w:cs="Times New Roman"/>
         </w:rPr>
         <w:t>Phase 0 → 08b §1-§7</w:t>
       </w:r>
@@ -2455,12 +2775,12 @@
           <w:numId w:val="1"/>
         </w:numPr>
         <w:rPr>
-          <w:rFonts w:hint="default" w:ascii="Times New Roman" w:hAnsi="Times New Roman" w:eastAsia="宋体" w:cs="Times New Roman"/>
-        </w:rPr>
-      </w:pPr>
-      <w:r>
-        <w:rPr>
-          <w:rFonts w:hint="default" w:ascii="Times New Roman" w:hAnsi="Times New Roman" w:eastAsia="宋体" w:cs="Times New Roman"/>
+          <w:rFonts w:ascii="Times New Roman" w:eastAsia="宋体" w:hAnsi="Times New Roman" w:cs="Times New Roman"/>
+        </w:rPr>
+      </w:pPr>
+      <w:r>
+        <w:rPr>
+          <w:rFonts w:ascii="Times New Roman" w:eastAsia="宋体" w:hAnsi="Times New Roman" w:cs="Times New Roman"/>
         </w:rPr>
         <w:t>Phase 1 → 08b §8.1</w:t>
       </w:r>
@@ -2472,12 +2792,12 @@
           <w:numId w:val="1"/>
         </w:numPr>
         <w:rPr>
-          <w:rFonts w:hint="default" w:ascii="Times New Roman" w:hAnsi="Times New Roman" w:eastAsia="宋体" w:cs="Times New Roman"/>
-        </w:rPr>
-      </w:pPr>
-      <w:r>
-        <w:rPr>
-          <w:rFonts w:hint="default" w:ascii="Times New Roman" w:hAnsi="Times New Roman" w:eastAsia="宋体" w:cs="Times New Roman"/>
+          <w:rFonts w:ascii="Times New Roman" w:eastAsia="宋体" w:hAnsi="Times New Roman" w:cs="Times New Roman"/>
+        </w:rPr>
+      </w:pPr>
+      <w:r>
+        <w:rPr>
+          <w:rFonts w:ascii="Times New Roman" w:eastAsia="宋体" w:hAnsi="Times New Roman" w:cs="Times New Roman"/>
         </w:rPr>
         <w:t>Phase 2 → 08b §8.2</w:t>
       </w:r>
@@ -2489,12 +2809,12 @@
           <w:numId w:val="1"/>
         </w:numPr>
         <w:rPr>
-          <w:rFonts w:hint="default" w:ascii="Times New Roman" w:hAnsi="Times New Roman" w:eastAsia="宋体" w:cs="Times New Roman"/>
-        </w:rPr>
-      </w:pPr>
-      <w:r>
-        <w:rPr>
-          <w:rFonts w:hint="default" w:ascii="Times New Roman" w:hAnsi="Times New Roman" w:eastAsia="宋体" w:cs="Times New Roman"/>
+          <w:rFonts w:ascii="Times New Roman" w:eastAsia="宋体" w:hAnsi="Times New Roman" w:cs="Times New Roman"/>
+        </w:rPr>
+      </w:pPr>
+      <w:r>
+        <w:rPr>
+          <w:rFonts w:ascii="Times New Roman" w:eastAsia="宋体" w:hAnsi="Times New Roman" w:cs="Times New Roman"/>
         </w:rPr>
         <w:t>Phase 3 → 08b §8.3</w:t>
       </w:r>
@@ -2506,34 +2826,34 @@
           <w:numId w:val="1"/>
         </w:numPr>
         <w:rPr>
-          <w:rFonts w:hint="default" w:ascii="Times New Roman" w:hAnsi="Times New Roman" w:eastAsia="宋体" w:cs="Times New Roman"/>
-        </w:rPr>
-      </w:pPr>
-      <w:r>
-        <w:rPr>
-          <w:rFonts w:hint="default" w:ascii="Times New Roman" w:hAnsi="Times New Roman" w:eastAsia="宋体" w:cs="Times New Roman"/>
+          <w:rFonts w:ascii="Times New Roman" w:eastAsia="宋体" w:hAnsi="Times New Roman" w:cs="Times New Roman"/>
+        </w:rPr>
+      </w:pPr>
+      <w:r>
+        <w:rPr>
+          <w:rFonts w:ascii="Times New Roman" w:eastAsia="宋体" w:hAnsi="Times New Roman" w:cs="Times New Roman"/>
         </w:rPr>
         <w:t>Phase 4 → 08b §8.4</w:t>
       </w:r>
     </w:p>
-    <w:bookmarkEnd w:id="12"/>
-    <w:p>
-      <w:pPr>
-        <w:pStyle w:val="4"/>
-        <w:rPr>
-          <w:rFonts w:hint="default" w:ascii="Times New Roman" w:hAnsi="Times New Roman" w:eastAsia="宋体" w:cs="Times New Roman"/>
+    <w:p>
+      <w:pPr>
+        <w:pStyle w:val="2"/>
+        <w:rPr>
+          <w:rFonts w:ascii="Times New Roman" w:eastAsia="宋体" w:hAnsi="Times New Roman" w:cs="Times New Roman"/>
         </w:rPr>
       </w:pPr>
       <w:bookmarkStart w:id="13" w:name="Xd49a35e77f112361e08ee019b98a6418c5a06bf"/>
-      <w:r>
-        <w:rPr>
-          <w:rFonts w:hint="default" w:ascii="Times New Roman" w:hAnsi="Times New Roman" w:eastAsia="宋体" w:cs="Times New Roman"/>
+      <w:bookmarkEnd w:id="12"/>
+      <w:r>
+        <w:rPr>
+          <w:rFonts w:ascii="Times New Roman" w:eastAsia="宋体" w:hAnsi="Times New Roman" w:cs="Times New Roman"/>
         </w:rPr>
         <w:t xml:space="preserve">❓ </w:t>
       </w:r>
       <w:r>
         <w:rPr>
-          <w:rFonts w:hint="default" w:ascii="Times New Roman" w:hAnsi="Times New Roman" w:eastAsia="宋体" w:cs="Times New Roman"/>
+          <w:rFonts w:ascii="Times New Roman" w:eastAsia="宋体" w:hAnsi="Times New Roman" w:cs="Times New Roman"/>
         </w:rPr>
         <w:t>提交了但仓库没东西？</w:t>
       </w:r>
@@ -2545,50 +2865,50 @@
           <w:numId w:val="1"/>
         </w:numPr>
         <w:rPr>
-          <w:rFonts w:hint="default" w:ascii="Times New Roman" w:hAnsi="Times New Roman" w:eastAsia="宋体" w:cs="Times New Roman"/>
-        </w:rPr>
-      </w:pPr>
-      <w:r>
-        <w:rPr>
-          <w:rStyle w:val="48"/>
-          <w:rFonts w:hint="default" w:ascii="Times New Roman" w:hAnsi="Times New Roman" w:eastAsia="宋体" w:cs="Times New Roman"/>
+          <w:rFonts w:ascii="Times New Roman" w:eastAsia="宋体" w:hAnsi="Times New Roman" w:cs="Times New Roman"/>
+        </w:rPr>
+      </w:pPr>
+      <w:r>
+        <w:rPr>
+          <w:rStyle w:val="VerbatimChar"/>
+          <w:rFonts w:ascii="Times New Roman" w:eastAsia="宋体" w:hAnsi="Times New Roman" w:cs="Times New Roman"/>
         </w:rPr>
         <w:t>cd</w:t>
       </w:r>
       <w:r>
         <w:rPr>
-          <w:rFonts w:hint="default" w:ascii="Times New Roman" w:hAnsi="Times New Roman" w:eastAsia="宋体" w:cs="Times New Roman"/>
+          <w:rFonts w:ascii="Times New Roman" w:eastAsia="宋体" w:hAnsi="Times New Roman" w:cs="Times New Roman"/>
         </w:rPr>
         <w:t xml:space="preserve"> </w:t>
       </w:r>
       <w:r>
         <w:rPr>
-          <w:rFonts w:hint="default" w:ascii="Times New Roman" w:hAnsi="Times New Roman" w:eastAsia="宋体" w:cs="Times New Roman"/>
+          <w:rFonts w:ascii="Times New Roman" w:eastAsia="宋体" w:hAnsi="Times New Roman" w:cs="Times New Roman"/>
         </w:rPr>
         <w:t>到项目根</w:t>
       </w:r>
       <w:r>
         <w:rPr>
-          <w:rFonts w:hint="default" w:ascii="Times New Roman" w:hAnsi="Times New Roman" w:eastAsia="宋体" w:cs="Times New Roman"/>
+          <w:rFonts w:ascii="Times New Roman" w:eastAsia="宋体" w:hAnsi="Times New Roman" w:cs="Times New Roman"/>
         </w:rPr>
         <w:t xml:space="preserve"> → </w:t>
       </w:r>
       <w:r>
         <w:rPr>
-          <w:rStyle w:val="48"/>
-          <w:rFonts w:hint="default" w:ascii="Times New Roman" w:hAnsi="Times New Roman" w:eastAsia="宋体" w:cs="Times New Roman"/>
+          <w:rStyle w:val="VerbatimChar"/>
+          <w:rFonts w:ascii="Times New Roman" w:eastAsia="宋体" w:hAnsi="Times New Roman" w:cs="Times New Roman"/>
         </w:rPr>
         <w:t>git status</w:t>
       </w:r>
       <w:r>
         <w:rPr>
-          <w:rFonts w:hint="default" w:ascii="Times New Roman" w:hAnsi="Times New Roman" w:eastAsia="宋体" w:cs="Times New Roman"/>
+          <w:rFonts w:ascii="Times New Roman" w:eastAsia="宋体" w:hAnsi="Times New Roman" w:cs="Times New Roman"/>
         </w:rPr>
         <w:t xml:space="preserve"> </w:t>
       </w:r>
       <w:r>
         <w:rPr>
-          <w:rFonts w:hint="default" w:ascii="Times New Roman" w:hAnsi="Times New Roman" w:eastAsia="宋体" w:cs="Times New Roman"/>
+          <w:rFonts w:ascii="Times New Roman" w:eastAsia="宋体" w:hAnsi="Times New Roman" w:cs="Times New Roman"/>
         </w:rPr>
         <w:t>看有没有未提交的</w:t>
       </w:r>
@@ -2600,37 +2920,51 @@
           <w:numId w:val="1"/>
         </w:numPr>
         <w:rPr>
-          <w:rFonts w:hint="default" w:ascii="Times New Roman" w:hAnsi="Times New Roman" w:eastAsia="宋体" w:cs="Times New Roman"/>
-        </w:rPr>
-      </w:pPr>
-      <w:r>
-        <w:rPr>
-          <w:rStyle w:val="48"/>
-          <w:rFonts w:hint="default" w:ascii="Times New Roman" w:hAnsi="Times New Roman" w:eastAsia="宋体" w:cs="Times New Roman"/>
+          <w:rFonts w:ascii="Times New Roman" w:eastAsia="宋体" w:hAnsi="Times New Roman" w:cs="Times New Roman"/>
+        </w:rPr>
+      </w:pPr>
+      <w:r>
+        <w:rPr>
+          <w:rStyle w:val="VerbatimChar"/>
+          <w:rFonts w:ascii="Times New Roman" w:eastAsia="宋体" w:hAnsi="Times New Roman" w:cs="Times New Roman"/>
         </w:rPr>
         <w:t>git push</w:t>
       </w:r>
       <w:r>
         <w:rPr>
-          <w:rFonts w:hint="default" w:ascii="Times New Roman" w:hAnsi="Times New Roman" w:eastAsia="宋体" w:cs="Times New Roman"/>
+          <w:rFonts w:ascii="Times New Roman" w:eastAsia="宋体" w:hAnsi="Times New Roman" w:cs="Times New Roman"/>
         </w:rPr>
         <w:t xml:space="preserve"> </w:t>
       </w:r>
       <w:r>
         <w:rPr>
-          <w:rFonts w:hint="default" w:ascii="Times New Roman" w:hAnsi="Times New Roman" w:eastAsia="宋体" w:cs="Times New Roman"/>
+          <w:rFonts w:ascii="Times New Roman" w:eastAsia="宋体" w:hAnsi="Times New Roman" w:cs="Times New Roman"/>
         </w:rPr>
         <w:t>到</w:t>
       </w:r>
       <w:r>
         <w:rPr>
-          <w:rFonts w:hint="default" w:ascii="Times New Roman" w:hAnsi="Times New Roman" w:eastAsia="宋体" w:cs="Times New Roman"/>
-        </w:rPr>
-        <w:t xml:space="preserve"> Gitee </w:t>
-      </w:r>
-      <w:r>
-        <w:rPr>
-          <w:rFonts w:hint="default" w:ascii="Times New Roman" w:hAnsi="Times New Roman" w:eastAsia="宋体" w:cs="Times New Roman"/>
+          <w:rFonts w:ascii="Times New Roman" w:eastAsia="宋体" w:hAnsi="Times New Roman" w:cs="Times New Roman"/>
+        </w:rPr>
+        <w:t xml:space="preserve"> </w:t>
+      </w:r>
+      <w:proofErr w:type="spellStart"/>
+      <w:r>
+        <w:rPr>
+          <w:rFonts w:ascii="Times New Roman" w:eastAsia="宋体" w:hAnsi="Times New Roman" w:cs="Times New Roman"/>
+        </w:rPr>
+        <w:t>Gitee</w:t>
+      </w:r>
+      <w:proofErr w:type="spellEnd"/>
+      <w:r>
+        <w:rPr>
+          <w:rFonts w:ascii="Times New Roman" w:eastAsia="宋体" w:hAnsi="Times New Roman" w:cs="Times New Roman"/>
+        </w:rPr>
+        <w:t xml:space="preserve"> </w:t>
+      </w:r>
+      <w:r>
+        <w:rPr>
+          <w:rFonts w:ascii="Times New Roman" w:eastAsia="宋体" w:hAnsi="Times New Roman" w:cs="Times New Roman"/>
         </w:rPr>
         <w:t>后刷新网页确认能看到</w:t>
       </w:r>
@@ -2638,108 +2972,520 @@
     <w:p>
       <w:pPr>
         <w:rPr>
-          <w:rFonts w:hint="default" w:ascii="Times New Roman" w:hAnsi="Times New Roman" w:eastAsia="宋体" w:cs="Times New Roman"/>
-        </w:rPr>
-      </w:pPr>
-      <w:r>
-        <w:rPr>
-          <w:rFonts w:hint="default" w:ascii="Times New Roman" w:hAnsi="Times New Roman" w:eastAsia="宋体" w:cs="Times New Roman"/>
-        </w:rPr>
-        <w:pict>
-          <v:rect id="_x0000_i1031" o:spt="1" style="height:1.5pt;width:0pt;" coordsize="21600,21600" o:hr="t" o:hrstd="t" o:hralign="center">
-            <v:path/>
-            <v:fill focussize="0,0"/>
-            <v:stroke/>
-            <v:imagedata o:title=""/>
-            <o:lock v:ext="edit"/>
-            <w10:wrap type="none"/>
-            <w10:anchorlock/>
-          </v:rect>
+          <w:rFonts w:ascii="Times New Roman" w:eastAsia="宋体" w:hAnsi="Times New Roman" w:cs="Times New Roman"/>
+        </w:rPr>
+      </w:pPr>
+      <w:r>
+        <w:rPr>
+          <w:rFonts w:ascii="Times New Roman" w:eastAsia="宋体" w:hAnsi="Times New Roman" w:cs="Times New Roman"/>
+        </w:rPr>
+        <w:pict w14:anchorId="02B251BD">
+          <v:rect id="_x0000_i1031" style="width:0;height:1.5pt" o:hralign="center" o:hrstd="t" o:hr="t"/>
         </w:pict>
       </w:r>
     </w:p>
     <w:p>
       <w:pPr>
-        <w:pStyle w:val="23"/>
-        <w:rPr>
-          <w:rFonts w:hint="default" w:ascii="Times New Roman" w:hAnsi="Times New Roman" w:eastAsia="宋体" w:cs="Times New Roman"/>
-        </w:rPr>
-      </w:pPr>
-      <w:r>
-        <w:rPr>
-          <w:rFonts w:hint="default" w:ascii="Times New Roman" w:hAnsi="Times New Roman" w:eastAsia="宋体" w:cs="Times New Roman"/>
+        <w:pStyle w:val="FirstParagraph"/>
+        <w:rPr>
+          <w:rFonts w:ascii="Times New Roman" w:eastAsia="宋体" w:hAnsi="Times New Roman" w:cs="Times New Roman"/>
+        </w:rPr>
+      </w:pPr>
+      <w:r>
+        <w:rPr>
+          <w:rFonts w:ascii="Times New Roman" w:eastAsia="宋体" w:hAnsi="Times New Roman" w:cs="Times New Roman"/>
         </w:rPr>
         <w:t>任何疑问群里问。</w:t>
       </w:r>
     </w:p>
     <w:p>
       <w:pPr>
-        <w:pStyle w:val="3"/>
-        <w:rPr>
-          <w:rFonts w:hint="default" w:ascii="Times New Roman" w:hAnsi="Times New Roman" w:eastAsia="宋体" w:cs="Times New Roman"/>
-        </w:rPr>
-      </w:pPr>
-      <w:r>
-        <w:rPr>
-          <w:rFonts w:hint="default" w:ascii="Times New Roman" w:hAnsi="Times New Roman" w:eastAsia="宋体" w:cs="Times New Roman"/>
+        <w:pStyle w:val="a0"/>
+        <w:rPr>
+          <w:rFonts w:ascii="Times New Roman" w:eastAsia="宋体" w:hAnsi="Times New Roman" w:cs="Times New Roman"/>
           <w:b/>
           <w:bCs/>
         </w:rPr>
-        <w:t xml:space="preserve">—— </w:t>
-      </w:r>
-      <w:r>
-        <w:rPr>
-          <w:rFonts w:hint="default" w:ascii="Times New Roman" w:hAnsi="Times New Roman" w:eastAsia="宋体" w:cs="Times New Roman"/>
+      </w:pPr>
+      <w:r>
+        <w:rPr>
+          <w:rFonts w:ascii="Times New Roman" w:eastAsia="宋体" w:hAnsi="Times New Roman" w:cs="Times New Roman"/>
           <w:b/>
           <w:bCs/>
         </w:rPr>
-        <w:t>周六</w:t>
-      </w:r>
-      <w:r>
-        <w:rPr>
-          <w:rFonts w:hint="default" w:ascii="Times New Roman" w:hAnsi="Times New Roman" w:eastAsia="宋体" w:cs="Times New Roman"/>
+        <w:lastRenderedPageBreak/>
+        <w:t xml:space="preserve">—— </w:t>
+      </w:r>
+      <w:r>
+        <w:rPr>
+          <w:rFonts w:ascii="Times New Roman" w:eastAsia="宋体" w:hAnsi="Times New Roman" w:cs="Times New Roman"/>
           <w:b/>
           <w:bCs/>
         </w:rPr>
-        <w:t xml:space="preserve"> 9:00 </w:t>
-      </w:r>
-      <w:r>
-        <w:rPr>
-          <w:rFonts w:hint="default" w:ascii="Times New Roman" w:hAnsi="Times New Roman" w:eastAsia="宋体" w:cs="Times New Roman"/>
+        <w:t>周六</w:t>
+      </w:r>
+      <w:r>
+        <w:rPr>
+          <w:rFonts w:ascii="Times New Roman" w:eastAsia="宋体" w:hAnsi="Times New Roman" w:cs="Times New Roman"/>
           <w:b/>
           <w:bCs/>
         </w:rPr>
+        <w:t xml:space="preserve"> 9:00 </w:t>
+      </w:r>
+      <w:r>
+        <w:rPr>
+          <w:rFonts w:ascii="Times New Roman" w:eastAsia="宋体" w:hAnsi="Times New Roman" w:cs="Times New Roman"/>
+          <w:b/>
+          <w:bCs/>
+        </w:rPr>
         <w:t>准时扫，不延后。</w:t>
       </w:r>
     </w:p>
-    <w:bookmarkEnd w:id="0"/>
-    <w:bookmarkEnd w:id="13"/>
+    <w:p>
+      <w:pPr>
+        <w:pStyle w:val="a0"/>
+        <w:rPr>
+          <w:rFonts w:ascii="Times New Roman" w:eastAsia="宋体" w:hAnsi="Times New Roman" w:cs="Times New Roman"/>
+          <w:b/>
+          <w:bCs/>
+        </w:rPr>
+      </w:pPr>
+    </w:p>
+    <w:p>
+      <w:pPr>
+        <w:pStyle w:val="a0"/>
+        <w:rPr>
+          <w:rFonts w:ascii="Times New Roman" w:eastAsia="宋体" w:hAnsi="Times New Roman" w:cs="Times New Roman"/>
+          <w:b/>
+          <w:bCs/>
+        </w:rPr>
+      </w:pPr>
+    </w:p>
+    <w:p>
+      <w:pPr>
+        <w:pStyle w:val="a0"/>
+        <w:rPr>
+          <w:rFonts w:ascii="Times New Roman" w:eastAsia="宋体" w:hAnsi="Times New Roman" w:cs="Times New Roman"/>
+          <w:b/>
+          <w:bCs/>
+        </w:rPr>
+      </w:pPr>
+    </w:p>
+    <w:p>
+      <w:pPr>
+        <w:pStyle w:val="a0"/>
+        <w:rPr>
+          <w:rFonts w:ascii="Times New Roman" w:eastAsia="宋体" w:hAnsi="Times New Roman" w:cs="Times New Roman"/>
+          <w:b/>
+          <w:bCs/>
+        </w:rPr>
+      </w:pPr>
+    </w:p>
+    <w:p>
+      <w:pPr>
+        <w:pStyle w:val="a0"/>
+        <w:rPr>
+          <w:rFonts w:ascii="Times New Roman" w:eastAsia="宋体" w:hAnsi="Times New Roman" w:cs="Times New Roman"/>
+          <w:b/>
+          <w:bCs/>
+        </w:rPr>
+      </w:pPr>
+    </w:p>
+    <w:p>
+      <w:pPr>
+        <w:pStyle w:val="a0"/>
+        <w:rPr>
+          <w:rFonts w:ascii="Times New Roman" w:eastAsia="宋体" w:hAnsi="Times New Roman" w:cs="Times New Roman" w:hint="eastAsia"/>
+        </w:rPr>
+      </w:pPr>
+      <w:r>
+        <w:rPr>
+          <w:rFonts w:ascii="Times New Roman" w:eastAsia="宋体" w:hAnsi="Times New Roman" w:cs="Times New Roman" w:hint="eastAsia"/>
+        </w:rPr>
+        <w:t>项目</w:t>
+      </w:r>
+      <w:r>
+        <w:rPr>
+          <w:rFonts w:ascii="Times New Roman" w:eastAsia="宋体" w:hAnsi="Times New Roman" w:cs="Times New Roman" w:hint="eastAsia"/>
+        </w:rPr>
+        <w:tab/>
+      </w:r>
+      <w:r>
+        <w:rPr>
+          <w:rFonts w:ascii="Times New Roman" w:eastAsia="宋体" w:hAnsi="Times New Roman" w:cs="Times New Roman" w:hint="eastAsia"/>
+        </w:rPr>
+        <w:t>分</w:t>
+      </w:r>
+      <w:r>
+        <w:rPr>
+          <w:rFonts w:ascii="Times New Roman" w:eastAsia="宋体" w:hAnsi="Times New Roman" w:cs="Times New Roman" w:hint="eastAsia"/>
+        </w:rPr>
+        <w:tab/>
+      </w:r>
+      <w:r>
+        <w:rPr>
+          <w:rFonts w:ascii="Times New Roman" w:eastAsia="宋体" w:hAnsi="Times New Roman" w:cs="Times New Roman" w:hint="eastAsia"/>
+        </w:rPr>
+        <w:t>说明</w:t>
+      </w:r>
+    </w:p>
+    <w:p>
+      <w:pPr>
+        <w:pStyle w:val="a0"/>
+        <w:rPr>
+          <w:rFonts w:ascii="Times New Roman" w:eastAsia="宋体" w:hAnsi="Times New Roman" w:cs="Times New Roman" w:hint="eastAsia"/>
+        </w:rPr>
+      </w:pPr>
+      <w:r>
+        <w:rPr>
+          <w:rFonts w:ascii="Times New Roman" w:eastAsia="宋体" w:hAnsi="Times New Roman" w:cs="Times New Roman" w:hint="eastAsia"/>
+        </w:rPr>
+        <w:t>项目架构讲解（数据流</w:t>
+      </w:r>
+      <w:r>
+        <w:rPr>
+          <w:rFonts w:ascii="Times New Roman" w:eastAsia="宋体" w:hAnsi="Times New Roman" w:cs="Times New Roman" w:hint="eastAsia"/>
+        </w:rPr>
+        <w:t xml:space="preserve"> / </w:t>
+      </w:r>
+      <w:r>
+        <w:rPr>
+          <w:rFonts w:ascii="Times New Roman" w:eastAsia="宋体" w:hAnsi="Times New Roman" w:cs="Times New Roman" w:hint="eastAsia"/>
+        </w:rPr>
+        <w:t>模块划分）</w:t>
+      </w:r>
+      <w:r>
+        <w:rPr>
+          <w:rFonts w:ascii="Times New Roman" w:eastAsia="宋体" w:hAnsi="Times New Roman" w:cs="Times New Roman" w:hint="eastAsia"/>
+        </w:rPr>
+        <w:tab/>
+        <w:t>10</w:t>
+      </w:r>
+      <w:r>
+        <w:rPr>
+          <w:rFonts w:ascii="Times New Roman" w:eastAsia="宋体" w:hAnsi="Times New Roman" w:cs="Times New Roman" w:hint="eastAsia"/>
+        </w:rPr>
+        <w:tab/>
+      </w:r>
+      <w:r>
+        <w:rPr>
+          <w:rFonts w:ascii="Times New Roman" w:eastAsia="宋体" w:hAnsi="Times New Roman" w:cs="Times New Roman" w:hint="eastAsia"/>
+        </w:rPr>
+        <w:t>学生讲清</w:t>
+      </w:r>
+      <w:r>
+        <w:rPr>
+          <w:rFonts w:ascii="Times New Roman" w:eastAsia="宋体" w:hAnsi="Times New Roman" w:cs="Times New Roman" w:hint="eastAsia"/>
+        </w:rPr>
+        <w:t>"</w:t>
+      </w:r>
+      <w:r>
+        <w:rPr>
+          <w:rFonts w:ascii="Times New Roman" w:eastAsia="宋体" w:hAnsi="Times New Roman" w:cs="Times New Roman" w:hint="eastAsia"/>
+        </w:rPr>
+        <w:t>前端→后端→数据库</w:t>
+      </w:r>
+      <w:r>
+        <w:rPr>
+          <w:rFonts w:ascii="Times New Roman" w:eastAsia="宋体" w:hAnsi="Times New Roman" w:cs="Times New Roman" w:hint="eastAsia"/>
+        </w:rPr>
+        <w:t>"</w:t>
+      </w:r>
+      <w:r>
+        <w:rPr>
+          <w:rFonts w:ascii="Times New Roman" w:eastAsia="宋体" w:hAnsi="Times New Roman" w:cs="Times New Roman" w:hint="eastAsia"/>
+        </w:rPr>
+        <w:t>完整数据流</w:t>
+      </w:r>
+      <w:r>
+        <w:rPr>
+          <w:rFonts w:ascii="Times New Roman" w:eastAsia="宋体" w:hAnsi="Times New Roman" w:cs="Times New Roman" w:hint="eastAsia"/>
+        </w:rPr>
+        <w:t xml:space="preserve"> + </w:t>
+      </w:r>
+      <w:r>
+        <w:rPr>
+          <w:rFonts w:ascii="Times New Roman" w:eastAsia="宋体" w:hAnsi="Times New Roman" w:cs="Times New Roman" w:hint="eastAsia"/>
+        </w:rPr>
+        <w:t>模块边界</w:t>
+      </w:r>
+    </w:p>
+    <w:p>
+      <w:pPr>
+        <w:pStyle w:val="a0"/>
+        <w:rPr>
+          <w:rFonts w:ascii="Times New Roman" w:eastAsia="宋体" w:hAnsi="Times New Roman" w:cs="Times New Roman" w:hint="eastAsia"/>
+        </w:rPr>
+      </w:pPr>
+      <w:r>
+        <w:rPr>
+          <w:rFonts w:ascii="Times New Roman" w:eastAsia="宋体" w:hAnsi="Times New Roman" w:cs="Times New Roman" w:hint="eastAsia"/>
+        </w:rPr>
+        <w:t>核心代码讲解</w:t>
+      </w:r>
+      <w:r>
+        <w:rPr>
+          <w:rFonts w:ascii="Times New Roman" w:eastAsia="宋体" w:hAnsi="Times New Roman" w:cs="Times New Roman" w:hint="eastAsia"/>
+        </w:rPr>
+        <w:tab/>
+        <w:t>30</w:t>
+      </w:r>
+      <w:r>
+        <w:rPr>
+          <w:rFonts w:ascii="Times New Roman" w:eastAsia="宋体" w:hAnsi="Times New Roman" w:cs="Times New Roman" w:hint="eastAsia"/>
+        </w:rPr>
+        <w:tab/>
+      </w:r>
+      <w:r>
+        <w:rPr>
+          <w:rFonts w:ascii="Times New Roman" w:eastAsia="宋体" w:hAnsi="Times New Roman" w:cs="Times New Roman" w:hint="eastAsia"/>
+        </w:rPr>
+        <w:t>学生自选</w:t>
+      </w:r>
+      <w:r>
+        <w:rPr>
+          <w:rFonts w:ascii="Times New Roman" w:eastAsia="宋体" w:hAnsi="Times New Roman" w:cs="Times New Roman" w:hint="eastAsia"/>
+        </w:rPr>
+        <w:t xml:space="preserve"> 1 </w:t>
+      </w:r>
+      <w:r>
+        <w:rPr>
+          <w:rFonts w:ascii="Times New Roman" w:eastAsia="宋体" w:hAnsi="Times New Roman" w:cs="Times New Roman" w:hint="eastAsia"/>
+        </w:rPr>
+        <w:t>个后端</w:t>
+      </w:r>
+      <w:r>
+        <w:rPr>
+          <w:rFonts w:ascii="Times New Roman" w:eastAsia="宋体" w:hAnsi="Times New Roman" w:cs="Times New Roman" w:hint="eastAsia"/>
+        </w:rPr>
+        <w:t xml:space="preserve"> Service </w:t>
+      </w:r>
+      <w:r>
+        <w:rPr>
+          <w:rFonts w:ascii="Times New Roman" w:eastAsia="宋体" w:hAnsi="Times New Roman" w:cs="Times New Roman" w:hint="eastAsia"/>
+        </w:rPr>
+        <w:t>方法</w:t>
+      </w:r>
+      <w:r>
+        <w:rPr>
+          <w:rFonts w:ascii="Times New Roman" w:eastAsia="宋体" w:hAnsi="Times New Roman" w:cs="Times New Roman" w:hint="eastAsia"/>
+        </w:rPr>
+        <w:t xml:space="preserve"> + 1 </w:t>
+      </w:r>
+      <w:r>
+        <w:rPr>
+          <w:rFonts w:ascii="Times New Roman" w:eastAsia="宋体" w:hAnsi="Times New Roman" w:cs="Times New Roman" w:hint="eastAsia"/>
+        </w:rPr>
+        <w:t>个前端组件</w:t>
+      </w:r>
+      <w:r>
+        <w:rPr>
+          <w:rFonts w:ascii="Times New Roman" w:eastAsia="宋体" w:hAnsi="Times New Roman" w:cs="Times New Roman" w:hint="eastAsia"/>
+        </w:rPr>
+        <w:t xml:space="preserve"> / </w:t>
+      </w:r>
+      <w:r>
+        <w:rPr>
+          <w:rFonts w:ascii="Times New Roman" w:eastAsia="宋体" w:hAnsi="Times New Roman" w:cs="Times New Roman" w:hint="eastAsia"/>
+        </w:rPr>
+        <w:t>页面，逐行讲</w:t>
+      </w:r>
+      <w:r>
+        <w:rPr>
+          <w:rFonts w:ascii="Times New Roman" w:eastAsia="宋体" w:hAnsi="Times New Roman" w:cs="Times New Roman" w:hint="eastAsia"/>
+        </w:rPr>
+        <w:t>"</w:t>
+      </w:r>
+      <w:r>
+        <w:rPr>
+          <w:rFonts w:ascii="Times New Roman" w:eastAsia="宋体" w:hAnsi="Times New Roman" w:cs="Times New Roman" w:hint="eastAsia"/>
+        </w:rPr>
+        <w:t>这一行做什么</w:t>
+      </w:r>
+      <w:r>
+        <w:rPr>
+          <w:rFonts w:ascii="Times New Roman" w:eastAsia="宋体" w:hAnsi="Times New Roman" w:cs="Times New Roman" w:hint="eastAsia"/>
+        </w:rPr>
+        <w:t xml:space="preserve"> / </w:t>
+      </w:r>
+      <w:r>
+        <w:rPr>
+          <w:rFonts w:ascii="Times New Roman" w:eastAsia="宋体" w:hAnsi="Times New Roman" w:cs="Times New Roman" w:hint="eastAsia"/>
+        </w:rPr>
+        <w:t>为什么这样写</w:t>
+      </w:r>
+      <w:r>
+        <w:rPr>
+          <w:rFonts w:ascii="Times New Roman" w:eastAsia="宋体" w:hAnsi="Times New Roman" w:cs="Times New Roman" w:hint="eastAsia"/>
+        </w:rPr>
+        <w:t>"</w:t>
+      </w:r>
+    </w:p>
+    <w:p>
+      <w:pPr>
+        <w:pStyle w:val="a0"/>
+        <w:rPr>
+          <w:rFonts w:ascii="Times New Roman" w:eastAsia="宋体" w:hAnsi="Times New Roman" w:cs="Times New Roman"/>
+        </w:rPr>
+      </w:pPr>
+    </w:p>
+    <w:p>
+      <w:pPr>
+        <w:pStyle w:val="a0"/>
+        <w:rPr>
+          <w:rFonts w:ascii="Times New Roman" w:eastAsia="宋体" w:hAnsi="Times New Roman" w:cs="Times New Roman"/>
+        </w:rPr>
+      </w:pPr>
+    </w:p>
+    <w:p>
+      <w:pPr>
+        <w:pStyle w:val="a0"/>
+        <w:rPr>
+          <w:rFonts w:ascii="Times New Roman" w:eastAsia="宋体" w:hAnsi="Times New Roman" w:cs="Times New Roman" w:hint="eastAsia"/>
+        </w:rPr>
+      </w:pPr>
+      <w:r>
+        <w:rPr>
+          <w:rFonts w:ascii="Times New Roman" w:eastAsia="宋体" w:hAnsi="Times New Roman" w:cs="Times New Roman" w:hint="eastAsia"/>
+        </w:rPr>
+        <w:t>项目架构讲解，就是把前端、后端的代码用</w:t>
+      </w:r>
+      <w:proofErr w:type="spellStart"/>
+      <w:r>
+        <w:rPr>
+          <w:rFonts w:ascii="Times New Roman" w:eastAsia="宋体" w:hAnsi="Times New Roman" w:cs="Times New Roman" w:hint="eastAsia"/>
+        </w:rPr>
+        <w:t>vscode</w:t>
+      </w:r>
+      <w:proofErr w:type="spellEnd"/>
+      <w:r>
+        <w:rPr>
+          <w:rFonts w:ascii="Times New Roman" w:eastAsia="宋体" w:hAnsi="Times New Roman" w:cs="Times New Roman" w:hint="eastAsia"/>
+        </w:rPr>
+        <w:t>打开，讲清楚主要的目录和配置是什么就可以了，比如</w:t>
+      </w:r>
+      <w:proofErr w:type="spellStart"/>
+      <w:r>
+        <w:rPr>
+          <w:rFonts w:ascii="Times New Roman" w:eastAsia="宋体" w:hAnsi="Times New Roman" w:cs="Times New Roman" w:hint="eastAsia"/>
+        </w:rPr>
+        <w:t>node_modules</w:t>
+      </w:r>
+      <w:proofErr w:type="spellEnd"/>
+      <w:r>
+        <w:rPr>
+          <w:rFonts w:ascii="Times New Roman" w:eastAsia="宋体" w:hAnsi="Times New Roman" w:cs="Times New Roman" w:hint="eastAsia"/>
+        </w:rPr>
+        <w:t>放的是前端依赖的开源的库，后端的</w:t>
+      </w:r>
+      <w:r>
+        <w:rPr>
+          <w:rFonts w:ascii="Times New Roman" w:eastAsia="宋体" w:hAnsi="Times New Roman" w:cs="Times New Roman" w:hint="eastAsia"/>
+        </w:rPr>
+        <w:t>controller</w:t>
+      </w:r>
+      <w:r>
+        <w:rPr>
+          <w:rFonts w:ascii="Times New Roman" w:eastAsia="宋体" w:hAnsi="Times New Roman" w:cs="Times New Roman" w:hint="eastAsia"/>
+        </w:rPr>
+        <w:t>是放的</w:t>
+      </w:r>
+      <w:r>
+        <w:rPr>
+          <w:rFonts w:ascii="Times New Roman" w:eastAsia="宋体" w:hAnsi="Times New Roman" w:cs="Times New Roman" w:hint="eastAsia"/>
+        </w:rPr>
+        <w:t>rest</w:t>
+      </w:r>
+      <w:r>
+        <w:rPr>
+          <w:rFonts w:ascii="Times New Roman" w:eastAsia="宋体" w:hAnsi="Times New Roman" w:cs="Times New Roman" w:hint="eastAsia"/>
+        </w:rPr>
+        <w:t>接口</w:t>
+      </w:r>
+      <w:r>
+        <w:rPr>
+          <w:rFonts w:ascii="Times New Roman" w:eastAsia="宋体" w:hAnsi="Times New Roman" w:cs="Times New Roman" w:hint="eastAsia"/>
+        </w:rPr>
+        <w:t xml:space="preserve"> </w:t>
+      </w:r>
+    </w:p>
+    <w:p>
+      <w:pPr>
+        <w:pStyle w:val="a0"/>
+        <w:rPr>
+          <w:rFonts w:ascii="Times New Roman" w:eastAsia="宋体" w:hAnsi="Times New Roman" w:cs="Times New Roman"/>
+        </w:rPr>
+      </w:pPr>
+    </w:p>
+    <w:p>
+      <w:pPr>
+        <w:pStyle w:val="a0"/>
+        <w:rPr>
+          <w:rFonts w:ascii="Times New Roman" w:eastAsia="宋体" w:hAnsi="Times New Roman" w:cs="Times New Roman" w:hint="eastAsia"/>
+        </w:rPr>
+      </w:pPr>
+      <w:r>
+        <w:rPr>
+          <w:rFonts w:ascii="Times New Roman" w:eastAsia="宋体" w:hAnsi="Times New Roman" w:cs="Times New Roman" w:hint="eastAsia"/>
+        </w:rPr>
+        <w:t>核心代码讲解，除了前后端的业务代码，还包括请求和响应经过的前后端的过滤器、拦截器。</w:t>
+      </w:r>
+      <w:bookmarkEnd w:id="0"/>
+      <w:bookmarkEnd w:id="13"/>
+    </w:p>
     <w:sectPr>
       <w:footnotePr>
         <w:numRestart w:val="eachSect"/>
       </w:footnotePr>
-      <w:cols w:space="720" w:num="1"/>
+      <w:pgSz w:w="12240" w:h="15840"/>
+      <w:pgMar w:top="1440" w:right="1800" w:bottom="1440" w:left="1800" w:header="720" w:footer="720" w:gutter="0"/>
+      <w:cols w:space="720"/>
     </w:sectPr>
   </w:body>
 </w:document>
 </file>
 
+<file path=word/endnotes.xml><?xml version="1.0" encoding="utf-8"?>
+<w:endnotes xmlns:wpc="http://schemas.microsoft.com/office/word/2010/wordprocessingCanvas" xmlns:cx="http://schemas.microsoft.com/office/drawing/2014/chartex" xmlns:cx1="http://schemas.microsoft.com/office/drawing/2015/9/8/chartex" xmlns:cx2="http://schemas.microsoft.com/office/drawing/2015/10/21/chartex" xmlns:cx3="http://schemas.microsoft.com/office/drawing/2016/5/9/chartex" xmlns:cx4="http://schemas.microsoft.com/office/drawing/2016/5/10/chartex" xmlns:cx5="http://schemas.microsoft.com/office/drawing/2016/5/11/chartex" xmlns:cx6="http://schemas.microsoft.com/office/drawing/2016/5/12/chartex" xmlns:cx7="http://schemas.microsoft.com/office/drawing/2016/5/13/chartex" xmlns:cx8="http://schemas.microsoft.com/office/drawing/2016/5/14/chartex" xmlns:mc="http://schemas.openxmlformats.org/markup-compatibility/2006" xmlns:aink="http://schemas.microsoft.com/office/drawing/2016/ink" xmlns:am3d="http://schemas.microsoft.com/office/drawing/2017/model3d" xmlns:o="urn:schemas-microsoft-com:office:office" xmlns:oel="http://schemas.microsoft.com/office/2019/extlst" xmlns:r="http://schemas.openxmlformats.org/officeDocument/2006/relationships" xmlns:m="http://schemas.openxmlformats.org/officeDocument/2006/math" xmlns:v="urn:schemas-microsoft-com:vml" xmlns:wp14="http://schemas.microsoft.com/office/word/2010/wordprocessingDrawing" xmlns:wp="http://schemas.openxmlformats.org/drawingml/2006/wordprocessingDrawing" xmlns:w10="urn:schemas-microsoft-com:office:word" xmlns:w="http://schemas.openxmlformats.org/wordprocessingml/2006/main" xmlns:w14="http://schemas.microsoft.com/office/word/2010/wordml" xmlns:w15="http://schemas.microsoft.com/office/word/2012/wordml" xmlns:w16cex="http://schemas.microsoft.com/office/word/2018/wordml/cex" xmlns:w16cid="http://schemas.microsoft.com/office/word/2016/wordml/cid" xmlns:w16="http://schemas.microsoft.com/office/word/2018/wordml" xmlns:w16du="http://schemas.microsoft.com/office/word/2023/wordml/word16du" xmlns:w16sdtdh="http://schemas.microsoft.com/office/word/2020/wordml/sdtdatahash" xmlns:w16sdtfl="http://schemas.microsoft.com/office/word/2024/wordml/sdtformatlock" xmlns:w16se="http://schemas.microsoft.com/office/word/2015/wordml/symex" xmlns:wpg="http://schemas.microsoft.com/office/word/2010/wordprocessingGroup" xmlns:wpi="http://schemas.microsoft.com/office/word/2010/wordprocessingInk" xmlns:wne="http://schemas.microsoft.com/office/word/2006/wordml" xmlns:wps="http://schemas.microsoft.com/office/word/2010/wordprocessingShape" mc:Ignorable="w14 w15 w16se w16cid w16 w16cex w16sdtdh w16sdtfl w16du wp14">
+  <w:endnote w:type="separator" w:id="-1">
+    <w:p>
+      <w:pPr>
+        <w:spacing w:after="0"/>
+      </w:pPr>
+      <w:r>
+        <w:separator/>
+      </w:r>
+    </w:p>
+  </w:endnote>
+  <w:endnote w:type="continuationSeparator" w:id="0">
+    <w:p>
+      <w:pPr>
+        <w:spacing w:after="0"/>
+      </w:pPr>
+      <w:r>
+        <w:continuationSeparator/>
+      </w:r>
+    </w:p>
+  </w:endnote>
+</w:endnotes>
+</file>
+
 <file path=word/footnotes.xml><?xml version="1.0" encoding="utf-8"?>
-<w:footnotes xmlns:wpc="http://schemas.microsoft.com/office/word/2010/wordprocessingCanvas" xmlns:mc="http://schemas.openxmlformats.org/markup-compatibility/2006" xmlns:o="urn:schemas-microsoft-com:office:office" xmlns:r="http://schemas.openxmlformats.org/officeDocument/2006/relationships" xmlns:m="http://schemas.openxmlformats.org/officeDocument/2006/math" xmlns:v="urn:schemas-microsoft-com:vml" xmlns:wp14="http://schemas.microsoft.com/office/word/2010/wordprocessingDrawing" xmlns:wp="http://schemas.openxmlformats.org/drawingml/2006/wordprocessingDrawing" xmlns:w="http://schemas.openxmlformats.org/wordprocessingml/2006/main" xmlns:w14="http://schemas.microsoft.com/office/word/2010/wordml" xmlns:w15="http://schemas.microsoft.com/office/word/2012/wordml" xmlns:w10="urn:schemas-microsoft-com:office:word" xmlns:wpg="http://schemas.microsoft.com/office/word/2010/wordprocessingGroup" xmlns:wpi="http://schemas.microsoft.com/office/word/2010/wordprocessingInk" xmlns:wne="http://schemas.microsoft.com/office/word/2006/wordml" xmlns:wps="http://schemas.microsoft.com/office/word/2010/wordprocessingShape" xmlns:wpsCustomData="http://www.wps.cn/officeDocument/2013/wpsCustomData" mc:Ignorable="w14 w15 wp14">
-  <w:footnote w:type="separator" w:id="0">
-    <w:p>
-      <w:pPr>
-        <w:spacing w:before="0" w:after="0"/>
+<w:footnotes xmlns:wpc="http://schemas.microsoft.com/office/word/2010/wordprocessingCanvas" xmlns:cx="http://schemas.microsoft.com/office/drawing/2014/chartex" xmlns:cx1="http://schemas.microsoft.com/office/drawing/2015/9/8/chartex" xmlns:cx2="http://schemas.microsoft.com/office/drawing/2015/10/21/chartex" xmlns:cx3="http://schemas.microsoft.com/office/drawing/2016/5/9/chartex" xmlns:cx4="http://schemas.microsoft.com/office/drawing/2016/5/10/chartex" xmlns:cx5="http://schemas.microsoft.com/office/drawing/2016/5/11/chartex" xmlns:cx6="http://schemas.microsoft.com/office/drawing/2016/5/12/chartex" xmlns:cx7="http://schemas.microsoft.com/office/drawing/2016/5/13/chartex" xmlns:cx8="http://schemas.microsoft.com/office/drawing/2016/5/14/chartex" xmlns:mc="http://schemas.openxmlformats.org/markup-compatibility/2006" xmlns:aink="http://schemas.microsoft.com/office/drawing/2016/ink" xmlns:am3d="http://schemas.microsoft.com/office/drawing/2017/model3d" xmlns:o="urn:schemas-microsoft-com:office:office" xmlns:oel="http://schemas.microsoft.com/office/2019/extlst" xmlns:r="http://schemas.openxmlformats.org/officeDocument/2006/relationships" xmlns:m="http://schemas.openxmlformats.org/officeDocument/2006/math" xmlns:v="urn:schemas-microsoft-com:vml" xmlns:wp14="http://schemas.microsoft.com/office/word/2010/wordprocessingDrawing" xmlns:wp="http://schemas.openxmlformats.org/drawingml/2006/wordprocessingDrawing" xmlns:w10="urn:schemas-microsoft-com:office:word" xmlns:w="http://schemas.openxmlformats.org/wordprocessingml/2006/main" xmlns:w14="http://schemas.microsoft.com/office/word/2010/wordml" xmlns:w15="http://schemas.microsoft.com/office/word/2012/wordml" xmlns:w16cex="http://schemas.microsoft.com/office/word/2018/wordml/cex" xmlns:w16cid="http://schemas.microsoft.com/office/word/2016/wordml/cid" xmlns:w16="http://schemas.microsoft.com/office/word/2018/wordml" xmlns:w16du="http://schemas.microsoft.com/office/word/2023/wordml/word16du" xmlns:w16sdtdh="http://schemas.microsoft.com/office/word/2020/wordml/sdtdatahash" xmlns:w16sdtfl="http://schemas.microsoft.com/office/word/2024/wordml/sdtformatlock" xmlns:w16se="http://schemas.microsoft.com/office/word/2015/wordml/symex" xmlns:wpg="http://schemas.microsoft.com/office/word/2010/wordprocessingGroup" xmlns:wpi="http://schemas.microsoft.com/office/word/2010/wordprocessingInk" xmlns:wne="http://schemas.microsoft.com/office/word/2006/wordml" xmlns:wps="http://schemas.microsoft.com/office/word/2010/wordprocessingShape" mc:Ignorable="w14 w15 w16se w16cid w16 w16cex w16sdtdh w16sdtfl w16du wp14">
+  <w:footnote w:type="separator" w:id="-1">
+    <w:p>
+      <w:pPr>
+        <w:spacing w:after="0"/>
       </w:pPr>
       <w:r>
         <w:separator/>
       </w:r>
     </w:p>
   </w:footnote>
-  <w:footnote w:type="continuationSeparator" w:id="1">
-    <w:p>
-      <w:pPr>
-        <w:spacing w:before="0" w:after="0"/>
+  <w:footnote w:type="continuationSeparator" w:id="0">
+    <w:p>
+      <w:pPr>
+        <w:spacing w:after="0"/>
       </w:pPr>
       <w:r>
         <w:continuationSeparator/>
@@ -2750,13 +3496,12 @@
 </file>
 
 <file path=word/numbering.xml><?xml version="1.0" encoding="utf-8"?>
-<w:numbering xmlns:wpc="http://schemas.microsoft.com/office/word/2010/wordprocessingCanvas" xmlns:mc="http://schemas.openxmlformats.org/markup-compatibility/2006" xmlns:o="urn:schemas-microsoft-com:office:office" xmlns:r="http://schemas.openxmlformats.org/officeDocument/2006/relationships" xmlns:m="http://schemas.openxmlformats.org/officeDocument/2006/math" xmlns:v="urn:schemas-microsoft-com:vml" xmlns:wp14="http://schemas.microsoft.com/office/word/2010/wordprocessingDrawing" xmlns:wp="http://schemas.openxmlformats.org/drawingml/2006/wordprocessingDrawing" xmlns:w10="urn:schemas-microsoft-com:office:word" xmlns:w="http://schemas.openxmlformats.org/wordprocessingml/2006/main" xmlns:w14="http://schemas.microsoft.com/office/word/2010/wordml" xmlns:wpg="http://schemas.microsoft.com/office/word/2010/wordprocessingGroup" xmlns:wpi="http://schemas.microsoft.com/office/word/2010/wordprocessingInk" xmlns:wne="http://schemas.microsoft.com/office/word/2006/wordml" xmlns:wps="http://schemas.microsoft.com/office/word/2010/wordprocessingShape" xmlns:wpsCustomData="http://www.wps.cn/officeDocument/2013/wpsCustomData" mc:Ignorable="w14 wp14">
-  <w:abstractNum w:abstractNumId="0">
+<w:numbering xmlns:wpc="http://schemas.microsoft.com/office/word/2010/wordprocessingCanvas" xmlns:cx="http://schemas.microsoft.com/office/drawing/2014/chartex" xmlns:cx1="http://schemas.microsoft.com/office/drawing/2015/9/8/chartex" xmlns:cx2="http://schemas.microsoft.com/office/drawing/2015/10/21/chartex" xmlns:cx3="http://schemas.microsoft.com/office/drawing/2016/5/9/chartex" xmlns:cx4="http://schemas.microsoft.com/office/drawing/2016/5/10/chartex" xmlns:cx5="http://schemas.microsoft.com/office/drawing/2016/5/11/chartex" xmlns:cx6="http://schemas.microsoft.com/office/drawing/2016/5/12/chartex" xmlns:cx7="http://schemas.microsoft.com/office/drawing/2016/5/13/chartex" xmlns:cx8="http://schemas.microsoft.com/office/drawing/2016/5/14/chartex" xmlns:mc="http://schemas.openxmlformats.org/markup-compatibility/2006" xmlns:aink="http://schemas.microsoft.com/office/drawing/2016/ink" xmlns:am3d="http://schemas.microsoft.com/office/drawing/2017/model3d" xmlns:o="urn:schemas-microsoft-com:office:office" xmlns:oel="http://schemas.microsoft.com/office/2019/extlst" xmlns:r="http://schemas.openxmlformats.org/officeDocument/2006/relationships" xmlns:m="http://schemas.openxmlformats.org/officeDocument/2006/math" xmlns:v="urn:schemas-microsoft-com:vml" xmlns:wp14="http://schemas.microsoft.com/office/word/2010/wordprocessingDrawing" xmlns:wp="http://schemas.openxmlformats.org/drawingml/2006/wordprocessingDrawing" xmlns:w10="urn:schemas-microsoft-com:office:word" xmlns:w="http://schemas.openxmlformats.org/wordprocessingml/2006/main" xmlns:w14="http://schemas.microsoft.com/office/word/2010/wordml" xmlns:w15="http://schemas.microsoft.com/office/word/2012/wordml" xmlns:w16cex="http://schemas.microsoft.com/office/word/2018/wordml/cex" xmlns:w16cid="http://schemas.microsoft.com/office/word/2016/wordml/cid" xmlns:w16="http://schemas.microsoft.com/office/word/2018/wordml" xmlns:w16du="http://schemas.microsoft.com/office/word/2023/wordml/word16du" xmlns:w16sdtdh="http://schemas.microsoft.com/office/word/2020/wordml/sdtdatahash" xmlns:w16sdtfl="http://schemas.microsoft.com/office/word/2024/wordml/sdtformatlock" xmlns:w16se="http://schemas.microsoft.com/office/word/2015/wordml/symex" xmlns:wpg="http://schemas.microsoft.com/office/word/2010/wordprocessingGroup" xmlns:wpi="http://schemas.microsoft.com/office/word/2010/wordprocessingInk" xmlns:wne="http://schemas.microsoft.com/office/word/2006/wordml" xmlns:wps="http://schemas.microsoft.com/office/word/2010/wordprocessingShape" mc:Ignorable="w14 w15 w16se w16cid w16 w16cex w16sdtdh w16sdtfl w16du wp14">
+  <w:abstractNum w:abstractNumId="0" w15:restartNumberingAfterBreak="0">
     <w:nsid w:val="0000A991"/>
     <w:multiLevelType w:val="multilevel"/>
     <w:tmpl w:val="0000A991"/>
-    <w:lvl w:ilvl="0" w:tentative="0">
-      <w:start w:val="0"/>
+    <w:lvl w:ilvl="0">
       <w:numFmt w:val="bullet"/>
       <w:lvlText w:val=""/>
       <w:lvlJc w:val="left"/>
@@ -2764,11 +3509,10 @@
         <w:ind w:left="720" w:hanging="360"/>
       </w:pPr>
       <w:rPr>
-        <w:rFonts w:hint="default" w:ascii="Symbol" w:hAnsi="Symbol" w:cs="Symbol"/>
+        <w:rFonts w:ascii="Symbol" w:hAnsi="Symbol" w:cs="Symbol" w:hint="default"/>
       </w:rPr>
     </w:lvl>
-    <w:lvl w:ilvl="1" w:tentative="0">
-      <w:start w:val="0"/>
+    <w:lvl w:ilvl="1">
       <w:numFmt w:val="bullet"/>
       <w:lvlText w:val="o"/>
       <w:lvlJc w:val="left"/>
@@ -2776,11 +3520,10 @@
         <w:ind w:left="1440" w:hanging="360"/>
       </w:pPr>
       <w:rPr>
-        <w:rFonts w:hint="default" w:ascii="Courier New" w:hAnsi="Courier New" w:cs="Courier New"/>
+        <w:rFonts w:ascii="Courier New" w:hAnsi="Courier New" w:cs="Courier New" w:hint="default"/>
       </w:rPr>
     </w:lvl>
-    <w:lvl w:ilvl="2" w:tentative="0">
-      <w:start w:val="0"/>
+    <w:lvl w:ilvl="2">
       <w:numFmt w:val="bullet"/>
       <w:lvlText w:val=""/>
       <w:lvlJc w:val="left"/>
@@ -2788,11 +3531,10 @@
         <w:ind w:left="2160" w:hanging="360"/>
       </w:pPr>
       <w:rPr>
-        <w:rFonts w:hint="default" w:ascii="Wingdings" w:hAnsi="Wingdings" w:cs="Wingdings"/>
+        <w:rFonts w:ascii="Wingdings" w:hAnsi="Wingdings" w:cs="Wingdings" w:hint="default"/>
       </w:rPr>
     </w:lvl>
-    <w:lvl w:ilvl="3" w:tentative="0">
-      <w:start w:val="0"/>
+    <w:lvl w:ilvl="3">
       <w:numFmt w:val="bullet"/>
       <w:lvlText w:val=""/>
       <w:lvlJc w:val="left"/>
@@ -2800,11 +3542,10 @@
         <w:ind w:left="2880" w:hanging="360"/>
       </w:pPr>
       <w:rPr>
-        <w:rFonts w:hint="default" w:ascii="Symbol" w:hAnsi="Symbol" w:cs="Symbol"/>
+        <w:rFonts w:ascii="Symbol" w:hAnsi="Symbol" w:cs="Symbol" w:hint="default"/>
       </w:rPr>
     </w:lvl>
-    <w:lvl w:ilvl="4" w:tentative="0">
-      <w:start w:val="0"/>
+    <w:lvl w:ilvl="4">
       <w:numFmt w:val="bullet"/>
       <w:lvlText w:val="o"/>
       <w:lvlJc w:val="left"/>
@@ -2812,11 +3553,10 @@
         <w:ind w:left="3600" w:hanging="360"/>
       </w:pPr>
       <w:rPr>
-        <w:rFonts w:hint="default" w:ascii="Courier New" w:hAnsi="Courier New" w:cs="Courier New"/>
+        <w:rFonts w:ascii="Courier New" w:hAnsi="Courier New" w:cs="Courier New" w:hint="default"/>
       </w:rPr>
     </w:lvl>
-    <w:lvl w:ilvl="5" w:tentative="0">
-      <w:start w:val="0"/>
+    <w:lvl w:ilvl="5">
       <w:numFmt w:val="bullet"/>
       <w:lvlText w:val=""/>
       <w:lvlJc w:val="left"/>
@@ -2824,11 +3564,10 @@
         <w:ind w:left="4320" w:hanging="360"/>
       </w:pPr>
       <w:rPr>
-        <w:rFonts w:hint="default" w:ascii="Wingdings" w:hAnsi="Wingdings" w:cs="Wingdings"/>
+        <w:rFonts w:ascii="Wingdings" w:hAnsi="Wingdings" w:cs="Wingdings" w:hint="default"/>
       </w:rPr>
     </w:lvl>
-    <w:lvl w:ilvl="6" w:tentative="0">
-      <w:start w:val="0"/>
+    <w:lvl w:ilvl="6">
       <w:numFmt w:val="bullet"/>
       <w:lvlText w:val=""/>
       <w:lvlJc w:val="left"/>
@@ -2836,11 +3575,10 @@
         <w:ind w:left="5040" w:hanging="360"/>
       </w:pPr>
       <w:rPr>
-        <w:rFonts w:hint="default" w:ascii="Symbol" w:hAnsi="Symbol" w:cs="Symbol"/>
+        <w:rFonts w:ascii="Symbol" w:hAnsi="Symbol" w:cs="Symbol" w:hint="default"/>
       </w:rPr>
     </w:lvl>
-    <w:lvl w:ilvl="7" w:tentative="0">
-      <w:start w:val="0"/>
+    <w:lvl w:ilvl="7">
       <w:numFmt w:val="bullet"/>
       <w:lvlText w:val="o"/>
       <w:lvlJc w:val="left"/>
@@ -2848,11 +3586,10 @@
         <w:ind w:left="5760" w:hanging="360"/>
       </w:pPr>
       <w:rPr>
-        <w:rFonts w:hint="default" w:ascii="Courier New" w:hAnsi="Courier New" w:cs="Courier New"/>
+        <w:rFonts w:ascii="Courier New" w:hAnsi="Courier New" w:cs="Courier New" w:hint="default"/>
       </w:rPr>
     </w:lvl>
-    <w:lvl w:ilvl="8" w:tentative="0">
-      <w:start w:val="0"/>
+    <w:lvl w:ilvl="8">
       <w:numFmt w:val="bullet"/>
       <w:lvlText w:val=""/>
       <w:lvlJc w:val="left"/>
@@ -2860,16 +3597,15 @@
         <w:ind w:left="6480" w:hanging="360"/>
       </w:pPr>
       <w:rPr>
-        <w:rFonts w:hint="default" w:ascii="Wingdings" w:hAnsi="Wingdings" w:cs="Wingdings"/>
+        <w:rFonts w:ascii="Wingdings" w:hAnsi="Wingdings" w:cs="Wingdings" w:hint="default"/>
       </w:rPr>
     </w:lvl>
   </w:abstractNum>
-  <w:abstractNum w:abstractNumId="1">
+  <w:abstractNum w:abstractNumId="1" w15:restartNumberingAfterBreak="0">
     <w:nsid w:val="0000A992"/>
     <w:multiLevelType w:val="multilevel"/>
     <w:tmpl w:val="0000A992"/>
-    <w:lvl w:ilvl="0" w:tentative="0">
-      <w:start w:val="0"/>
+    <w:lvl w:ilvl="0">
       <w:numFmt w:val="bullet"/>
       <w:lvlText w:val="☐"/>
       <w:lvlJc w:val="left"/>
@@ -2877,8 +3613,7 @@
         <w:ind w:left="720" w:hanging="360"/>
       </w:pPr>
     </w:lvl>
-    <w:lvl w:ilvl="1" w:tentative="0">
-      <w:start w:val="0"/>
+    <w:lvl w:ilvl="1">
       <w:numFmt w:val="bullet"/>
       <w:lvlText w:val="☐"/>
       <w:lvlJc w:val="left"/>
@@ -2886,8 +3621,7 @@
         <w:ind w:left="1440" w:hanging="360"/>
       </w:pPr>
     </w:lvl>
-    <w:lvl w:ilvl="2" w:tentative="0">
-      <w:start w:val="0"/>
+    <w:lvl w:ilvl="2">
       <w:numFmt w:val="bullet"/>
       <w:lvlText w:val="☐"/>
       <w:lvlJc w:val="left"/>
@@ -2895,8 +3629,7 @@
         <w:ind w:left="2160" w:hanging="360"/>
       </w:pPr>
     </w:lvl>
-    <w:lvl w:ilvl="3" w:tentative="0">
-      <w:start w:val="0"/>
+    <w:lvl w:ilvl="3">
       <w:numFmt w:val="bullet"/>
       <w:lvlText w:val="☐"/>
       <w:lvlJc w:val="left"/>
@@ -2904,8 +3637,7 @@
         <w:ind w:left="2880" w:hanging="360"/>
       </w:pPr>
     </w:lvl>
-    <w:lvl w:ilvl="4" w:tentative="0">
-      <w:start w:val="0"/>
+    <w:lvl w:ilvl="4">
       <w:numFmt w:val="bullet"/>
       <w:lvlText w:val="☐"/>
       <w:lvlJc w:val="left"/>
@@ -2913,8 +3645,7 @@
         <w:ind w:left="3600" w:hanging="360"/>
       </w:pPr>
     </w:lvl>
-    <w:lvl w:ilvl="5" w:tentative="0">
-      <w:start w:val="0"/>
+    <w:lvl w:ilvl="5">
       <w:numFmt w:val="bullet"/>
       <w:lvlText w:val="☐"/>
       <w:lvlJc w:val="left"/>
@@ -2922,8 +3653,7 @@
         <w:ind w:left="4320" w:hanging="360"/>
       </w:pPr>
     </w:lvl>
-    <w:lvl w:ilvl="6" w:tentative="0">
-      <w:start w:val="0"/>
+    <w:lvl w:ilvl="6">
       <w:numFmt w:val="bullet"/>
       <w:lvlText w:val="☐"/>
       <w:lvlJc w:val="left"/>
@@ -2931,8 +3661,7 @@
         <w:ind w:left="5040" w:hanging="360"/>
       </w:pPr>
     </w:lvl>
-    <w:lvl w:ilvl="7" w:tentative="0">
-      <w:start w:val="0"/>
+    <w:lvl w:ilvl="7">
       <w:numFmt w:val="bullet"/>
       <w:lvlText w:val="☐"/>
       <w:lvlJc w:val="left"/>
@@ -2940,8 +3669,7 @@
         <w:ind w:left="5760" w:hanging="360"/>
       </w:pPr>
     </w:lvl>
-    <w:lvl w:ilvl="8" w:tentative="0">
-      <w:start w:val="0"/>
+    <w:lvl w:ilvl="8">
       <w:numFmt w:val="bullet"/>
       <w:lvlText w:val="☐"/>
       <w:lvlJc w:val="left"/>
@@ -2950,11 +3678,11 @@
       </w:pPr>
     </w:lvl>
   </w:abstractNum>
-  <w:abstractNum w:abstractNumId="2">
+  <w:abstractNum w:abstractNumId="2" w15:restartNumberingAfterBreak="0">
     <w:nsid w:val="00A99411"/>
     <w:multiLevelType w:val="multilevel"/>
     <w:tmpl w:val="00A99411"/>
-    <w:lvl w:ilvl="0" w:tentative="0">
+    <w:lvl w:ilvl="0">
       <w:start w:val="1"/>
       <w:numFmt w:val="decimal"/>
       <w:lvlText w:val="%1."/>
@@ -2963,7 +3691,7 @@
         <w:ind w:left="720" w:hanging="360"/>
       </w:pPr>
     </w:lvl>
-    <w:lvl w:ilvl="1" w:tentative="0">
+    <w:lvl w:ilvl="1">
       <w:start w:val="1"/>
       <w:numFmt w:val="decimal"/>
       <w:lvlText w:val="%2."/>
@@ -2972,7 +3700,7 @@
         <w:ind w:left="1440" w:hanging="360"/>
       </w:pPr>
     </w:lvl>
-    <w:lvl w:ilvl="2" w:tentative="0">
+    <w:lvl w:ilvl="2">
       <w:start w:val="1"/>
       <w:numFmt w:val="decimal"/>
       <w:lvlText w:val="%3."/>
@@ -2981,7 +3709,7 @@
         <w:ind w:left="2160" w:hanging="360"/>
       </w:pPr>
     </w:lvl>
-    <w:lvl w:ilvl="3" w:tentative="0">
+    <w:lvl w:ilvl="3">
       <w:start w:val="1"/>
       <w:numFmt w:val="decimal"/>
       <w:lvlText w:val="%4."/>
@@ -2990,7 +3718,7 @@
         <w:ind w:left="2880" w:hanging="360"/>
       </w:pPr>
     </w:lvl>
-    <w:lvl w:ilvl="4" w:tentative="0">
+    <w:lvl w:ilvl="4">
       <w:start w:val="1"/>
       <w:numFmt w:val="decimal"/>
       <w:lvlText w:val="%5."/>
@@ -2999,7 +3727,7 @@
         <w:ind w:left="3600" w:hanging="360"/>
       </w:pPr>
     </w:lvl>
-    <w:lvl w:ilvl="5" w:tentative="0">
+    <w:lvl w:ilvl="5">
       <w:start w:val="1"/>
       <w:numFmt w:val="decimal"/>
       <w:lvlText w:val="%6."/>
@@ -3008,7 +3736,7 @@
         <w:ind w:left="4320" w:hanging="360"/>
       </w:pPr>
     </w:lvl>
-    <w:lvl w:ilvl="6" w:tentative="0">
+    <w:lvl w:ilvl="6">
       <w:start w:val="1"/>
       <w:numFmt w:val="decimal"/>
       <w:lvlText w:val="%7."/>
@@ -3017,7 +3745,7 @@
         <w:ind w:left="5040" w:hanging="360"/>
       </w:pPr>
     </w:lvl>
-    <w:lvl w:ilvl="7" w:tentative="0">
+    <w:lvl w:ilvl="7">
       <w:start w:val="1"/>
       <w:numFmt w:val="decimal"/>
       <w:lvlText w:val="%8."/>
@@ -3026,7 +3754,7 @@
         <w:ind w:left="5760" w:hanging="360"/>
       </w:pPr>
     </w:lvl>
-    <w:lvl w:ilvl="8" w:tentative="0">
+    <w:lvl w:ilvl="8">
       <w:start w:val="1"/>
       <w:numFmt w:val="decimal"/>
       <w:lvlText w:val="%9."/>
@@ -3036,10 +3764,10 @@
       </w:pPr>
     </w:lvl>
   </w:abstractNum>
-  <w:num w:numId="1">
+  <w:num w:numId="1" w16cid:durableId="1396512791">
     <w:abstractNumId w:val="0"/>
   </w:num>
-  <w:num w:numId="2">
+  <w:num w:numId="2" w16cid:durableId="2003460921">
     <w:abstractNumId w:val="2"/>
     <w:lvlOverride w:ilvl="0">
       <w:startOverride w:val="1"/>
@@ -3069,10 +3797,10 @@
       <w:startOverride w:val="1"/>
     </w:lvlOverride>
   </w:num>
-  <w:num w:numId="3">
+  <w:num w:numId="3" w16cid:durableId="426538103">
     <w:abstractNumId w:val="1"/>
   </w:num>
-  <w:num w:numId="4">
+  <w:num w:numId="4" w16cid:durableId="101850058">
     <w:abstractNumId w:val="2"/>
     <w:lvlOverride w:ilvl="0">
       <w:startOverride w:val="1"/>
@@ -3106,286 +3834,326 @@
 </file>
 
 <file path=word/styles.xml><?xml version="1.0" encoding="utf-8"?>
-<w:styles xmlns:mc="http://schemas.openxmlformats.org/markup-compatibility/2006" xmlns:o="urn:schemas-microsoft-com:office:office" xmlns:r="http://schemas.openxmlformats.org/officeDocument/2006/relationships" xmlns:m="http://schemas.openxmlformats.org/officeDocument/2006/math" xmlns:v="urn:schemas-microsoft-com:vml" xmlns:w="http://schemas.openxmlformats.org/wordprocessingml/2006/main" xmlns:w14="http://schemas.microsoft.com/office/word/2010/wordml" xmlns:w10="urn:schemas-microsoft-com:office:word" xmlns:sl="http://schemas.openxmlformats.org/schemaLibrary/2006/main" xmlns:wpsCustomData="http://www.wps.cn/officeDocument/2013/wpsCustomData" mc:Ignorable="w14">
+<w:styles xmlns:mc="http://schemas.openxmlformats.org/markup-compatibility/2006" xmlns:r="http://schemas.openxmlformats.org/officeDocument/2006/relationships" xmlns:w="http://schemas.openxmlformats.org/wordprocessingml/2006/main" xmlns:w14="http://schemas.microsoft.com/office/word/2010/wordml" xmlns:w15="http://schemas.microsoft.com/office/word/2012/wordml" xmlns:w16cex="http://schemas.microsoft.com/office/word/2018/wordml/cex" xmlns:w16cid="http://schemas.microsoft.com/office/word/2016/wordml/cid" xmlns:w16="http://schemas.microsoft.com/office/word/2018/wordml" xmlns:w16du="http://schemas.microsoft.com/office/word/2023/wordml/word16du" xmlns:w16sdtdh="http://schemas.microsoft.com/office/word/2020/wordml/sdtdatahash" xmlns:w16sdtfl="http://schemas.microsoft.com/office/word/2024/wordml/sdtformatlock" xmlns:w16se="http://schemas.microsoft.com/office/word/2015/wordml/symex" mc:Ignorable="w14 w15 w16se w16cid w16 w16cex w16sdtdh w16sdtfl w16du">
   <w:docDefaults>
     <w:rPrDefault>
       <w:rPr>
-        <w:rFonts w:asciiTheme="minorHAnsi" w:hAnsiTheme="minorHAnsi" w:eastAsiaTheme="minorEastAsia" w:cstheme="minorBidi"/>
+        <w:rFonts w:asciiTheme="minorHAnsi" w:eastAsiaTheme="minorEastAsia" w:hAnsiTheme="minorHAnsi" w:cstheme="minorBidi"/>
+        <w:lang w:val="en-US" w:eastAsia="zh-CN" w:bidi="ar-SA"/>
       </w:rPr>
     </w:rPrDefault>
     <w:pPrDefault/>
   </w:docDefaults>
-  <w:latentStyles w:count="260" w:defQFormat="0" w:defUnhideWhenUsed="1" w:defSemiHidden="1" w:defUIPriority="99" w:defLockedState="0">
-    <w:lsdException w:qFormat="1" w:unhideWhenUsed="0" w:uiPriority="0" w:semiHidden="0" w:name="Normal"/>
-    <w:lsdException w:qFormat="1" w:unhideWhenUsed="0" w:uiPriority="9" w:semiHidden="0" w:name="heading 1"/>
-    <w:lsdException w:qFormat="1" w:uiPriority="9" w:name="heading 2"/>
-    <w:lsdException w:qFormat="1" w:uiPriority="9" w:name="heading 3"/>
-    <w:lsdException w:qFormat="1" w:uiPriority="9" w:name="heading 4"/>
-    <w:lsdException w:qFormat="1" w:uiPriority="9" w:name="heading 5"/>
-    <w:lsdException w:qFormat="1" w:uiPriority="9" w:name="heading 6"/>
-    <w:lsdException w:qFormat="1" w:uiPriority="9" w:name="heading 7"/>
-    <w:lsdException w:qFormat="1" w:uiPriority="9" w:name="heading 8"/>
-    <w:lsdException w:qFormat="1" w:uiPriority="9" w:name="heading 9"/>
-    <w:lsdException w:unhideWhenUsed="0" w:uiPriority="0" w:semiHidden="0" w:name="index 1"/>
-    <w:lsdException w:unhideWhenUsed="0" w:uiPriority="0" w:semiHidden="0" w:name="index 2"/>
-    <w:lsdException w:unhideWhenUsed="0" w:uiPriority="0" w:semiHidden="0" w:name="index 3"/>
-    <w:lsdException w:unhideWhenUsed="0" w:uiPriority="0" w:semiHidden="0" w:name="index 4"/>
-    <w:lsdException w:unhideWhenUsed="0" w:uiPriority="0" w:semiHidden="0" w:name="index 5"/>
-    <w:lsdException w:unhideWhenUsed="0" w:uiPriority="0" w:semiHidden="0" w:name="index 6"/>
-    <w:lsdException w:unhideWhenUsed="0" w:uiPriority="0" w:semiHidden="0" w:name="index 7"/>
-    <w:lsdException w:unhideWhenUsed="0" w:uiPriority="0" w:semiHidden="0" w:name="index 8"/>
-    <w:lsdException w:unhideWhenUsed="0" w:uiPriority="0" w:semiHidden="0" w:name="index 9"/>
-    <w:lsdException w:unhideWhenUsed="0" w:uiPriority="0" w:semiHidden="0" w:name="toc 1"/>
-    <w:lsdException w:unhideWhenUsed="0" w:uiPriority="0" w:semiHidden="0" w:name="toc 2"/>
-    <w:lsdException w:unhideWhenUsed="0" w:uiPriority="0" w:semiHidden="0" w:name="toc 3"/>
-    <w:lsdException w:unhideWhenUsed="0" w:uiPriority="0" w:semiHidden="0" w:name="toc 4"/>
-    <w:lsdException w:unhideWhenUsed="0" w:uiPriority="0" w:semiHidden="0" w:name="toc 5"/>
-    <w:lsdException w:unhideWhenUsed="0" w:uiPriority="0" w:semiHidden="0" w:name="toc 6"/>
-    <w:lsdException w:unhideWhenUsed="0" w:uiPriority="0" w:semiHidden="0" w:name="toc 7"/>
-    <w:lsdException w:unhideWhenUsed="0" w:uiPriority="0" w:semiHidden="0" w:name="toc 8"/>
-    <w:lsdException w:unhideWhenUsed="0" w:uiPriority="0" w:semiHidden="0" w:name="toc 9"/>
-    <w:lsdException w:unhideWhenUsed="0" w:uiPriority="0" w:semiHidden="0" w:name="Normal Indent"/>
-    <w:lsdException w:qFormat="1" w:uiPriority="9" w:semiHidden="0" w:name="footnote text"/>
-    <w:lsdException w:unhideWhenUsed="0" w:uiPriority="0" w:semiHidden="0" w:name="annotation text"/>
-    <w:lsdException w:unhideWhenUsed="0" w:uiPriority="0" w:semiHidden="0" w:name="header"/>
-    <w:lsdException w:unhideWhenUsed="0" w:uiPriority="0" w:semiHidden="0" w:name="footer"/>
-    <w:lsdException w:unhideWhenUsed="0" w:uiPriority="0" w:semiHidden="0" w:name="index heading"/>
-    <w:lsdException w:qFormat="1" w:unhideWhenUsed="0" w:uiPriority="0" w:semiHidden="0" w:name="caption"/>
-    <w:lsdException w:unhideWhenUsed="0" w:uiPriority="0" w:semiHidden="0" w:name="table of figures"/>
-    <w:lsdException w:unhideWhenUsed="0" w:uiPriority="0" w:semiHidden="0" w:name="envelope address"/>
-    <w:lsdException w:unhideWhenUsed="0" w:uiPriority="0" w:semiHidden="0" w:name="envelope return"/>
-    <w:lsdException w:qFormat="1" w:unhideWhenUsed="0" w:uiPriority="0" w:semiHidden="0" w:name="footnote reference"/>
-    <w:lsdException w:unhideWhenUsed="0" w:uiPriority="0" w:semiHidden="0" w:name="annotation reference"/>
-    <w:lsdException w:unhideWhenUsed="0" w:uiPriority="0" w:semiHidden="0" w:name="line number"/>
-    <w:lsdException w:unhideWhenUsed="0" w:uiPriority="0" w:semiHidden="0" w:name="page number"/>
-    <w:lsdException w:unhideWhenUsed="0" w:uiPriority="0" w:semiHidden="0" w:name="endnote reference"/>
-    <w:lsdException w:unhideWhenUsed="0" w:uiPriority="0" w:semiHidden="0" w:name="endnote text"/>
-    <w:lsdException w:unhideWhenUsed="0" w:uiPriority="0" w:semiHidden="0" w:name="table of authorities"/>
-    <w:lsdException w:unhideWhenUsed="0" w:uiPriority="0" w:semiHidden="0" w:name="macro"/>
-    <w:lsdException w:unhideWhenUsed="0" w:uiPriority="0" w:semiHidden="0" w:name="toa heading"/>
-    <w:lsdException w:unhideWhenUsed="0" w:uiPriority="0" w:semiHidden="0" w:name="List"/>
-    <w:lsdException w:unhideWhenUsed="0" w:uiPriority="0" w:semiHidden="0" w:name="List Bullet"/>
-    <w:lsdException w:unhideWhenUsed="0" w:uiPriority="0" w:semiHidden="0" w:name="List Number"/>
-    <w:lsdException w:unhideWhenUsed="0" w:uiPriority="0" w:semiHidden="0" w:name="List 2"/>
-    <w:lsdException w:unhideWhenUsed="0" w:uiPriority="0" w:semiHidden="0" w:name="List 3"/>
-    <w:lsdException w:unhideWhenUsed="0" w:uiPriority="0" w:semiHidden="0" w:name="List 4"/>
-    <w:lsdException w:unhideWhenUsed="0" w:uiPriority="0" w:semiHidden="0" w:name="List 5"/>
-    <w:lsdException w:unhideWhenUsed="0" w:uiPriority="0" w:semiHidden="0" w:name="List Bullet 2"/>
-    <w:lsdException w:unhideWhenUsed="0" w:uiPriority="0" w:semiHidden="0" w:name="List Bullet 3"/>
-    <w:lsdException w:unhideWhenUsed="0" w:uiPriority="0" w:semiHidden="0" w:name="List Bullet 4"/>
-    <w:lsdException w:unhideWhenUsed="0" w:uiPriority="0" w:semiHidden="0" w:name="List Bullet 5"/>
-    <w:lsdException w:unhideWhenUsed="0" w:uiPriority="0" w:semiHidden="0" w:name="List Number 2"/>
-    <w:lsdException w:unhideWhenUsed="0" w:uiPriority="0" w:semiHidden="0" w:name="List Number 3"/>
-    <w:lsdException w:unhideWhenUsed="0" w:uiPriority="0" w:semiHidden="0" w:name="List Number 4"/>
-    <w:lsdException w:unhideWhenUsed="0" w:uiPriority="0" w:semiHidden="0" w:name="List Number 5"/>
-    <w:lsdException w:qFormat="1" w:unhideWhenUsed="0" w:uiPriority="10" w:semiHidden="0" w:name="Title"/>
-    <w:lsdException w:unhideWhenUsed="0" w:uiPriority="0" w:semiHidden="0" w:name="Closing"/>
-    <w:lsdException w:unhideWhenUsed="0" w:uiPriority="0" w:semiHidden="0" w:name="Signature"/>
-    <w:lsdException w:qFormat="1" w:uiPriority="0" w:name="Default Paragraph Font"/>
-    <w:lsdException w:qFormat="1" w:unhideWhenUsed="0" w:uiPriority="0" w:semiHidden="0" w:name="Body Text"/>
-    <w:lsdException w:unhideWhenUsed="0" w:uiPriority="0" w:semiHidden="0" w:name="Body Text Indent"/>
-    <w:lsdException w:unhideWhenUsed="0" w:uiPriority="0" w:semiHidden="0" w:name="List Continue"/>
-    <w:lsdException w:unhideWhenUsed="0" w:uiPriority="0" w:semiHidden="0" w:name="List Continue 2"/>
-    <w:lsdException w:unhideWhenUsed="0" w:uiPriority="0" w:semiHidden="0" w:name="List Continue 3"/>
-    <w:lsdException w:unhideWhenUsed="0" w:uiPriority="0" w:semiHidden="0" w:name="List Continue 4"/>
-    <w:lsdException w:unhideWhenUsed="0" w:uiPriority="0" w:semiHidden="0" w:name="List Continue 5"/>
-    <w:lsdException w:unhideWhenUsed="0" w:uiPriority="0" w:semiHidden="0" w:name="Message Header"/>
-    <w:lsdException w:qFormat="1" w:unhideWhenUsed="0" w:uiPriority="11" w:semiHidden="0" w:name="Subtitle"/>
-    <w:lsdException w:unhideWhenUsed="0" w:uiPriority="0" w:semiHidden="0" w:name="Salutation"/>
-    <w:lsdException w:qFormat="1" w:unhideWhenUsed="0" w:uiPriority="0" w:semiHidden="0" w:name="Date"/>
-    <w:lsdException w:unhideWhenUsed="0" w:uiPriority="0" w:semiHidden="0" w:name="Body Text First Indent"/>
-    <w:lsdException w:unhideWhenUsed="0" w:uiPriority="0" w:semiHidden="0" w:name="Body Text First Indent 2"/>
-    <w:lsdException w:unhideWhenUsed="0" w:uiPriority="0" w:semiHidden="0" w:name="Note Heading"/>
-    <w:lsdException w:unhideWhenUsed="0" w:uiPriority="0" w:semiHidden="0" w:name="Body Text 2"/>
-    <w:lsdException w:unhideWhenUsed="0" w:uiPriority="0" w:semiHidden="0" w:name="Body Text 3"/>
-    <w:lsdException w:unhideWhenUsed="0" w:uiPriority="0" w:semiHidden="0" w:name="Body Text Indent 2"/>
-    <w:lsdException w:unhideWhenUsed="0" w:uiPriority="0" w:semiHidden="0" w:name="Body Text Indent 3"/>
-    <w:lsdException w:qFormat="1" w:uiPriority="9" w:semiHidden="0" w:name="Block Text"/>
-    <w:lsdException w:qFormat="1" w:unhideWhenUsed="0" w:uiPriority="0" w:semiHidden="0" w:name="Hyperlink"/>
-    <w:lsdException w:unhideWhenUsed="0" w:uiPriority="0" w:semiHidden="0" w:name="FollowedHyperlink"/>
-    <w:lsdException w:unhideWhenUsed="0" w:uiPriority="0" w:semiHidden="0" w:name="Strong"/>
-    <w:lsdException w:unhideWhenUsed="0" w:uiPriority="0" w:semiHidden="0" w:name="Emphasis"/>
-    <w:lsdException w:unhideWhenUsed="0" w:uiPriority="0" w:semiHidden="0" w:name="Document Map"/>
-    <w:lsdException w:unhideWhenUsed="0" w:uiPriority="0" w:semiHidden="0" w:name="Plain Text"/>
-    <w:lsdException w:unhideWhenUsed="0" w:uiPriority="0" w:semiHidden="0" w:name="E-mail Signature"/>
-    <w:lsdException w:unhideWhenUsed="0" w:uiPriority="0" w:semiHidden="0" w:name="Normal (Web)"/>
-    <w:lsdException w:unhideWhenUsed="0" w:uiPriority="0" w:semiHidden="0" w:name="HTML Acronym"/>
-    <w:lsdException w:unhideWhenUsed="0" w:uiPriority="0" w:semiHidden="0" w:name="HTML Address"/>
-    <w:lsdException w:unhideWhenUsed="0" w:uiPriority="0" w:semiHidden="0" w:name="HTML Cite"/>
-    <w:lsdException w:unhideWhenUsed="0" w:uiPriority="0" w:semiHidden="0" w:name="HTML Code"/>
-    <w:lsdException w:unhideWhenUsed="0" w:uiPriority="0" w:semiHidden="0" w:name="HTML Definition"/>
-    <w:lsdException w:unhideWhenUsed="0" w:uiPriority="0" w:semiHidden="0" w:name="HTML Keyboard"/>
-    <w:lsdException w:unhideWhenUsed="0" w:uiPriority="0" w:semiHidden="0" w:name="HTML Preformatted"/>
-    <w:lsdException w:unhideWhenUsed="0" w:uiPriority="0" w:semiHidden="0" w:name="HTML Sample"/>
-    <w:lsdException w:unhideWhenUsed="0" w:uiPriority="0" w:semiHidden="0" w:name="HTML Typewriter"/>
-    <w:lsdException w:unhideWhenUsed="0" w:uiPriority="0" w:semiHidden="0" w:name="HTML Variable"/>
-    <w:lsdException w:unhideWhenUsed="0" w:uiPriority="0" w:semiHidden="0" w:name="Normal Table"/>
-    <w:lsdException w:unhideWhenUsed="0" w:uiPriority="0" w:semiHidden="0" w:name="annotation subject"/>
-    <w:lsdException w:unhideWhenUsed="0" w:uiPriority="0" w:semiHidden="0" w:name="Table Simple 1"/>
-    <w:lsdException w:unhideWhenUsed="0" w:uiPriority="0" w:semiHidden="0" w:name="Table Simple 2"/>
-    <w:lsdException w:unhideWhenUsed="0" w:uiPriority="0" w:semiHidden="0" w:name="Table Simple 3"/>
-    <w:lsdException w:unhideWhenUsed="0" w:uiPriority="0" w:semiHidden="0" w:name="Table Classic 1"/>
-    <w:lsdException w:unhideWhenUsed="0" w:uiPriority="0" w:semiHidden="0" w:name="Table Classic 2"/>
-    <w:lsdException w:unhideWhenUsed="0" w:uiPriority="0" w:semiHidden="0" w:name="Table Classic 3"/>
-    <w:lsdException w:unhideWhenUsed="0" w:uiPriority="0" w:semiHidden="0" w:name="Table Classic 4"/>
-    <w:lsdException w:unhideWhenUsed="0" w:uiPriority="0" w:semiHidden="0" w:name="Table Colorful 1"/>
-    <w:lsdException w:unhideWhenUsed="0" w:uiPriority="0" w:semiHidden="0" w:name="Table Colorful 2"/>
-    <w:lsdException w:unhideWhenUsed="0" w:uiPriority="0" w:semiHidden="0" w:name="Table Colorful 3"/>
-    <w:lsdException w:unhideWhenUsed="0" w:uiPriority="0" w:semiHidden="0" w:name="Table Columns 1"/>
-    <w:lsdException w:unhideWhenUsed="0" w:uiPriority="0" w:semiHidden="0" w:name="Table Columns 2"/>
-    <w:lsdException w:unhideWhenUsed="0" w:uiPriority="0" w:semiHidden="0" w:name="Table Columns 3"/>
-    <w:lsdException w:unhideWhenUsed="0" w:uiPriority="0" w:semiHidden="0" w:name="Table Columns 4"/>
-    <w:lsdException w:unhideWhenUsed="0" w:uiPriority="0" w:semiHidden="0" w:name="Table Columns 5"/>
-    <w:lsdException w:unhideWhenUsed="0" w:uiPriority="0" w:semiHidden="0" w:name="Table Grid 1"/>
-    <w:lsdException w:unhideWhenUsed="0" w:uiPriority="0" w:semiHidden="0" w:name="Table Grid 2"/>
-    <w:lsdException w:unhideWhenUsed="0" w:uiPriority="0" w:semiHidden="0" w:name="Table Grid 3"/>
-    <w:lsdException w:unhideWhenUsed="0" w:uiPriority="0" w:semiHidden="0" w:name="Table Grid 4"/>
-    <w:lsdException w:unhideWhenUsed="0" w:uiPriority="0" w:semiHidden="0" w:name="Table Grid 5"/>
-    <w:lsdException w:unhideWhenUsed="0" w:uiPriority="0" w:semiHidden="0" w:name="Table Grid 6"/>
-    <w:lsdException w:unhideWhenUsed="0" w:uiPriority="0" w:semiHidden="0" w:name="Table Grid 7"/>
-    <w:lsdException w:unhideWhenUsed="0" w:uiPriority="0" w:semiHidden="0" w:name="Table Grid 8"/>
-    <w:lsdException w:unhideWhenUsed="0" w:uiPriority="0" w:semiHidden="0" w:name="Table List 1"/>
-    <w:lsdException w:unhideWhenUsed="0" w:uiPriority="0" w:semiHidden="0" w:name="Table List 2"/>
-    <w:lsdException w:unhideWhenUsed="0" w:uiPriority="0" w:semiHidden="0" w:name="Table List 3"/>
-    <w:lsdException w:unhideWhenUsed="0" w:uiPriority="0" w:semiHidden="0" w:name="Table List 4"/>
-    <w:lsdException w:unhideWhenUsed="0" w:uiPriority="0" w:semiHidden="0" w:name="Table List 5"/>
-    <w:lsdException w:unhideWhenUsed="0" w:uiPriority="0" w:semiHidden="0" w:name="Table List 6"/>
-    <w:lsdException w:unhideWhenUsed="0" w:uiPriority="0" w:semiHidden="0" w:name="Table List 7"/>
-    <w:lsdException w:unhideWhenUsed="0" w:uiPriority="0" w:semiHidden="0" w:name="Table List 8"/>
-    <w:lsdException w:unhideWhenUsed="0" w:uiPriority="0" w:semiHidden="0" w:name="Table 3D effects 1"/>
-    <w:lsdException w:unhideWhenUsed="0" w:uiPriority="0" w:semiHidden="0" w:name="Table 3D effects 2"/>
-    <w:lsdException w:unhideWhenUsed="0" w:uiPriority="0" w:semiHidden="0" w:name="Table 3D effects 3"/>
-    <w:lsdException w:unhideWhenUsed="0" w:uiPriority="0" w:semiHidden="0" w:name="Table Contemporary"/>
-    <w:lsdException w:unhideWhenUsed="0" w:uiPriority="0" w:semiHidden="0" w:name="Table Elegant"/>
-    <w:lsdException w:unhideWhenUsed="0" w:uiPriority="0" w:semiHidden="0" w:name="Table Professional"/>
-    <w:lsdException w:unhideWhenUsed="0" w:uiPriority="0" w:semiHidden="0" w:name="Table Subtle 1"/>
-    <w:lsdException w:unhideWhenUsed="0" w:uiPriority="0" w:semiHidden="0" w:name="Table Subtle 2"/>
-    <w:lsdException w:unhideWhenUsed="0" w:uiPriority="0" w:semiHidden="0" w:name="Table Web 1"/>
-    <w:lsdException w:unhideWhenUsed="0" w:uiPriority="0" w:semiHidden="0" w:name="Table Web 2"/>
-    <w:lsdException w:unhideWhenUsed="0" w:uiPriority="0" w:semiHidden="0" w:name="Table Web 3"/>
-    <w:lsdException w:unhideWhenUsed="0" w:uiPriority="0" w:semiHidden="0" w:name="Balloon Text"/>
-    <w:lsdException w:unhideWhenUsed="0" w:uiPriority="0" w:semiHidden="0" w:name="Table Grid"/>
-    <w:lsdException w:unhideWhenUsed="0" w:uiPriority="0" w:semiHidden="0" w:name="Table Theme"/>
-    <w:lsdException w:unhideWhenUsed="0" w:uiPriority="60" w:semiHidden="0" w:name="Light Shading"/>
-    <w:lsdException w:unhideWhenUsed="0" w:uiPriority="61" w:semiHidden="0" w:name="Light List"/>
-    <w:lsdException w:unhideWhenUsed="0" w:uiPriority="62" w:semiHidden="0" w:name="Light Grid"/>
-    <w:lsdException w:unhideWhenUsed="0" w:uiPriority="63" w:semiHidden="0" w:name="Medium Shading 1"/>
-    <w:lsdException w:unhideWhenUsed="0" w:uiPriority="64" w:semiHidden="0" w:name="Medium Shading 2"/>
-    <w:lsdException w:unhideWhenUsed="0" w:uiPriority="65" w:semiHidden="0" w:name="Medium List 1"/>
-    <w:lsdException w:unhideWhenUsed="0" w:uiPriority="66" w:semiHidden="0" w:name="Medium List 2"/>
-    <w:lsdException w:unhideWhenUsed="0" w:uiPriority="67" w:semiHidden="0" w:name="Medium Grid 1"/>
-    <w:lsdException w:unhideWhenUsed="0" w:uiPriority="68" w:semiHidden="0" w:name="Medium Grid 2"/>
-    <w:lsdException w:unhideWhenUsed="0" w:uiPriority="69" w:semiHidden="0" w:name="Medium Grid 3"/>
-    <w:lsdException w:unhideWhenUsed="0" w:uiPriority="70" w:semiHidden="0" w:name="Dark List"/>
-    <w:lsdException w:unhideWhenUsed="0" w:uiPriority="71" w:semiHidden="0" w:name="Colorful Shading"/>
-    <w:lsdException w:unhideWhenUsed="0" w:uiPriority="72" w:semiHidden="0" w:name="Colorful List"/>
-    <w:lsdException w:unhideWhenUsed="0" w:uiPriority="73" w:semiHidden="0" w:name="Colorful Grid"/>
-    <w:lsdException w:unhideWhenUsed="0" w:uiPriority="60" w:semiHidden="0" w:name="Light Shading Accent 1"/>
-    <w:lsdException w:unhideWhenUsed="0" w:uiPriority="61" w:semiHidden="0" w:name="Light List Accent 1"/>
-    <w:lsdException w:unhideWhenUsed="0" w:uiPriority="62" w:semiHidden="0" w:name="Light Grid Accent 1"/>
-    <w:lsdException w:unhideWhenUsed="0" w:uiPriority="63" w:semiHidden="0" w:name="Medium Shading 1 Accent 1"/>
-    <w:lsdException w:unhideWhenUsed="0" w:uiPriority="64" w:semiHidden="0" w:name="Medium Shading 2 Accent 1"/>
-    <w:lsdException w:unhideWhenUsed="0" w:uiPriority="65" w:semiHidden="0" w:name="Medium List 1 Accent 1"/>
-    <w:lsdException w:unhideWhenUsed="0" w:uiPriority="66" w:semiHidden="0" w:name="Medium List 2 Accent 1"/>
-    <w:lsdException w:unhideWhenUsed="0" w:uiPriority="67" w:semiHidden="0" w:name="Medium Grid 1 Accent 1"/>
-    <w:lsdException w:unhideWhenUsed="0" w:uiPriority="68" w:semiHidden="0" w:name="Medium Grid 2 Accent 1"/>
-    <w:lsdException w:unhideWhenUsed="0" w:uiPriority="69" w:semiHidden="0" w:name="Medium Grid 3 Accent 1"/>
-    <w:lsdException w:unhideWhenUsed="0" w:uiPriority="70" w:semiHidden="0" w:name="Dark List Accent 1"/>
-    <w:lsdException w:unhideWhenUsed="0" w:uiPriority="71" w:semiHidden="0" w:name="Colorful Shading Accent 1"/>
-    <w:lsdException w:unhideWhenUsed="0" w:uiPriority="72" w:semiHidden="0" w:name="Colorful List Accent 1"/>
-    <w:lsdException w:unhideWhenUsed="0" w:uiPriority="73" w:semiHidden="0" w:name="Colorful Grid Accent 1"/>
-    <w:lsdException w:unhideWhenUsed="0" w:uiPriority="60" w:semiHidden="0" w:name="Light Shading Accent 2"/>
-    <w:lsdException w:unhideWhenUsed="0" w:uiPriority="61" w:semiHidden="0" w:name="Light List Accent 2"/>
-    <w:lsdException w:unhideWhenUsed="0" w:uiPriority="62" w:semiHidden="0" w:name="Light Grid Accent 2"/>
-    <w:lsdException w:unhideWhenUsed="0" w:uiPriority="63" w:semiHidden="0" w:name="Medium Shading 1 Accent 2"/>
-    <w:lsdException w:unhideWhenUsed="0" w:uiPriority="64" w:semiHidden="0" w:name="Medium Shading 2 Accent 2"/>
-    <w:lsdException w:unhideWhenUsed="0" w:uiPriority="65" w:semiHidden="0" w:name="Medium List 1 Accent 2"/>
-    <w:lsdException w:unhideWhenUsed="0" w:uiPriority="66" w:semiHidden="0" w:name="Medium List 2 Accent 2"/>
-    <w:lsdException w:unhideWhenUsed="0" w:uiPriority="67" w:semiHidden="0" w:name="Medium Grid 1 Accent 2"/>
-    <w:lsdException w:unhideWhenUsed="0" w:uiPriority="68" w:semiHidden="0" w:name="Medium Grid 2 Accent 2"/>
-    <w:lsdException w:unhideWhenUsed="0" w:uiPriority="69" w:semiHidden="0" w:name="Medium Grid 3 Accent 2"/>
-    <w:lsdException w:unhideWhenUsed="0" w:uiPriority="70" w:semiHidden="0" w:name="Dark List Accent 2"/>
-    <w:lsdException w:unhideWhenUsed="0" w:uiPriority="71" w:semiHidden="0" w:name="Colorful Shading Accent 2"/>
-    <w:lsdException w:unhideWhenUsed="0" w:uiPriority="72" w:semiHidden="0" w:name="Colorful List Accent 2"/>
-    <w:lsdException w:unhideWhenUsed="0" w:uiPriority="73" w:semiHidden="0" w:name="Colorful Grid Accent 2"/>
-    <w:lsdException w:unhideWhenUsed="0" w:uiPriority="60" w:semiHidden="0" w:name="Light Shading Accent 3"/>
-    <w:lsdException w:unhideWhenUsed="0" w:uiPriority="61" w:semiHidden="0" w:name="Light List Accent 3"/>
-    <w:lsdException w:unhideWhenUsed="0" w:uiPriority="62" w:semiHidden="0" w:name="Light Grid Accent 3"/>
-    <w:lsdException w:unhideWhenUsed="0" w:uiPriority="63" w:semiHidden="0" w:name="Medium Shading 1 Accent 3"/>
-    <w:lsdException w:unhideWhenUsed="0" w:uiPriority="64" w:semiHidden="0" w:name="Medium Shading 2 Accent 3"/>
-    <w:lsdException w:unhideWhenUsed="0" w:uiPriority="65" w:semiHidden="0" w:name="Medium List 1 Accent 3"/>
-    <w:lsdException w:unhideWhenUsed="0" w:uiPriority="66" w:semiHidden="0" w:name="Medium List 2 Accent 3"/>
-    <w:lsdException w:unhideWhenUsed="0" w:uiPriority="67" w:semiHidden="0" w:name="Medium Grid 1 Accent 3"/>
-    <w:lsdException w:unhideWhenUsed="0" w:uiPriority="68" w:semiHidden="0" w:name="Medium Grid 2 Accent 3"/>
-    <w:lsdException w:unhideWhenUsed="0" w:uiPriority="69" w:semiHidden="0" w:name="Medium Grid 3 Accent 3"/>
-    <w:lsdException w:unhideWhenUsed="0" w:uiPriority="70" w:semiHidden="0" w:name="Dark List Accent 3"/>
-    <w:lsdException w:unhideWhenUsed="0" w:uiPriority="71" w:semiHidden="0" w:name="Colorful Shading Accent 3"/>
-    <w:lsdException w:unhideWhenUsed="0" w:uiPriority="72" w:semiHidden="0" w:name="Colorful List Accent 3"/>
-    <w:lsdException w:unhideWhenUsed="0" w:uiPriority="73" w:semiHidden="0" w:name="Colorful Grid Accent 3"/>
-    <w:lsdException w:unhideWhenUsed="0" w:uiPriority="60" w:semiHidden="0" w:name="Light Shading Accent 4"/>
-    <w:lsdException w:unhideWhenUsed="0" w:uiPriority="61" w:semiHidden="0" w:name="Light List Accent 4"/>
-    <w:lsdException w:unhideWhenUsed="0" w:uiPriority="62" w:semiHidden="0" w:name="Light Grid Accent 4"/>
-    <w:lsdException w:unhideWhenUsed="0" w:uiPriority="63" w:semiHidden="0" w:name="Medium Shading 1 Accent 4"/>
-    <w:lsdException w:unhideWhenUsed="0" w:uiPriority="64" w:semiHidden="0" w:name="Medium Shading 2 Accent 4"/>
-    <w:lsdException w:unhideWhenUsed="0" w:uiPriority="65" w:semiHidden="0" w:name="Medium List 1 Accent 4"/>
-    <w:lsdException w:unhideWhenUsed="0" w:uiPriority="66" w:semiHidden="0" w:name="Medium List 2 Accent 4"/>
-    <w:lsdException w:unhideWhenUsed="0" w:uiPriority="67" w:semiHidden="0" w:name="Medium Grid 1 Accent 4"/>
-    <w:lsdException w:unhideWhenUsed="0" w:uiPriority="68" w:semiHidden="0" w:name="Medium Grid 2 Accent 4"/>
-    <w:lsdException w:unhideWhenUsed="0" w:uiPriority="69" w:semiHidden="0" w:name="Medium Grid 3 Accent 4"/>
-    <w:lsdException w:unhideWhenUsed="0" w:uiPriority="70" w:semiHidden="0" w:name="Dark List Accent 4"/>
-    <w:lsdException w:unhideWhenUsed="0" w:uiPriority="71" w:semiHidden="0" w:name="Colorful Shading Accent 4"/>
-    <w:lsdException w:unhideWhenUsed="0" w:uiPriority="72" w:semiHidden="0" w:name="Colorful List Accent 4"/>
-    <w:lsdException w:unhideWhenUsed="0" w:uiPriority="73" w:semiHidden="0" w:name="Colorful Grid Accent 4"/>
-    <w:lsdException w:unhideWhenUsed="0" w:uiPriority="60" w:semiHidden="0" w:name="Light Shading Accent 5"/>
-    <w:lsdException w:unhideWhenUsed="0" w:uiPriority="61" w:semiHidden="0" w:name="Light List Accent 5"/>
-    <w:lsdException w:unhideWhenUsed="0" w:uiPriority="62" w:semiHidden="0" w:name="Light Grid Accent 5"/>
-    <w:lsdException w:unhideWhenUsed="0" w:uiPriority="63" w:semiHidden="0" w:name="Medium Shading 1 Accent 5"/>
-    <w:lsdException w:unhideWhenUsed="0" w:uiPriority="64" w:semiHidden="0" w:name="Medium Shading 2 Accent 5"/>
-    <w:lsdException w:unhideWhenUsed="0" w:uiPriority="65" w:semiHidden="0" w:name="Medium List 1 Accent 5"/>
-    <w:lsdException w:unhideWhenUsed="0" w:uiPriority="66" w:semiHidden="0" w:name="Medium List 2 Accent 5"/>
-    <w:lsdException w:unhideWhenUsed="0" w:uiPriority="67" w:semiHidden="0" w:name="Medium Grid 1 Accent 5"/>
-    <w:lsdException w:unhideWhenUsed="0" w:uiPriority="68" w:semiHidden="0" w:name="Medium Grid 2 Accent 5"/>
-    <w:lsdException w:unhideWhenUsed="0" w:uiPriority="69" w:semiHidden="0" w:name="Medium Grid 3 Accent 5"/>
-    <w:lsdException w:unhideWhenUsed="0" w:uiPriority="70" w:semiHidden="0" w:name="Dark List Accent 5"/>
-    <w:lsdException w:unhideWhenUsed="0" w:uiPriority="71" w:semiHidden="0" w:name="Colorful Shading Accent 5"/>
-    <w:lsdException w:unhideWhenUsed="0" w:uiPriority="72" w:semiHidden="0" w:name="Colorful List Accent 5"/>
-    <w:lsdException w:unhideWhenUsed="0" w:uiPriority="73" w:semiHidden="0" w:name="Colorful Grid Accent 5"/>
-    <w:lsdException w:unhideWhenUsed="0" w:uiPriority="60" w:semiHidden="0" w:name="Light Shading Accent 6"/>
-    <w:lsdException w:unhideWhenUsed="0" w:uiPriority="61" w:semiHidden="0" w:name="Light List Accent 6"/>
-    <w:lsdException w:unhideWhenUsed="0" w:uiPriority="62" w:semiHidden="0" w:name="Light Grid Accent 6"/>
-    <w:lsdException w:unhideWhenUsed="0" w:uiPriority="63" w:semiHidden="0" w:name="Medium Shading 1 Accent 6"/>
-    <w:lsdException w:unhideWhenUsed="0" w:uiPriority="64" w:semiHidden="0" w:name="Medium Shading 2 Accent 6"/>
-    <w:lsdException w:unhideWhenUsed="0" w:uiPriority="65" w:semiHidden="0" w:name="Medium List 1 Accent 6"/>
-    <w:lsdException w:unhideWhenUsed="0" w:uiPriority="66" w:semiHidden="0" w:name="Medium List 2 Accent 6"/>
-    <w:lsdException w:unhideWhenUsed="0" w:uiPriority="67" w:semiHidden="0" w:name="Medium Grid 1 Accent 6"/>
-    <w:lsdException w:unhideWhenUsed="0" w:uiPriority="68" w:semiHidden="0" w:name="Medium Grid 2 Accent 6"/>
-    <w:lsdException w:unhideWhenUsed="0" w:uiPriority="69" w:semiHidden="0" w:name="Medium Grid 3 Accent 6"/>
-    <w:lsdException w:unhideWhenUsed="0" w:uiPriority="70" w:semiHidden="0" w:name="Dark List Accent 6"/>
-    <w:lsdException w:unhideWhenUsed="0" w:uiPriority="71" w:semiHidden="0" w:name="Colorful Shading Accent 6"/>
-    <w:lsdException w:unhideWhenUsed="0" w:uiPriority="72" w:semiHidden="0" w:name="Colorful List Accent 6"/>
-    <w:lsdException w:unhideWhenUsed="0" w:uiPriority="73" w:semiHidden="0" w:name="Colorful Grid Accent 6"/>
+  <w:latentStyles w:defLockedState="0" w:defUIPriority="0" w:defSemiHidden="0" w:defUnhideWhenUsed="0" w:defQFormat="0" w:count="376">
+    <w:lsdException w:name="Normal" w:qFormat="1"/>
+    <w:lsdException w:name="heading 1" w:uiPriority="9" w:qFormat="1"/>
+    <w:lsdException w:name="heading 2" w:semiHidden="1" w:uiPriority="9" w:unhideWhenUsed="1" w:qFormat="1"/>
+    <w:lsdException w:name="heading 3" w:semiHidden="1" w:uiPriority="9" w:unhideWhenUsed="1" w:qFormat="1"/>
+    <w:lsdException w:name="heading 4" w:semiHidden="1" w:uiPriority="9" w:unhideWhenUsed="1" w:qFormat="1"/>
+    <w:lsdException w:name="heading 5" w:semiHidden="1" w:uiPriority="9" w:unhideWhenUsed="1" w:qFormat="1"/>
+    <w:lsdException w:name="heading 6" w:semiHidden="1" w:uiPriority="9" w:unhideWhenUsed="1" w:qFormat="1"/>
+    <w:lsdException w:name="heading 7" w:semiHidden="1" w:uiPriority="9" w:unhideWhenUsed="1" w:qFormat="1"/>
+    <w:lsdException w:name="heading 8" w:semiHidden="1" w:uiPriority="9" w:unhideWhenUsed="1" w:qFormat="1"/>
+    <w:lsdException w:name="heading 9" w:semiHidden="1" w:uiPriority="9" w:unhideWhenUsed="1" w:qFormat="1"/>
+    <w:lsdException w:name="footnote text" w:uiPriority="9" w:unhideWhenUsed="1" w:qFormat="1"/>
+    <w:lsdException w:name="caption" w:qFormat="1"/>
+    <w:lsdException w:name="footnote reference" w:qFormat="1"/>
+    <w:lsdException w:name="Title" w:uiPriority="10" w:qFormat="1"/>
+    <w:lsdException w:name="Default Paragraph Font" w:semiHidden="1" w:unhideWhenUsed="1" w:qFormat="1"/>
+    <w:lsdException w:name="Body Text" w:qFormat="1"/>
+    <w:lsdException w:name="Subtitle" w:uiPriority="11" w:qFormat="1"/>
+    <w:lsdException w:name="Date" w:qFormat="1"/>
+    <w:lsdException w:name="Block Text" w:uiPriority="9" w:unhideWhenUsed="1" w:qFormat="1"/>
+    <w:lsdException w:name="Hyperlink" w:qFormat="1"/>
+    <w:lsdException w:name="HTML Top of Form" w:semiHidden="1" w:uiPriority="99" w:unhideWhenUsed="1"/>
+    <w:lsdException w:name="HTML Bottom of Form" w:semiHidden="1" w:uiPriority="99" w:unhideWhenUsed="1"/>
+    <w:lsdException w:name="Normal Table" w:semiHidden="1" w:unhideWhenUsed="1"/>
+    <w:lsdException w:name="No List" w:semiHidden="1" w:uiPriority="99" w:unhideWhenUsed="1"/>
+    <w:lsdException w:name="Outline List 1" w:semiHidden="1" w:uiPriority="99" w:unhideWhenUsed="1"/>
+    <w:lsdException w:name="Outline List 2" w:semiHidden="1" w:uiPriority="99" w:unhideWhenUsed="1"/>
+    <w:lsdException w:name="Outline List 3" w:semiHidden="1" w:uiPriority="99" w:unhideWhenUsed="1"/>
+    <w:lsdException w:name="Table Simple 1" w:semiHidden="1" w:unhideWhenUsed="1"/>
+    <w:lsdException w:name="Table Simple 2" w:semiHidden="1" w:unhideWhenUsed="1"/>
+    <w:lsdException w:name="Table Simple 3" w:semiHidden="1" w:unhideWhenUsed="1"/>
+    <w:lsdException w:name="Table Classic 1" w:semiHidden="1" w:unhideWhenUsed="1"/>
+    <w:lsdException w:name="Table Classic 2" w:semiHidden="1" w:unhideWhenUsed="1"/>
+    <w:lsdException w:name="Table Classic 3" w:semiHidden="1" w:unhideWhenUsed="1"/>
+    <w:lsdException w:name="Table Classic 4" w:semiHidden="1" w:unhideWhenUsed="1"/>
+    <w:lsdException w:name="Table Colorful 1" w:semiHidden="1" w:unhideWhenUsed="1"/>
+    <w:lsdException w:name="Table Colorful 2" w:semiHidden="1" w:unhideWhenUsed="1"/>
+    <w:lsdException w:name="Table Colorful 3" w:semiHidden="1" w:unhideWhenUsed="1"/>
+    <w:lsdException w:name="Table Columns 1" w:semiHidden="1" w:unhideWhenUsed="1"/>
+    <w:lsdException w:name="Table Columns 2" w:semiHidden="1" w:unhideWhenUsed="1"/>
+    <w:lsdException w:name="Table Columns 3" w:semiHidden="1" w:unhideWhenUsed="1"/>
+    <w:lsdException w:name="Table Columns 4" w:semiHidden="1" w:unhideWhenUsed="1"/>
+    <w:lsdException w:name="Table Columns 5" w:semiHidden="1" w:unhideWhenUsed="1"/>
+    <w:lsdException w:name="Table Grid 1" w:semiHidden="1" w:unhideWhenUsed="1"/>
+    <w:lsdException w:name="Table Grid 2" w:semiHidden="1" w:unhideWhenUsed="1"/>
+    <w:lsdException w:name="Table Grid 3" w:semiHidden="1" w:unhideWhenUsed="1"/>
+    <w:lsdException w:name="Table Grid 4" w:semiHidden="1" w:unhideWhenUsed="1"/>
+    <w:lsdException w:name="Table Grid 5" w:semiHidden="1" w:unhideWhenUsed="1"/>
+    <w:lsdException w:name="Table Grid 6" w:semiHidden="1" w:unhideWhenUsed="1"/>
+    <w:lsdException w:name="Table Grid 7" w:semiHidden="1" w:unhideWhenUsed="1"/>
+    <w:lsdException w:name="Table Grid 8" w:semiHidden="1" w:unhideWhenUsed="1"/>
+    <w:lsdException w:name="Table List 1" w:semiHidden="1" w:unhideWhenUsed="1"/>
+    <w:lsdException w:name="Table List 2" w:semiHidden="1" w:unhideWhenUsed="1"/>
+    <w:lsdException w:name="Table List 3" w:semiHidden="1" w:unhideWhenUsed="1"/>
+    <w:lsdException w:name="Table List 4" w:semiHidden="1" w:unhideWhenUsed="1"/>
+    <w:lsdException w:name="Table List 5" w:semiHidden="1" w:unhideWhenUsed="1"/>
+    <w:lsdException w:name="Table List 6" w:semiHidden="1" w:unhideWhenUsed="1"/>
+    <w:lsdException w:name="Table List 7" w:semiHidden="1" w:unhideWhenUsed="1"/>
+    <w:lsdException w:name="Table List 8" w:semiHidden="1" w:unhideWhenUsed="1"/>
+    <w:lsdException w:name="Table 3D effects 1" w:semiHidden="1" w:unhideWhenUsed="1"/>
+    <w:lsdException w:name="Table 3D effects 2" w:semiHidden="1" w:unhideWhenUsed="1"/>
+    <w:lsdException w:name="Table 3D effects 3" w:semiHidden="1" w:unhideWhenUsed="1"/>
+    <w:lsdException w:name="Table Contemporary" w:semiHidden="1" w:unhideWhenUsed="1"/>
+    <w:lsdException w:name="Table Elegant" w:semiHidden="1" w:unhideWhenUsed="1"/>
+    <w:lsdException w:name="Table Professional" w:semiHidden="1" w:unhideWhenUsed="1"/>
+    <w:lsdException w:name="Table Subtle 1" w:semiHidden="1" w:unhideWhenUsed="1"/>
+    <w:lsdException w:name="Table Subtle 2" w:semiHidden="1" w:unhideWhenUsed="1"/>
+    <w:lsdException w:name="Table Web 1" w:semiHidden="1" w:unhideWhenUsed="1"/>
+    <w:lsdException w:name="Table Web 2" w:semiHidden="1" w:unhideWhenUsed="1"/>
+    <w:lsdException w:name="Table Web 3" w:semiHidden="1" w:unhideWhenUsed="1"/>
+    <w:lsdException w:name="Table Theme" w:semiHidden="1" w:unhideWhenUsed="1"/>
+    <w:lsdException w:name="Placeholder Text" w:semiHidden="1" w:uiPriority="99" w:unhideWhenUsed="1"/>
+    <w:lsdException w:name="No Spacing" w:semiHidden="1" w:uiPriority="99" w:unhideWhenUsed="1"/>
+    <w:lsdException w:name="Light Shading" w:uiPriority="60"/>
+    <w:lsdException w:name="Light List" w:uiPriority="61"/>
+    <w:lsdException w:name="Light Grid" w:uiPriority="62"/>
+    <w:lsdException w:name="Medium Shading 1" w:uiPriority="63"/>
+    <w:lsdException w:name="Medium Shading 2" w:uiPriority="64"/>
+    <w:lsdException w:name="Medium List 1" w:uiPriority="65"/>
+    <w:lsdException w:name="Medium List 2" w:uiPriority="66"/>
+    <w:lsdException w:name="Medium Grid 1" w:uiPriority="67"/>
+    <w:lsdException w:name="Medium Grid 2" w:uiPriority="68"/>
+    <w:lsdException w:name="Medium Grid 3" w:uiPriority="69"/>
+    <w:lsdException w:name="Dark List" w:uiPriority="70"/>
+    <w:lsdException w:name="Colorful Shading" w:uiPriority="71"/>
+    <w:lsdException w:name="Colorful List" w:uiPriority="72"/>
+    <w:lsdException w:name="Colorful Grid" w:uiPriority="73"/>
+    <w:lsdException w:name="Light Shading Accent 1" w:uiPriority="60"/>
+    <w:lsdException w:name="Light List Accent 1" w:uiPriority="61"/>
+    <w:lsdException w:name="Light Grid Accent 1" w:uiPriority="62"/>
+    <w:lsdException w:name="Medium Shading 1 Accent 1" w:uiPriority="63"/>
+    <w:lsdException w:name="Medium Shading 2 Accent 1" w:uiPriority="64"/>
+    <w:lsdException w:name="Medium List 1 Accent 1" w:uiPriority="65"/>
+    <w:lsdException w:name="Revision" w:semiHidden="1" w:uiPriority="99" w:unhideWhenUsed="1"/>
+    <w:lsdException w:name="List Paragraph" w:semiHidden="1" w:uiPriority="99" w:unhideWhenUsed="1"/>
+    <w:lsdException w:name="Quote" w:semiHidden="1" w:uiPriority="99" w:unhideWhenUsed="1"/>
+    <w:lsdException w:name="Intense Quote" w:semiHidden="1" w:uiPriority="99" w:unhideWhenUsed="1"/>
+    <w:lsdException w:name="Medium List 2 Accent 1" w:uiPriority="66"/>
+    <w:lsdException w:name="Medium Grid 1 Accent 1" w:uiPriority="67"/>
+    <w:lsdException w:name="Medium Grid 2 Accent 1" w:uiPriority="68"/>
+    <w:lsdException w:name="Medium Grid 3 Accent 1" w:uiPriority="69"/>
+    <w:lsdException w:name="Dark List Accent 1" w:uiPriority="70"/>
+    <w:lsdException w:name="Colorful Shading Accent 1" w:uiPriority="71"/>
+    <w:lsdException w:name="Colorful List Accent 1" w:uiPriority="72"/>
+    <w:lsdException w:name="Colorful Grid Accent 1" w:uiPriority="73"/>
+    <w:lsdException w:name="Light Shading Accent 2" w:uiPriority="60"/>
+    <w:lsdException w:name="Light List Accent 2" w:uiPriority="61"/>
+    <w:lsdException w:name="Light Grid Accent 2" w:uiPriority="62"/>
+    <w:lsdException w:name="Medium Shading 1 Accent 2" w:uiPriority="63"/>
+    <w:lsdException w:name="Medium Shading 2 Accent 2" w:uiPriority="64"/>
+    <w:lsdException w:name="Medium List 1 Accent 2" w:uiPriority="65"/>
+    <w:lsdException w:name="Medium List 2 Accent 2" w:uiPriority="66"/>
+    <w:lsdException w:name="Medium Grid 1 Accent 2" w:uiPriority="67"/>
+    <w:lsdException w:name="Medium Grid 2 Accent 2" w:uiPriority="68"/>
+    <w:lsdException w:name="Medium Grid 3 Accent 2" w:uiPriority="69"/>
+    <w:lsdException w:name="Dark List Accent 2" w:uiPriority="70"/>
+    <w:lsdException w:name="Colorful Shading Accent 2" w:uiPriority="71"/>
+    <w:lsdException w:name="Colorful List Accent 2" w:uiPriority="72"/>
+    <w:lsdException w:name="Colorful Grid Accent 2" w:uiPriority="73"/>
+    <w:lsdException w:name="Light Shading Accent 3" w:uiPriority="60"/>
+    <w:lsdException w:name="Light List Accent 3" w:uiPriority="61"/>
+    <w:lsdException w:name="Light Grid Accent 3" w:uiPriority="62"/>
+    <w:lsdException w:name="Medium Shading 1 Accent 3" w:uiPriority="63"/>
+    <w:lsdException w:name="Medium Shading 2 Accent 3" w:uiPriority="64"/>
+    <w:lsdException w:name="Medium List 1 Accent 3" w:uiPriority="65"/>
+    <w:lsdException w:name="Medium List 2 Accent 3" w:uiPriority="66"/>
+    <w:lsdException w:name="Medium Grid 1 Accent 3" w:uiPriority="67"/>
+    <w:lsdException w:name="Medium Grid 2 Accent 3" w:uiPriority="68"/>
+    <w:lsdException w:name="Medium Grid 3 Accent 3" w:uiPriority="69"/>
+    <w:lsdException w:name="Dark List Accent 3" w:uiPriority="70"/>
+    <w:lsdException w:name="Colorful Shading Accent 3" w:uiPriority="71"/>
+    <w:lsdException w:name="Colorful List Accent 3" w:uiPriority="72"/>
+    <w:lsdException w:name="Colorful Grid Accent 3" w:uiPriority="73"/>
+    <w:lsdException w:name="Light Shading Accent 4" w:uiPriority="60"/>
+    <w:lsdException w:name="Light List Accent 4" w:uiPriority="61"/>
+    <w:lsdException w:name="Light Grid Accent 4" w:uiPriority="62"/>
+    <w:lsdException w:name="Medium Shading 1 Accent 4" w:uiPriority="63"/>
+    <w:lsdException w:name="Medium Shading 2 Accent 4" w:uiPriority="64"/>
+    <w:lsdException w:name="Medium List 1 Accent 4" w:uiPriority="65"/>
+    <w:lsdException w:name="Medium List 2 Accent 4" w:uiPriority="66"/>
+    <w:lsdException w:name="Medium Grid 1 Accent 4" w:uiPriority="67"/>
+    <w:lsdException w:name="Medium Grid 2 Accent 4" w:uiPriority="68"/>
+    <w:lsdException w:name="Medium Grid 3 Accent 4" w:uiPriority="69"/>
+    <w:lsdException w:name="Dark List Accent 4" w:uiPriority="70"/>
+    <w:lsdException w:name="Colorful Shading Accent 4" w:uiPriority="71"/>
+    <w:lsdException w:name="Colorful List Accent 4" w:uiPriority="72"/>
+    <w:lsdException w:name="Colorful Grid Accent 4" w:uiPriority="73"/>
+    <w:lsdException w:name="Light Shading Accent 5" w:uiPriority="60"/>
+    <w:lsdException w:name="Light List Accent 5" w:uiPriority="61"/>
+    <w:lsdException w:name="Light Grid Accent 5" w:uiPriority="62"/>
+    <w:lsdException w:name="Medium Shading 1 Accent 5" w:uiPriority="63"/>
+    <w:lsdException w:name="Medium Shading 2 Accent 5" w:uiPriority="64"/>
+    <w:lsdException w:name="Medium List 1 Accent 5" w:uiPriority="65"/>
+    <w:lsdException w:name="Medium List 2 Accent 5" w:uiPriority="66"/>
+    <w:lsdException w:name="Medium Grid 1 Accent 5" w:uiPriority="67"/>
+    <w:lsdException w:name="Medium Grid 2 Accent 5" w:uiPriority="68"/>
+    <w:lsdException w:name="Medium Grid 3 Accent 5" w:uiPriority="69"/>
+    <w:lsdException w:name="Dark List Accent 5" w:uiPriority="70"/>
+    <w:lsdException w:name="Colorful Shading Accent 5" w:uiPriority="71"/>
+    <w:lsdException w:name="Colorful List Accent 5" w:uiPriority="72"/>
+    <w:lsdException w:name="Colorful Grid Accent 5" w:uiPriority="73"/>
+    <w:lsdException w:name="Light Shading Accent 6" w:uiPriority="60"/>
+    <w:lsdException w:name="Light List Accent 6" w:uiPriority="61"/>
+    <w:lsdException w:name="Light Grid Accent 6" w:uiPriority="62"/>
+    <w:lsdException w:name="Medium Shading 1 Accent 6" w:uiPriority="63"/>
+    <w:lsdException w:name="Medium Shading 2 Accent 6" w:uiPriority="64"/>
+    <w:lsdException w:name="Medium List 1 Accent 6" w:uiPriority="65"/>
+    <w:lsdException w:name="Medium List 2 Accent 6" w:uiPriority="66"/>
+    <w:lsdException w:name="Medium Grid 1 Accent 6" w:uiPriority="67"/>
+    <w:lsdException w:name="Medium Grid 2 Accent 6" w:uiPriority="68"/>
+    <w:lsdException w:name="Medium Grid 3 Accent 6" w:uiPriority="69"/>
+    <w:lsdException w:name="Dark List Accent 6" w:uiPriority="70"/>
+    <w:lsdException w:name="Colorful Shading Accent 6" w:uiPriority="71"/>
+    <w:lsdException w:name="Colorful List Accent 6" w:uiPriority="72"/>
+    <w:lsdException w:name="Colorful Grid Accent 6" w:uiPriority="73"/>
+    <w:lsdException w:name="Subtle Emphasis" w:uiPriority="19" w:qFormat="1"/>
+    <w:lsdException w:name="Intense Emphasis" w:uiPriority="21" w:qFormat="1"/>
+    <w:lsdException w:name="Subtle Reference" w:uiPriority="31" w:qFormat="1"/>
+    <w:lsdException w:name="Intense Reference" w:uiPriority="32" w:qFormat="1"/>
+    <w:lsdException w:name="Book Title" w:uiPriority="33" w:qFormat="1"/>
+    <w:lsdException w:name="Bibliography" w:semiHidden="1" w:uiPriority="37" w:unhideWhenUsed="1"/>
+    <w:lsdException w:name="TOC Heading" w:semiHidden="1" w:uiPriority="39" w:unhideWhenUsed="1" w:qFormat="1"/>
+    <w:lsdException w:name="Plain Table 1" w:uiPriority="41"/>
+    <w:lsdException w:name="Plain Table 2" w:uiPriority="42"/>
+    <w:lsdException w:name="Plain Table 3" w:uiPriority="43"/>
+    <w:lsdException w:name="Plain Table 4" w:uiPriority="44"/>
+    <w:lsdException w:name="Plain Table 5" w:uiPriority="45"/>
+    <w:lsdException w:name="Grid Table Light" w:uiPriority="40"/>
+    <w:lsdException w:name="Grid Table 1 Light" w:uiPriority="46"/>
+    <w:lsdException w:name="Grid Table 2" w:uiPriority="47"/>
+    <w:lsdException w:name="Grid Table 3" w:uiPriority="48"/>
+    <w:lsdException w:name="Grid Table 4" w:uiPriority="49"/>
+    <w:lsdException w:name="Grid Table 5 Dark" w:uiPriority="50"/>
+    <w:lsdException w:name="Grid Table 6 Colorful" w:uiPriority="51"/>
+    <w:lsdException w:name="Grid Table 7 Colorful" w:uiPriority="52"/>
+    <w:lsdException w:name="Grid Table 1 Light Accent 1" w:uiPriority="46"/>
+    <w:lsdException w:name="Grid Table 2 Accent 1" w:uiPriority="47"/>
+    <w:lsdException w:name="Grid Table 3 Accent 1" w:uiPriority="48"/>
+    <w:lsdException w:name="Grid Table 4 Accent 1" w:uiPriority="49"/>
+    <w:lsdException w:name="Grid Table 5 Dark Accent 1" w:uiPriority="50"/>
+    <w:lsdException w:name="Grid Table 6 Colorful Accent 1" w:uiPriority="51"/>
+    <w:lsdException w:name="Grid Table 7 Colorful Accent 1" w:uiPriority="52"/>
+    <w:lsdException w:name="Grid Table 1 Light Accent 2" w:uiPriority="46"/>
+    <w:lsdException w:name="Grid Table 2 Accent 2" w:uiPriority="47"/>
+    <w:lsdException w:name="Grid Table 3 Accent 2" w:uiPriority="48"/>
+    <w:lsdException w:name="Grid Table 4 Accent 2" w:uiPriority="49"/>
+    <w:lsdException w:name="Grid Table 5 Dark Accent 2" w:uiPriority="50"/>
+    <w:lsdException w:name="Grid Table 6 Colorful Accent 2" w:uiPriority="51"/>
+    <w:lsdException w:name="Grid Table 7 Colorful Accent 2" w:uiPriority="52"/>
+    <w:lsdException w:name="Grid Table 1 Light Accent 3" w:uiPriority="46"/>
+    <w:lsdException w:name="Grid Table 2 Accent 3" w:uiPriority="47"/>
+    <w:lsdException w:name="Grid Table 3 Accent 3" w:uiPriority="48"/>
+    <w:lsdException w:name="Grid Table 4 Accent 3" w:uiPriority="49"/>
+    <w:lsdException w:name="Grid Table 5 Dark Accent 3" w:uiPriority="50"/>
+    <w:lsdException w:name="Grid Table 6 Colorful Accent 3" w:uiPriority="51"/>
+    <w:lsdException w:name="Grid Table 7 Colorful Accent 3" w:uiPriority="52"/>
+    <w:lsdException w:name="Grid Table 1 Light Accent 4" w:uiPriority="46"/>
+    <w:lsdException w:name="Grid Table 2 Accent 4" w:uiPriority="47"/>
+    <w:lsdException w:name="Grid Table 3 Accent 4" w:uiPriority="48"/>
+    <w:lsdException w:name="Grid Table 4 Accent 4" w:uiPriority="49"/>
+    <w:lsdException w:name="Grid Table 5 Dark Accent 4" w:uiPriority="50"/>
+    <w:lsdException w:name="Grid Table 6 Colorful Accent 4" w:uiPriority="51"/>
+    <w:lsdException w:name="Grid Table 7 Colorful Accent 4" w:uiPriority="52"/>
+    <w:lsdException w:name="Grid Table 1 Light Accent 5" w:uiPriority="46"/>
+    <w:lsdException w:name="Grid Table 2 Accent 5" w:uiPriority="47"/>
+    <w:lsdException w:name="Grid Table 3 Accent 5" w:uiPriority="48"/>
+    <w:lsdException w:name="Grid Table 4 Accent 5" w:uiPriority="49"/>
+    <w:lsdException w:name="Grid Table 5 Dark Accent 5" w:uiPriority="50"/>
+    <w:lsdException w:name="Grid Table 6 Colorful Accent 5" w:uiPriority="51"/>
+    <w:lsdException w:name="Grid Table 7 Colorful Accent 5" w:uiPriority="52"/>
+    <w:lsdException w:name="Grid Table 1 Light Accent 6" w:uiPriority="46"/>
+    <w:lsdException w:name="Grid Table 2 Accent 6" w:uiPriority="47"/>
+    <w:lsdException w:name="Grid Table 3 Accent 6" w:uiPriority="48"/>
+    <w:lsdException w:name="Grid Table 4 Accent 6" w:uiPriority="49"/>
+    <w:lsdException w:name="Grid Table 5 Dark Accent 6" w:uiPriority="50"/>
+    <w:lsdException w:name="Grid Table 6 Colorful Accent 6" w:uiPriority="51"/>
+    <w:lsdException w:name="Grid Table 7 Colorful Accent 6" w:uiPriority="52"/>
+    <w:lsdException w:name="List Table 1 Light" w:uiPriority="46"/>
+    <w:lsdException w:name="List Table 2" w:uiPriority="47"/>
+    <w:lsdException w:name="List Table 3" w:uiPriority="48"/>
+    <w:lsdException w:name="List Table 4" w:uiPriority="49"/>
+    <w:lsdException w:name="List Table 5 Dark" w:uiPriority="50"/>
+    <w:lsdException w:name="List Table 6 Colorful" w:uiPriority="51"/>
+    <w:lsdException w:name="List Table 7 Colorful" w:uiPriority="52"/>
+    <w:lsdException w:name="List Table 1 Light Accent 1" w:uiPriority="46"/>
+    <w:lsdException w:name="List Table 2 Accent 1" w:uiPriority="47"/>
+    <w:lsdException w:name="List Table 3 Accent 1" w:uiPriority="48"/>
+    <w:lsdException w:name="List Table 4 Accent 1" w:uiPriority="49"/>
+    <w:lsdException w:name="List Table 5 Dark Accent 1" w:uiPriority="50"/>
+    <w:lsdException w:name="List Table 6 Colorful Accent 1" w:uiPriority="51"/>
+    <w:lsdException w:name="List Table 7 Colorful Accent 1" w:uiPriority="52"/>
+    <w:lsdException w:name="List Table 1 Light Accent 2" w:uiPriority="46"/>
+    <w:lsdException w:name="List Table 2 Accent 2" w:uiPriority="47"/>
+    <w:lsdException w:name="List Table 3 Accent 2" w:uiPriority="48"/>
+    <w:lsdException w:name="List Table 4 Accent 2" w:uiPriority="49"/>
+    <w:lsdException w:name="List Table 5 Dark Accent 2" w:uiPriority="50"/>
+    <w:lsdException w:name="List Table 6 Colorful Accent 2" w:uiPriority="51"/>
+    <w:lsdException w:name="List Table 7 Colorful Accent 2" w:uiPriority="52"/>
+    <w:lsdException w:name="List Table 1 Light Accent 3" w:uiPriority="46"/>
+    <w:lsdException w:name="List Table 2 Accent 3" w:uiPriority="47"/>
+    <w:lsdException w:name="List Table 3 Accent 3" w:uiPriority="48"/>
+    <w:lsdException w:name="List Table 4 Accent 3" w:uiPriority="49"/>
+    <w:lsdException w:name="List Table 5 Dark Accent 3" w:uiPriority="50"/>
+    <w:lsdException w:name="List Table 6 Colorful Accent 3" w:uiPriority="51"/>
+    <w:lsdException w:name="List Table 7 Colorful Accent 3" w:uiPriority="52"/>
+    <w:lsdException w:name="List Table 1 Light Accent 4" w:uiPriority="46"/>
+    <w:lsdException w:name="List Table 2 Accent 4" w:uiPriority="47"/>
+    <w:lsdException w:name="List Table 3 Accent 4" w:uiPriority="48"/>
+    <w:lsdException w:name="List Table 4 Accent 4" w:uiPriority="49"/>
+    <w:lsdException w:name="List Table 5 Dark Accent 4" w:uiPriority="50"/>
+    <w:lsdException w:name="List Table 6 Colorful Accent 4" w:uiPriority="51"/>
+    <w:lsdException w:name="List Table 7 Colorful Accent 4" w:uiPriority="52"/>
+    <w:lsdException w:name="List Table 1 Light Accent 5" w:uiPriority="46"/>
+    <w:lsdException w:name="List Table 2 Accent 5" w:uiPriority="47"/>
+    <w:lsdException w:name="List Table 3 Accent 5" w:uiPriority="48"/>
+    <w:lsdException w:name="List Table 4 Accent 5" w:uiPriority="49"/>
+    <w:lsdException w:name="List Table 5 Dark Accent 5" w:uiPriority="50"/>
+    <w:lsdException w:name="List Table 6 Colorful Accent 5" w:uiPriority="51"/>
+    <w:lsdException w:name="List Table 7 Colorful Accent 5" w:uiPriority="52"/>
+    <w:lsdException w:name="List Table 1 Light Accent 6" w:uiPriority="46"/>
+    <w:lsdException w:name="List Table 2 Accent 6" w:uiPriority="47"/>
+    <w:lsdException w:name="List Table 3 Accent 6" w:uiPriority="48"/>
+    <w:lsdException w:name="List Table 4 Accent 6" w:uiPriority="49"/>
+    <w:lsdException w:name="List Table 5 Dark Accent 6" w:uiPriority="50"/>
+    <w:lsdException w:name="List Table 6 Colorful Accent 6" w:uiPriority="51"/>
+    <w:lsdException w:name="List Table 7 Colorful Accent 6" w:uiPriority="52"/>
+    <w:lsdException w:name="Mention" w:semiHidden="1" w:uiPriority="99" w:unhideWhenUsed="1"/>
+    <w:lsdException w:name="Smart Hyperlink" w:semiHidden="1" w:uiPriority="99" w:unhideWhenUsed="1"/>
+    <w:lsdException w:name="Hashtag" w:semiHidden="1" w:uiPriority="99" w:unhideWhenUsed="1"/>
+    <w:lsdException w:name="Unresolved Mention" w:semiHidden="1" w:uiPriority="99" w:unhideWhenUsed="1"/>
+    <w:lsdException w:name="Smart Link" w:semiHidden="1" w:uiPriority="99" w:unhideWhenUsed="1"/>
   </w:latentStyles>
-  <w:style w:type="paragraph" w:default="1" w:styleId="1">
+  <w:style w:type="paragraph" w:default="1" w:styleId="a">
     <w:name w:val="Normal"/>
     <w:qFormat/>
-    <w:uiPriority w:val="0"/>
     <w:pPr>
       <w:spacing w:after="200"/>
     </w:pPr>
     <w:rPr>
-      <w:rFonts w:asciiTheme="minorHAnsi" w:hAnsiTheme="minorHAnsi" w:eastAsiaTheme="minorEastAsia" w:cstheme="minorBidi"/>
       <w:sz w:val="24"/>
       <w:szCs w:val="24"/>
-      <w:lang w:val="en-US" w:eastAsia="zh-CN" w:bidi="ar-SA"/>
-    </w:rPr>
-  </w:style>
-  <w:style w:type="paragraph" w:styleId="2">
+    </w:rPr>
+  </w:style>
+  <w:style w:type="paragraph" w:styleId="1">
     <w:name w:val="heading 1"/>
-    <w:basedOn w:val="1"/>
-    <w:next w:val="3"/>
-    <w:link w:val="31"/>
-    <w:qFormat/>
+    <w:basedOn w:val="a"/>
+    <w:next w:val="a0"/>
+    <w:link w:val="10"/>
     <w:uiPriority w:val="9"/>
+    <w:qFormat/>
     <w:pPr>
       <w:keepNext/>
       <w:keepLines/>
@@ -3393,21 +4161,21 @@
       <w:outlineLvl w:val="0"/>
     </w:pPr>
     <w:rPr>
-      <w:rFonts w:asciiTheme="majorHAnsi" w:hAnsiTheme="majorHAnsi" w:eastAsiaTheme="majorEastAsia" w:cstheme="majorBidi"/>
+      <w:rFonts w:asciiTheme="majorHAnsi" w:eastAsiaTheme="majorEastAsia" w:hAnsiTheme="majorHAnsi" w:cstheme="majorBidi"/>
       <w:color w:val="0F4761" w:themeColor="accent1" w:themeShade="BF"/>
       <w:sz w:val="40"/>
       <w:szCs w:val="40"/>
     </w:rPr>
   </w:style>
-  <w:style w:type="paragraph" w:styleId="4">
+  <w:style w:type="paragraph" w:styleId="2">
     <w:name w:val="heading 2"/>
-    <w:basedOn w:val="1"/>
-    <w:next w:val="3"/>
-    <w:link w:val="32"/>
+    <w:basedOn w:val="a"/>
+    <w:next w:val="a0"/>
+    <w:link w:val="20"/>
+    <w:uiPriority w:val="9"/>
     <w:semiHidden/>
     <w:unhideWhenUsed/>
     <w:qFormat/>
-    <w:uiPriority w:val="9"/>
     <w:pPr>
       <w:keepNext/>
       <w:keepLines/>
@@ -3415,21 +4183,21 @@
       <w:outlineLvl w:val="1"/>
     </w:pPr>
     <w:rPr>
-      <w:rFonts w:asciiTheme="majorHAnsi" w:hAnsiTheme="majorHAnsi" w:eastAsiaTheme="majorEastAsia" w:cstheme="majorBidi"/>
+      <w:rFonts w:asciiTheme="majorHAnsi" w:eastAsiaTheme="majorEastAsia" w:hAnsiTheme="majorHAnsi" w:cstheme="majorBidi"/>
       <w:color w:val="0F4761" w:themeColor="accent1" w:themeShade="BF"/>
       <w:sz w:val="32"/>
       <w:szCs w:val="32"/>
     </w:rPr>
   </w:style>
-  <w:style w:type="paragraph" w:styleId="5">
+  <w:style w:type="paragraph" w:styleId="3">
     <w:name w:val="heading 3"/>
-    <w:basedOn w:val="1"/>
-    <w:next w:val="3"/>
-    <w:link w:val="33"/>
+    <w:basedOn w:val="a"/>
+    <w:next w:val="a0"/>
+    <w:link w:val="30"/>
+    <w:uiPriority w:val="9"/>
     <w:semiHidden/>
     <w:unhideWhenUsed/>
     <w:qFormat/>
-    <w:uiPriority w:val="9"/>
     <w:pPr>
       <w:keepNext/>
       <w:keepLines/>
@@ -3443,15 +4211,15 @@
       <w:szCs w:val="28"/>
     </w:rPr>
   </w:style>
-  <w:style w:type="paragraph" w:styleId="6">
+  <w:style w:type="paragraph" w:styleId="4">
     <w:name w:val="heading 4"/>
-    <w:basedOn w:val="1"/>
-    <w:next w:val="3"/>
-    <w:link w:val="34"/>
+    <w:basedOn w:val="a"/>
+    <w:next w:val="a0"/>
+    <w:link w:val="40"/>
+    <w:uiPriority w:val="9"/>
     <w:semiHidden/>
     <w:unhideWhenUsed/>
     <w:qFormat/>
-    <w:uiPriority w:val="9"/>
     <w:pPr>
       <w:keepNext/>
       <w:keepLines/>
@@ -3465,15 +4233,15 @@
       <w:color w:val="0F4761" w:themeColor="accent1" w:themeShade="BF"/>
     </w:rPr>
   </w:style>
-  <w:style w:type="paragraph" w:styleId="7">
+  <w:style w:type="paragraph" w:styleId="5">
     <w:name w:val="heading 5"/>
-    <w:basedOn w:val="1"/>
-    <w:next w:val="3"/>
-    <w:link w:val="35"/>
+    <w:basedOn w:val="a"/>
+    <w:next w:val="a0"/>
+    <w:link w:val="50"/>
+    <w:uiPriority w:val="9"/>
     <w:semiHidden/>
     <w:unhideWhenUsed/>
     <w:qFormat/>
-    <w:uiPriority w:val="9"/>
     <w:pPr>
       <w:keepNext/>
       <w:keepLines/>
@@ -3485,15 +4253,15 @@
       <w:color w:val="0F4761" w:themeColor="accent1" w:themeShade="BF"/>
     </w:rPr>
   </w:style>
-  <w:style w:type="paragraph" w:styleId="8">
+  <w:style w:type="paragraph" w:styleId="6">
     <w:name w:val="heading 6"/>
-    <w:basedOn w:val="1"/>
-    <w:next w:val="3"/>
-    <w:link w:val="36"/>
+    <w:basedOn w:val="a"/>
+    <w:next w:val="a0"/>
+    <w:link w:val="60"/>
+    <w:uiPriority w:val="9"/>
     <w:semiHidden/>
     <w:unhideWhenUsed/>
     <w:qFormat/>
-    <w:uiPriority w:val="9"/>
     <w:pPr>
       <w:keepNext/>
       <w:keepLines/>
@@ -3504,18 +4272,18 @@
       <w:rFonts w:eastAsiaTheme="majorEastAsia" w:cstheme="majorBidi"/>
       <w:i/>
       <w:iCs/>
-      <w:color w:val="585858" w:themeColor="text1" w:themeTint="A6"/>
-    </w:rPr>
-  </w:style>
-  <w:style w:type="paragraph" w:styleId="9">
+      <w:color w:val="595959" w:themeColor="text1" w:themeTint="A6"/>
+    </w:rPr>
+  </w:style>
+  <w:style w:type="paragraph" w:styleId="7">
     <w:name w:val="heading 7"/>
-    <w:basedOn w:val="1"/>
-    <w:next w:val="3"/>
-    <w:link w:val="37"/>
+    <w:basedOn w:val="a"/>
+    <w:next w:val="a0"/>
+    <w:link w:val="70"/>
+    <w:uiPriority w:val="9"/>
     <w:semiHidden/>
     <w:unhideWhenUsed/>
     <w:qFormat/>
-    <w:uiPriority w:val="9"/>
     <w:pPr>
       <w:keepNext/>
       <w:keepLines/>
@@ -3524,18 +4292,18 @@
     </w:pPr>
     <w:rPr>
       <w:rFonts w:eastAsiaTheme="majorEastAsia" w:cstheme="majorBidi"/>
-      <w:color w:val="585858" w:themeColor="text1" w:themeTint="A6"/>
-    </w:rPr>
-  </w:style>
-  <w:style w:type="paragraph" w:styleId="10">
+      <w:color w:val="595959" w:themeColor="text1" w:themeTint="A6"/>
+    </w:rPr>
+  </w:style>
+  <w:style w:type="paragraph" w:styleId="8">
     <w:name w:val="heading 8"/>
-    <w:basedOn w:val="1"/>
-    <w:next w:val="3"/>
-    <w:link w:val="38"/>
+    <w:basedOn w:val="a"/>
+    <w:next w:val="a0"/>
+    <w:link w:val="80"/>
+    <w:uiPriority w:val="9"/>
     <w:semiHidden/>
     <w:unhideWhenUsed/>
     <w:qFormat/>
-    <w:uiPriority w:val="9"/>
     <w:pPr>
       <w:keepNext/>
       <w:keepLines/>
@@ -3546,18 +4314,18 @@
       <w:rFonts w:eastAsiaTheme="majorEastAsia" w:cstheme="majorBidi"/>
       <w:i/>
       <w:iCs/>
-      <w:color w:val="262626" w:themeColor="text1" w:themeTint="D8"/>
-    </w:rPr>
-  </w:style>
-  <w:style w:type="paragraph" w:styleId="11">
+      <w:color w:val="272727" w:themeColor="text1" w:themeTint="D8"/>
+    </w:rPr>
+  </w:style>
+  <w:style w:type="paragraph" w:styleId="9">
     <w:name w:val="heading 9"/>
-    <w:basedOn w:val="1"/>
-    <w:next w:val="3"/>
-    <w:link w:val="39"/>
+    <w:basedOn w:val="a"/>
+    <w:next w:val="a0"/>
+    <w:link w:val="90"/>
+    <w:uiPriority w:val="9"/>
     <w:semiHidden/>
     <w:unhideWhenUsed/>
     <w:qFormat/>
-    <w:uiPriority w:val="9"/>
     <w:pPr>
       <w:keepNext/>
       <w:keepLines/>
@@ -3566,20 +4334,22 @@
     </w:pPr>
     <w:rPr>
       <w:rFonts w:eastAsiaTheme="majorEastAsia" w:cstheme="majorBidi"/>
-      <w:color w:val="262626" w:themeColor="text1" w:themeTint="D8"/>
-    </w:rPr>
-  </w:style>
-  <w:style w:type="character" w:default="1" w:styleId="19">
+      <w:color w:val="272727" w:themeColor="text1" w:themeTint="D8"/>
+    </w:rPr>
+  </w:style>
+  <w:style w:type="character" w:default="1" w:styleId="a1">
     <w:name w:val="Default Paragraph Font"/>
+    <w:uiPriority w:val="1"/>
     <w:semiHidden/>
     <w:unhideWhenUsed/>
-    <w:qFormat/>
-    <w:uiPriority w:val="0"/>
-  </w:style>
-  <w:style w:type="table" w:default="1" w:styleId="18">
+  </w:style>
+  <w:style w:type="table" w:default="1" w:styleId="a2">
     <w:name w:val="Normal Table"/>
-    <w:uiPriority w:val="0"/>
+    <w:uiPriority w:val="99"/>
+    <w:semiHidden/>
+    <w:unhideWhenUsed/>
     <w:tblPr>
+      <w:tblInd w:w="0" w:type="dxa"/>
       <w:tblCellMar>
         <w:top w:w="0" w:type="dxa"/>
         <w:left w:w="108" w:type="dxa"/>
@@ -3588,47 +4358,50 @@
       </w:tblCellMar>
     </w:tblPr>
   </w:style>
-  <w:style w:type="paragraph" w:styleId="3">
+  <w:style w:type="numbering" w:default="1" w:styleId="a3">
+    <w:name w:val="No List"/>
+    <w:uiPriority w:val="99"/>
+    <w:semiHidden/>
+    <w:unhideWhenUsed/>
+  </w:style>
+  <w:style w:type="paragraph" w:styleId="a0">
     <w:name w:val="Body Text"/>
-    <w:basedOn w:val="1"/>
-    <w:link w:val="21"/>
-    <w:qFormat/>
-    <w:uiPriority w:val="0"/>
+    <w:basedOn w:val="a"/>
+    <w:link w:val="a4"/>
+    <w:qFormat/>
     <w:pPr>
       <w:spacing w:before="180" w:after="180"/>
     </w:pPr>
   </w:style>
-  <w:style w:type="paragraph" w:styleId="12">
+  <w:style w:type="paragraph" w:styleId="a5">
     <w:name w:val="caption"/>
-    <w:basedOn w:val="1"/>
-    <w:next w:val="1"/>
-    <w:qFormat/>
-    <w:uiPriority w:val="0"/>
+    <w:basedOn w:val="a"/>
+    <w:next w:val="a"/>
+    <w:qFormat/>
     <w:pPr>
-      <w:spacing w:before="0" w:after="120"/>
+      <w:spacing w:after="120"/>
     </w:pPr>
     <w:rPr>
       <w:i/>
     </w:rPr>
   </w:style>
-  <w:style w:type="paragraph" w:styleId="13">
+  <w:style w:type="paragraph" w:styleId="a6">
     <w:name w:val="Block Text"/>
-    <w:basedOn w:val="3"/>
-    <w:next w:val="3"/>
+    <w:basedOn w:val="a0"/>
+    <w:next w:val="a0"/>
+    <w:uiPriority w:val="9"/>
     <w:unhideWhenUsed/>
     <w:qFormat/>
-    <w:uiPriority w:val="9"/>
     <w:pPr>
       <w:spacing w:before="100" w:after="100"/>
-      <w:ind w:left="480" w:right="480" w:firstLine="0"/>
+      <w:ind w:left="480" w:right="480"/>
     </w:pPr>
   </w:style>
-  <w:style w:type="paragraph" w:styleId="14">
+  <w:style w:type="paragraph" w:styleId="a7">
     <w:name w:val="Date"/>
-    <w:basedOn w:val="15"/>
-    <w:next w:val="3"/>
-    <w:qFormat/>
-    <w:uiPriority w:val="0"/>
+    <w:basedOn w:val="a8"/>
+    <w:next w:val="a0"/>
+    <w:qFormat/>
     <w:pPr>
       <w:keepNext/>
       <w:keepLines/>
@@ -3638,116 +4411,109 @@
       <w:szCs w:val="24"/>
     </w:rPr>
   </w:style>
-  <w:style w:type="paragraph" w:styleId="15">
+  <w:style w:type="paragraph" w:styleId="a8">
     <w:name w:val="Title"/>
-    <w:basedOn w:val="1"/>
-    <w:next w:val="3"/>
-    <w:link w:val="25"/>
-    <w:qFormat/>
+    <w:basedOn w:val="a"/>
+    <w:next w:val="a0"/>
+    <w:link w:val="a9"/>
     <w:uiPriority w:val="10"/>
+    <w:qFormat/>
     <w:pPr>
-      <w:spacing w:after="80" w:line="240" w:lineRule="auto"/>
+      <w:spacing w:after="80"/>
       <w:contextualSpacing/>
       <w:jc w:val="center"/>
     </w:pPr>
     <w:rPr>
-      <w:rFonts w:asciiTheme="majorHAnsi" w:hAnsiTheme="majorHAnsi" w:eastAsiaTheme="majorEastAsia" w:cstheme="majorBidi"/>
+      <w:rFonts w:asciiTheme="majorHAnsi" w:eastAsiaTheme="majorEastAsia" w:hAnsiTheme="majorHAnsi" w:cstheme="majorBidi"/>
       <w:sz w:val="56"/>
       <w:szCs w:val="56"/>
     </w:rPr>
   </w:style>
-  <w:style w:type="paragraph" w:styleId="16">
+  <w:style w:type="paragraph" w:styleId="aa">
     <w:name w:val="Subtitle"/>
-    <w:basedOn w:val="15"/>
-    <w:next w:val="3"/>
-    <w:link w:val="26"/>
-    <w:qFormat/>
+    <w:basedOn w:val="a8"/>
+    <w:next w:val="a0"/>
+    <w:link w:val="ab"/>
     <w:uiPriority w:val="11"/>
-    <w:rPr>
-      <w:rFonts w:eastAsiaTheme="majorEastAsia" w:cstheme="majorBidi"/>
+    <w:qFormat/>
+    <w:rPr>
       <w:spacing w:val="15"/>
       <w:sz w:val="28"/>
       <w:szCs w:val="28"/>
     </w:rPr>
   </w:style>
-  <w:style w:type="paragraph" w:styleId="17">
+  <w:style w:type="paragraph" w:styleId="ac">
     <w:name w:val="footnote text"/>
-    <w:basedOn w:val="1"/>
+    <w:basedOn w:val="a"/>
+    <w:uiPriority w:val="9"/>
     <w:unhideWhenUsed/>
     <w:qFormat/>
-    <w:uiPriority w:val="9"/>
-  </w:style>
-  <w:style w:type="character" w:styleId="20">
+  </w:style>
+  <w:style w:type="character" w:styleId="ad">
     <w:name w:val="Hyperlink"/>
-    <w:basedOn w:val="21"/>
-    <w:qFormat/>
-    <w:uiPriority w:val="0"/>
+    <w:basedOn w:val="a4"/>
+    <w:qFormat/>
     <w:rPr>
       <w:color w:val="156082" w:themeColor="accent1"/>
     </w:rPr>
   </w:style>
-  <w:style w:type="character" w:customStyle="1" w:styleId="21">
-    <w:name w:val="Body Text Char"/>
-    <w:basedOn w:val="19"/>
-    <w:link w:val="3"/>
-    <w:qFormat/>
-    <w:uiPriority w:val="0"/>
-  </w:style>
-  <w:style w:type="character" w:styleId="22">
+  <w:style w:type="character" w:customStyle="1" w:styleId="a4">
+    <w:name w:val="正文文本 字符"/>
+    <w:basedOn w:val="a1"/>
+    <w:link w:val="a0"/>
+    <w:qFormat/>
+  </w:style>
+  <w:style w:type="character" w:styleId="ae">
     <w:name w:val="footnote reference"/>
-    <w:basedOn w:val="21"/>
-    <w:qFormat/>
-    <w:uiPriority w:val="0"/>
+    <w:basedOn w:val="a4"/>
+    <w:qFormat/>
     <w:rPr>
       <w:vertAlign w:val="superscript"/>
     </w:rPr>
   </w:style>
-  <w:style w:type="paragraph" w:customStyle="1" w:styleId="23">
+  <w:style w:type="paragraph" w:customStyle="1" w:styleId="FirstParagraph">
     <w:name w:val="First Paragraph"/>
-    <w:basedOn w:val="3"/>
-    <w:next w:val="3"/>
-    <w:qFormat/>
-    <w:uiPriority w:val="0"/>
-  </w:style>
-  <w:style w:type="paragraph" w:customStyle="1" w:styleId="24">
+    <w:basedOn w:val="a0"/>
+    <w:next w:val="a0"/>
+    <w:qFormat/>
+  </w:style>
+  <w:style w:type="paragraph" w:customStyle="1" w:styleId="Compact">
     <w:name w:val="Compact"/>
-    <w:basedOn w:val="3"/>
-    <w:qFormat/>
-    <w:uiPriority w:val="0"/>
+    <w:basedOn w:val="a0"/>
+    <w:qFormat/>
     <w:pPr>
       <w:spacing w:before="36" w:after="36"/>
     </w:pPr>
   </w:style>
-  <w:style w:type="character" w:customStyle="1" w:styleId="25">
-    <w:name w:val="Title Char"/>
-    <w:basedOn w:val="19"/>
-    <w:link w:val="15"/>
+  <w:style w:type="character" w:customStyle="1" w:styleId="a9">
+    <w:name w:val="标题 字符"/>
+    <w:basedOn w:val="a1"/>
+    <w:link w:val="a8"/>
     <w:uiPriority w:val="10"/>
     <w:rPr>
-      <w:rFonts w:asciiTheme="majorHAnsi" w:hAnsiTheme="majorHAnsi" w:eastAsiaTheme="majorEastAsia" w:cstheme="majorBidi"/>
+      <w:rFonts w:asciiTheme="majorHAnsi" w:eastAsiaTheme="majorEastAsia" w:hAnsiTheme="majorHAnsi" w:cstheme="majorBidi"/>
       <w:sz w:val="56"/>
       <w:szCs w:val="56"/>
     </w:rPr>
   </w:style>
-  <w:style w:type="character" w:customStyle="1" w:styleId="26">
-    <w:name w:val="Subtitle Char"/>
-    <w:basedOn w:val="19"/>
-    <w:link w:val="16"/>
+  <w:style w:type="character" w:customStyle="1" w:styleId="ab">
+    <w:name w:val="副标题 字符"/>
+    <w:basedOn w:val="a1"/>
+    <w:link w:val="aa"/>
     <w:uiPriority w:val="11"/>
     <w:rPr>
       <w:rFonts w:eastAsiaTheme="majorEastAsia" w:cstheme="majorBidi"/>
-      <w:color w:val="585858" w:themeColor="text1" w:themeTint="A6"/>
+      <w:color w:val="595959" w:themeColor="text1" w:themeTint="A6"/>
       <w:spacing w:val="15"/>
       <w:sz w:val="28"/>
       <w:szCs w:val="28"/>
     </w:rPr>
   </w:style>
-  <w:style w:type="paragraph" w:customStyle="1" w:styleId="27">
+  <w:style w:type="paragraph" w:customStyle="1" w:styleId="Author">
     <w:name w:val="Author"/>
-    <w:basedOn w:val="15"/>
-    <w:next w:val="3"/>
-    <w:qFormat/>
-    <w:uiPriority w:val="0"/>
+    <w:basedOn w:val="a8"/>
+    <w:next w:val="a0"/>
+    <w:qFormat/>
     <w:pPr>
       <w:keepNext/>
       <w:keepLines/>
@@ -3757,12 +4523,11 @@
       <w:szCs w:val="24"/>
     </w:rPr>
   </w:style>
-  <w:style w:type="paragraph" w:customStyle="1" w:styleId="28">
+  <w:style w:type="paragraph" w:customStyle="1" w:styleId="AbstractTitle">
     <w:name w:val="Abstract Title"/>
-    <w:basedOn w:val="1"/>
-    <w:next w:val="29"/>
-    <w:qFormat/>
-    <w:uiPriority w:val="0"/>
+    <w:basedOn w:val="a"/>
+    <w:next w:val="Abstract"/>
+    <w:qFormat/>
     <w:pPr>
       <w:keepNext/>
       <w:keepLines/>
@@ -3775,12 +4540,11 @@
       <w:szCs w:val="20"/>
     </w:rPr>
   </w:style>
-  <w:style w:type="paragraph" w:customStyle="1" w:styleId="29">
+  <w:style w:type="paragraph" w:customStyle="1" w:styleId="Abstract">
     <w:name w:val="Abstract"/>
-    <w:basedOn w:val="1"/>
-    <w:next w:val="3"/>
-    <w:qFormat/>
-    <w:uiPriority w:val="0"/>
+    <w:basedOn w:val="a"/>
+    <w:next w:val="a0"/>
+    <w:qFormat/>
     <w:pPr>
       <w:keepNext/>
       <w:keepLines/>
@@ -3791,46 +4555,45 @@
       <w:szCs w:val="20"/>
     </w:rPr>
   </w:style>
-  <w:style w:type="paragraph" w:customStyle="1" w:styleId="30">
-    <w:name w:val="Bibliography"/>
-    <w:basedOn w:val="1"/>
-    <w:qFormat/>
-    <w:uiPriority w:val="0"/>
-  </w:style>
-  <w:style w:type="character" w:customStyle="1" w:styleId="31">
-    <w:name w:val="Heading 1 Char"/>
-    <w:basedOn w:val="19"/>
-    <w:link w:val="2"/>
-    <w:qFormat/>
+  <w:style w:type="paragraph" w:customStyle="1" w:styleId="11">
+    <w:name w:val="书目1"/>
+    <w:basedOn w:val="a"/>
+    <w:qFormat/>
+  </w:style>
+  <w:style w:type="character" w:customStyle="1" w:styleId="10">
+    <w:name w:val="标题 1 字符"/>
+    <w:basedOn w:val="a1"/>
+    <w:link w:val="1"/>
     <w:uiPriority w:val="9"/>
-    <w:rPr>
-      <w:rFonts w:asciiTheme="majorHAnsi" w:hAnsiTheme="majorHAnsi" w:eastAsiaTheme="majorEastAsia" w:cstheme="majorBidi"/>
+    <w:qFormat/>
+    <w:rPr>
+      <w:rFonts w:asciiTheme="majorHAnsi" w:eastAsiaTheme="majorEastAsia" w:hAnsiTheme="majorHAnsi" w:cstheme="majorBidi"/>
       <w:color w:val="0F4761" w:themeColor="accent1" w:themeShade="BF"/>
       <w:sz w:val="40"/>
       <w:szCs w:val="40"/>
     </w:rPr>
   </w:style>
-  <w:style w:type="character" w:customStyle="1" w:styleId="32">
-    <w:name w:val="Heading 2 Char"/>
-    <w:basedOn w:val="19"/>
-    <w:link w:val="4"/>
+  <w:style w:type="character" w:customStyle="1" w:styleId="20">
+    <w:name w:val="标题 2 字符"/>
+    <w:basedOn w:val="a1"/>
+    <w:link w:val="2"/>
+    <w:uiPriority w:val="9"/>
     <w:semiHidden/>
     <w:qFormat/>
-    <w:uiPriority w:val="9"/>
-    <w:rPr>
-      <w:rFonts w:asciiTheme="majorHAnsi" w:hAnsiTheme="majorHAnsi" w:eastAsiaTheme="majorEastAsia" w:cstheme="majorBidi"/>
+    <w:rPr>
+      <w:rFonts w:asciiTheme="majorHAnsi" w:eastAsiaTheme="majorEastAsia" w:hAnsiTheme="majorHAnsi" w:cstheme="majorBidi"/>
       <w:color w:val="0F4761" w:themeColor="accent1" w:themeShade="BF"/>
       <w:sz w:val="32"/>
       <w:szCs w:val="32"/>
     </w:rPr>
   </w:style>
-  <w:style w:type="character" w:customStyle="1" w:styleId="33">
-    <w:name w:val="Heading 3 Char"/>
-    <w:basedOn w:val="19"/>
-    <w:link w:val="5"/>
+  <w:style w:type="character" w:customStyle="1" w:styleId="30">
+    <w:name w:val="标题 3 字符"/>
+    <w:basedOn w:val="a1"/>
+    <w:link w:val="3"/>
+    <w:uiPriority w:val="9"/>
     <w:semiHidden/>
     <w:qFormat/>
-    <w:uiPriority w:val="9"/>
     <w:rPr>
       <w:rFonts w:eastAsiaTheme="majorEastAsia" w:cstheme="majorBidi"/>
       <w:color w:val="0F4761" w:themeColor="accent1" w:themeShade="BF"/>
@@ -3838,12 +4601,12 @@
       <w:szCs w:val="28"/>
     </w:rPr>
   </w:style>
-  <w:style w:type="character" w:customStyle="1" w:styleId="34">
-    <w:name w:val="Heading 4 Char"/>
-    <w:basedOn w:val="19"/>
-    <w:link w:val="6"/>
+  <w:style w:type="character" w:customStyle="1" w:styleId="40">
+    <w:name w:val="标题 4 字符"/>
+    <w:basedOn w:val="a1"/>
+    <w:link w:val="4"/>
+    <w:uiPriority w:val="9"/>
     <w:semiHidden/>
-    <w:uiPriority w:val="9"/>
     <w:rPr>
       <w:rFonts w:eastAsiaTheme="majorEastAsia" w:cstheme="majorBidi"/>
       <w:i/>
@@ -3851,88 +4614,87 @@
       <w:color w:val="0F4761" w:themeColor="accent1" w:themeShade="BF"/>
     </w:rPr>
   </w:style>
-  <w:style w:type="character" w:customStyle="1" w:styleId="35">
-    <w:name w:val="Heading 5 Char"/>
-    <w:basedOn w:val="19"/>
-    <w:link w:val="7"/>
+  <w:style w:type="character" w:customStyle="1" w:styleId="50">
+    <w:name w:val="标题 5 字符"/>
+    <w:basedOn w:val="a1"/>
+    <w:link w:val="5"/>
+    <w:uiPriority w:val="9"/>
     <w:semiHidden/>
     <w:qFormat/>
-    <w:uiPriority w:val="9"/>
     <w:rPr>
       <w:rFonts w:eastAsiaTheme="majorEastAsia" w:cstheme="majorBidi"/>
       <w:color w:val="0F4761" w:themeColor="accent1" w:themeShade="BF"/>
     </w:rPr>
   </w:style>
-  <w:style w:type="character" w:customStyle="1" w:styleId="36">
-    <w:name w:val="Heading 6 Char"/>
-    <w:basedOn w:val="19"/>
-    <w:link w:val="8"/>
+  <w:style w:type="character" w:customStyle="1" w:styleId="60">
+    <w:name w:val="标题 6 字符"/>
+    <w:basedOn w:val="a1"/>
+    <w:link w:val="6"/>
+    <w:uiPriority w:val="9"/>
     <w:semiHidden/>
     <w:qFormat/>
-    <w:uiPriority w:val="9"/>
     <w:rPr>
       <w:rFonts w:eastAsiaTheme="majorEastAsia" w:cstheme="majorBidi"/>
       <w:i/>
       <w:iCs/>
-      <w:color w:val="585858" w:themeColor="text1" w:themeTint="A6"/>
-    </w:rPr>
-  </w:style>
-  <w:style w:type="character" w:customStyle="1" w:styleId="37">
-    <w:name w:val="Heading 7 Char"/>
-    <w:basedOn w:val="19"/>
-    <w:link w:val="9"/>
+      <w:color w:val="595959" w:themeColor="text1" w:themeTint="A6"/>
+    </w:rPr>
+  </w:style>
+  <w:style w:type="character" w:customStyle="1" w:styleId="70">
+    <w:name w:val="标题 7 字符"/>
+    <w:basedOn w:val="a1"/>
+    <w:link w:val="7"/>
+    <w:uiPriority w:val="9"/>
     <w:semiHidden/>
     <w:qFormat/>
+    <w:rPr>
+      <w:rFonts w:eastAsiaTheme="majorEastAsia" w:cstheme="majorBidi"/>
+      <w:color w:val="595959" w:themeColor="text1" w:themeTint="A6"/>
+    </w:rPr>
+  </w:style>
+  <w:style w:type="character" w:customStyle="1" w:styleId="80">
+    <w:name w:val="标题 8 字符"/>
+    <w:basedOn w:val="a1"/>
+    <w:link w:val="8"/>
     <w:uiPriority w:val="9"/>
-    <w:rPr>
-      <w:rFonts w:eastAsiaTheme="majorEastAsia" w:cstheme="majorBidi"/>
-      <w:color w:val="585858" w:themeColor="text1" w:themeTint="A6"/>
-    </w:rPr>
-  </w:style>
-  <w:style w:type="character" w:customStyle="1" w:styleId="38">
-    <w:name w:val="Heading 8 Char"/>
-    <w:basedOn w:val="19"/>
-    <w:link w:val="10"/>
     <w:semiHidden/>
     <w:qFormat/>
-    <w:uiPriority w:val="9"/>
     <w:rPr>
       <w:rFonts w:eastAsiaTheme="majorEastAsia" w:cstheme="majorBidi"/>
       <w:i/>
       <w:iCs/>
-      <w:color w:val="262626" w:themeColor="text1" w:themeTint="D8"/>
-    </w:rPr>
-  </w:style>
-  <w:style w:type="character" w:customStyle="1" w:styleId="39">
-    <w:name w:val="Heading 9 Char"/>
-    <w:basedOn w:val="19"/>
-    <w:link w:val="11"/>
+      <w:color w:val="272727" w:themeColor="text1" w:themeTint="D8"/>
+    </w:rPr>
+  </w:style>
+  <w:style w:type="character" w:customStyle="1" w:styleId="90">
+    <w:name w:val="标题 9 字符"/>
+    <w:basedOn w:val="a1"/>
+    <w:link w:val="9"/>
+    <w:uiPriority w:val="9"/>
     <w:semiHidden/>
     <w:qFormat/>
+    <w:rPr>
+      <w:rFonts w:eastAsiaTheme="majorEastAsia" w:cstheme="majorBidi"/>
+      <w:color w:val="272727" w:themeColor="text1" w:themeTint="D8"/>
+    </w:rPr>
+  </w:style>
+  <w:style w:type="paragraph" w:customStyle="1" w:styleId="FootnoteBlockText">
+    <w:name w:val="Footnote Block Text"/>
+    <w:basedOn w:val="ac"/>
+    <w:next w:val="ac"/>
     <w:uiPriority w:val="9"/>
-    <w:rPr>
-      <w:rFonts w:eastAsiaTheme="majorEastAsia" w:cstheme="majorBidi"/>
-      <w:color w:val="262626" w:themeColor="text1" w:themeTint="D8"/>
-    </w:rPr>
-  </w:style>
-  <w:style w:type="paragraph" w:customStyle="1" w:styleId="40">
-    <w:name w:val="Footnote Block Text"/>
-    <w:basedOn w:val="17"/>
-    <w:next w:val="17"/>
     <w:unhideWhenUsed/>
     <w:qFormat/>
-    <w:uiPriority w:val="9"/>
     <w:pPr>
       <w:spacing w:before="100" w:after="100"/>
-      <w:ind w:left="480" w:right="480" w:firstLine="0"/>
+      <w:ind w:left="480" w:right="480"/>
     </w:pPr>
   </w:style>
-  <w:style w:type="table" w:customStyle="1" w:styleId="41">
+  <w:style w:type="table" w:customStyle="1" w:styleId="Table">
     <w:name w:val="Table"/>
     <w:semiHidden/>
     <w:unhideWhenUsed/>
     <w:qFormat/>
-    <w:uiPriority w:val="0"/>
     <w:tblPr>
       <w:tblCellMar>
         <w:top w:w="0" w:type="dxa"/>
@@ -3942,20 +4704,20 @@
       </w:tblCellMar>
     </w:tblPr>
     <w:tblStylePr w:type="firstRow">
+      <w:tblPr/>
       <w:tcPr>
         <w:tcBorders>
-          <w:bottom w:val="single" w:color="auto" w:sz="0" w:space="0"/>
+          <w:bottom w:val="single" w:sz="0" w:space="0" w:color="auto"/>
         </w:tcBorders>
         <w:vAlign w:val="bottom"/>
       </w:tcPr>
     </w:tblStylePr>
   </w:style>
-  <w:style w:type="paragraph" w:customStyle="1" w:styleId="42">
+  <w:style w:type="paragraph" w:customStyle="1" w:styleId="DefinitionTerm">
     <w:name w:val="Definition Term"/>
-    <w:basedOn w:val="1"/>
-    <w:next w:val="43"/>
-    <w:qFormat/>
-    <w:uiPriority w:val="0"/>
+    <w:basedOn w:val="a"/>
+    <w:next w:val="Definition"/>
+    <w:qFormat/>
     <w:pPr>
       <w:keepNext/>
       <w:keepLines/>
@@ -3965,357 +4727,382 @@
       <w:b/>
     </w:rPr>
   </w:style>
-  <w:style w:type="paragraph" w:customStyle="1" w:styleId="43">
+  <w:style w:type="paragraph" w:customStyle="1" w:styleId="Definition">
     <w:name w:val="Definition"/>
-    <w:basedOn w:val="1"/>
-    <w:qFormat/>
-    <w:uiPriority w:val="0"/>
-  </w:style>
-  <w:style w:type="paragraph" w:customStyle="1" w:styleId="44">
+    <w:basedOn w:val="a"/>
+    <w:qFormat/>
+  </w:style>
+  <w:style w:type="paragraph" w:customStyle="1" w:styleId="TableCaption">
     <w:name w:val="Table Caption"/>
-    <w:basedOn w:val="12"/>
-    <w:qFormat/>
-    <w:uiPriority w:val="0"/>
+    <w:basedOn w:val="a5"/>
+    <w:qFormat/>
     <w:pPr>
       <w:keepNext/>
     </w:pPr>
   </w:style>
-  <w:style w:type="paragraph" w:customStyle="1" w:styleId="45">
+  <w:style w:type="paragraph" w:customStyle="1" w:styleId="ImageCaption">
     <w:name w:val="Image Caption"/>
-    <w:basedOn w:val="12"/>
-    <w:qFormat/>
-    <w:uiPriority w:val="0"/>
-  </w:style>
-  <w:style w:type="paragraph" w:customStyle="1" w:styleId="46">
+    <w:basedOn w:val="a5"/>
+    <w:qFormat/>
+  </w:style>
+  <w:style w:type="paragraph" w:customStyle="1" w:styleId="Figure">
     <w:name w:val="Figure"/>
-    <w:basedOn w:val="1"/>
-    <w:qFormat/>
-    <w:uiPriority w:val="0"/>
-  </w:style>
-  <w:style w:type="paragraph" w:customStyle="1" w:styleId="47">
+    <w:basedOn w:val="a"/>
+    <w:qFormat/>
+  </w:style>
+  <w:style w:type="paragraph" w:customStyle="1" w:styleId="CaptionedFigure">
     <w:name w:val="Captioned Figure"/>
-    <w:basedOn w:val="46"/>
-    <w:qFormat/>
-    <w:uiPriority w:val="0"/>
+    <w:basedOn w:val="Figure"/>
+    <w:qFormat/>
     <w:pPr>
       <w:keepNext/>
     </w:pPr>
   </w:style>
-  <w:style w:type="character" w:customStyle="1" w:styleId="48">
+  <w:style w:type="character" w:customStyle="1" w:styleId="VerbatimChar">
     <w:name w:val="Verbatim Char"/>
-    <w:basedOn w:val="21"/>
-    <w:link w:val="49"/>
-    <w:qFormat/>
-    <w:uiPriority w:val="0"/>
+    <w:basedOn w:val="a4"/>
+    <w:link w:val="SourceCode"/>
+    <w:qFormat/>
     <w:rPr>
       <w:rFonts w:ascii="Consolas" w:hAnsi="Consolas"/>
       <w:sz w:val="22"/>
     </w:rPr>
   </w:style>
-  <w:style w:type="paragraph" w:customStyle="1" w:styleId="49">
+  <w:style w:type="paragraph" w:customStyle="1" w:styleId="SourceCode">
     <w:name w:val="Source Code"/>
-    <w:basedOn w:val="1"/>
-    <w:link w:val="48"/>
-    <w:qFormat/>
-    <w:uiPriority w:val="0"/>
+    <w:basedOn w:val="a"/>
+    <w:link w:val="VerbatimChar"/>
+    <w:qFormat/>
     <w:pPr>
       <w:wordWrap w:val="0"/>
     </w:pPr>
   </w:style>
-  <w:style w:type="character" w:customStyle="1" w:styleId="50">
+  <w:style w:type="character" w:customStyle="1" w:styleId="SectionNumber">
     <w:name w:val="Section Number"/>
-    <w:basedOn w:val="21"/>
-    <w:qFormat/>
-    <w:uiPriority w:val="0"/>
-  </w:style>
-  <w:style w:type="paragraph" w:customStyle="1" w:styleId="51">
-    <w:name w:val="TOC Heading"/>
-    <w:basedOn w:val="2"/>
-    <w:next w:val="3"/>
+    <w:basedOn w:val="a4"/>
+    <w:qFormat/>
+  </w:style>
+  <w:style w:type="paragraph" w:customStyle="1" w:styleId="TOC1">
+    <w:name w:val="TOC 标题1"/>
+    <w:basedOn w:val="1"/>
+    <w:next w:val="a0"/>
+    <w:uiPriority w:val="39"/>
     <w:unhideWhenUsed/>
     <w:qFormat/>
-    <w:uiPriority w:val="39"/>
     <w:pPr>
       <w:spacing w:before="240" w:line="259" w:lineRule="auto"/>
       <w:outlineLvl w:val="9"/>
     </w:pPr>
-    <w:rPr>
-      <w:rFonts w:asciiTheme="majorHAnsi" w:hAnsiTheme="majorHAnsi" w:eastAsiaTheme="majorEastAsia" w:cstheme="majorBidi"/>
-      <w:color w:val="0F4761" w:themeColor="accent1" w:themeShade="BF"/>
-    </w:rPr>
-  </w:style>
-  <w:style w:type="character" w:customStyle="1" w:styleId="52">
+  </w:style>
+  <w:style w:type="character" w:customStyle="1" w:styleId="KeywordTok">
     <w:name w:val="KeywordTok"/>
-    <w:basedOn w:val="48"/>
-    <w:qFormat/>
-    <w:uiPriority w:val="0"/>
-    <w:rPr>
+    <w:basedOn w:val="VerbatimChar"/>
+    <w:qFormat/>
+    <w:rPr>
+      <w:rFonts w:ascii="Consolas" w:hAnsi="Consolas"/>
       <w:b/>
       <w:color w:val="007020"/>
-    </w:rPr>
-  </w:style>
-  <w:style w:type="character" w:customStyle="1" w:styleId="53">
+      <w:sz w:val="22"/>
+    </w:rPr>
+  </w:style>
+  <w:style w:type="character" w:customStyle="1" w:styleId="DataTypeTok">
     <w:name w:val="DataTypeTok"/>
-    <w:basedOn w:val="48"/>
-    <w:qFormat/>
-    <w:uiPriority w:val="0"/>
-    <w:rPr>
+    <w:basedOn w:val="VerbatimChar"/>
+    <w:qFormat/>
+    <w:rPr>
+      <w:rFonts w:ascii="Consolas" w:hAnsi="Consolas"/>
       <w:color w:val="902000"/>
-    </w:rPr>
-  </w:style>
-  <w:style w:type="character" w:customStyle="1" w:styleId="54">
+      <w:sz w:val="22"/>
+    </w:rPr>
+  </w:style>
+  <w:style w:type="character" w:customStyle="1" w:styleId="DecValTok">
     <w:name w:val="DecValTok"/>
-    <w:basedOn w:val="48"/>
-    <w:qFormat/>
-    <w:uiPriority w:val="0"/>
-    <w:rPr>
+    <w:basedOn w:val="VerbatimChar"/>
+    <w:qFormat/>
+    <w:rPr>
+      <w:rFonts w:ascii="Consolas" w:hAnsi="Consolas"/>
       <w:color w:val="40A070"/>
-    </w:rPr>
-  </w:style>
-  <w:style w:type="character" w:customStyle="1" w:styleId="55">
+      <w:sz w:val="22"/>
+    </w:rPr>
+  </w:style>
+  <w:style w:type="character" w:customStyle="1" w:styleId="BaseNTok">
     <w:name w:val="BaseNTok"/>
-    <w:basedOn w:val="48"/>
-    <w:qFormat/>
-    <w:uiPriority w:val="0"/>
-    <w:rPr>
+    <w:basedOn w:val="VerbatimChar"/>
+    <w:qFormat/>
+    <w:rPr>
+      <w:rFonts w:ascii="Consolas" w:hAnsi="Consolas"/>
       <w:color w:val="40A070"/>
-    </w:rPr>
-  </w:style>
-  <w:style w:type="character" w:customStyle="1" w:styleId="56">
+      <w:sz w:val="22"/>
+    </w:rPr>
+  </w:style>
+  <w:style w:type="character" w:customStyle="1" w:styleId="FloatTok">
     <w:name w:val="FloatTok"/>
-    <w:basedOn w:val="48"/>
-    <w:qFormat/>
-    <w:uiPriority w:val="0"/>
-    <w:rPr>
+    <w:basedOn w:val="VerbatimChar"/>
+    <w:qFormat/>
+    <w:rPr>
+      <w:rFonts w:ascii="Consolas" w:hAnsi="Consolas"/>
       <w:color w:val="40A070"/>
-    </w:rPr>
-  </w:style>
-  <w:style w:type="character" w:customStyle="1" w:styleId="57">
+      <w:sz w:val="22"/>
+    </w:rPr>
+  </w:style>
+  <w:style w:type="character" w:customStyle="1" w:styleId="ConstantTok">
     <w:name w:val="ConstantTok"/>
-    <w:basedOn w:val="48"/>
-    <w:qFormat/>
-    <w:uiPriority w:val="0"/>
-    <w:rPr>
+    <w:basedOn w:val="VerbatimChar"/>
+    <w:qFormat/>
+    <w:rPr>
+      <w:rFonts w:ascii="Consolas" w:hAnsi="Consolas"/>
       <w:color w:val="880000"/>
-    </w:rPr>
-  </w:style>
-  <w:style w:type="character" w:customStyle="1" w:styleId="58">
+      <w:sz w:val="22"/>
+    </w:rPr>
+  </w:style>
+  <w:style w:type="character" w:customStyle="1" w:styleId="CharTok">
     <w:name w:val="CharTok"/>
-    <w:basedOn w:val="48"/>
-    <w:qFormat/>
-    <w:uiPriority w:val="0"/>
-    <w:rPr>
+    <w:basedOn w:val="VerbatimChar"/>
+    <w:qFormat/>
+    <w:rPr>
+      <w:rFonts w:ascii="Consolas" w:hAnsi="Consolas"/>
       <w:color w:val="4070A0"/>
-    </w:rPr>
-  </w:style>
-  <w:style w:type="character" w:customStyle="1" w:styleId="59">
+      <w:sz w:val="22"/>
+    </w:rPr>
+  </w:style>
+  <w:style w:type="character" w:customStyle="1" w:styleId="SpecialCharTok">
     <w:name w:val="SpecialCharTok"/>
-    <w:basedOn w:val="48"/>
-    <w:qFormat/>
-    <w:uiPriority w:val="0"/>
-    <w:rPr>
+    <w:basedOn w:val="VerbatimChar"/>
+    <w:qFormat/>
+    <w:rPr>
+      <w:rFonts w:ascii="Consolas" w:hAnsi="Consolas"/>
       <w:color w:val="4070A0"/>
-    </w:rPr>
-  </w:style>
-  <w:style w:type="character" w:customStyle="1" w:styleId="60">
+      <w:sz w:val="22"/>
+    </w:rPr>
+  </w:style>
+  <w:style w:type="character" w:customStyle="1" w:styleId="StringTok">
     <w:name w:val="StringTok"/>
-    <w:basedOn w:val="48"/>
-    <w:qFormat/>
-    <w:uiPriority w:val="0"/>
-    <w:rPr>
+    <w:basedOn w:val="VerbatimChar"/>
+    <w:qFormat/>
+    <w:rPr>
+      <w:rFonts w:ascii="Consolas" w:hAnsi="Consolas"/>
       <w:color w:val="4070A0"/>
-    </w:rPr>
-  </w:style>
-  <w:style w:type="character" w:customStyle="1" w:styleId="61">
+      <w:sz w:val="22"/>
+    </w:rPr>
+  </w:style>
+  <w:style w:type="character" w:customStyle="1" w:styleId="VerbatimStringTok">
     <w:name w:val="VerbatimStringTok"/>
-    <w:basedOn w:val="48"/>
-    <w:qFormat/>
-    <w:uiPriority w:val="0"/>
-    <w:rPr>
+    <w:basedOn w:val="VerbatimChar"/>
+    <w:qFormat/>
+    <w:rPr>
+      <w:rFonts w:ascii="Consolas" w:hAnsi="Consolas"/>
       <w:color w:val="4070A0"/>
-    </w:rPr>
-  </w:style>
-  <w:style w:type="character" w:customStyle="1" w:styleId="62">
+      <w:sz w:val="22"/>
+    </w:rPr>
+  </w:style>
+  <w:style w:type="character" w:customStyle="1" w:styleId="SpecialStringTok">
     <w:name w:val="SpecialStringTok"/>
-    <w:basedOn w:val="48"/>
-    <w:qFormat/>
-    <w:uiPriority w:val="0"/>
-    <w:rPr>
+    <w:basedOn w:val="VerbatimChar"/>
+    <w:qFormat/>
+    <w:rPr>
+      <w:rFonts w:ascii="Consolas" w:hAnsi="Consolas"/>
       <w:color w:val="BB6688"/>
-    </w:rPr>
-  </w:style>
-  <w:style w:type="character" w:customStyle="1" w:styleId="63">
+      <w:sz w:val="22"/>
+    </w:rPr>
+  </w:style>
+  <w:style w:type="character" w:customStyle="1" w:styleId="ImportTok">
     <w:name w:val="ImportTok"/>
-    <w:basedOn w:val="48"/>
-    <w:qFormat/>
-    <w:uiPriority w:val="0"/>
-    <w:rPr>
+    <w:basedOn w:val="VerbatimChar"/>
+    <w:qFormat/>
+    <w:rPr>
+      <w:rFonts w:ascii="Consolas" w:hAnsi="Consolas"/>
       <w:b/>
       <w:color w:val="008000"/>
-    </w:rPr>
-  </w:style>
-  <w:style w:type="character" w:customStyle="1" w:styleId="64">
+      <w:sz w:val="22"/>
+    </w:rPr>
+  </w:style>
+  <w:style w:type="character" w:customStyle="1" w:styleId="CommentTok">
     <w:name w:val="CommentTok"/>
-    <w:basedOn w:val="48"/>
-    <w:qFormat/>
-    <w:uiPriority w:val="0"/>
-    <w:rPr>
+    <w:basedOn w:val="VerbatimChar"/>
+    <w:qFormat/>
+    <w:rPr>
+      <w:rFonts w:ascii="Consolas" w:hAnsi="Consolas"/>
       <w:i/>
       <w:color w:val="60A0B0"/>
-    </w:rPr>
-  </w:style>
-  <w:style w:type="character" w:customStyle="1" w:styleId="65">
+      <w:sz w:val="22"/>
+    </w:rPr>
+  </w:style>
+  <w:style w:type="character" w:customStyle="1" w:styleId="DocumentationTok">
     <w:name w:val="DocumentationTok"/>
-    <w:basedOn w:val="48"/>
-    <w:qFormat/>
-    <w:uiPriority w:val="0"/>
-    <w:rPr>
+    <w:basedOn w:val="VerbatimChar"/>
+    <w:qFormat/>
+    <w:rPr>
+      <w:rFonts w:ascii="Consolas" w:hAnsi="Consolas"/>
       <w:i/>
       <w:color w:val="BA2121"/>
-    </w:rPr>
-  </w:style>
-  <w:style w:type="character" w:customStyle="1" w:styleId="66">
+      <w:sz w:val="22"/>
+    </w:rPr>
+  </w:style>
+  <w:style w:type="character" w:customStyle="1" w:styleId="AnnotationTok">
     <w:name w:val="AnnotationTok"/>
-    <w:basedOn w:val="48"/>
-    <w:qFormat/>
-    <w:uiPriority w:val="0"/>
-    <w:rPr>
+    <w:basedOn w:val="VerbatimChar"/>
+    <w:qFormat/>
+    <w:rPr>
+      <w:rFonts w:ascii="Consolas" w:hAnsi="Consolas"/>
       <w:b/>
       <w:i/>
       <w:color w:val="60A0B0"/>
-    </w:rPr>
-  </w:style>
-  <w:style w:type="character" w:customStyle="1" w:styleId="67">
+      <w:sz w:val="22"/>
+    </w:rPr>
+  </w:style>
+  <w:style w:type="character" w:customStyle="1" w:styleId="CommentVarTok">
     <w:name w:val="CommentVarTok"/>
-    <w:basedOn w:val="48"/>
-    <w:qFormat/>
-    <w:uiPriority w:val="0"/>
-    <w:rPr>
+    <w:basedOn w:val="VerbatimChar"/>
+    <w:qFormat/>
+    <w:rPr>
+      <w:rFonts w:ascii="Consolas" w:hAnsi="Consolas"/>
       <w:b/>
       <w:i/>
       <w:color w:val="60A0B0"/>
-    </w:rPr>
-  </w:style>
-  <w:style w:type="character" w:customStyle="1" w:styleId="68">
+      <w:sz w:val="22"/>
+    </w:rPr>
+  </w:style>
+  <w:style w:type="character" w:customStyle="1" w:styleId="OtherTok">
     <w:name w:val="OtherTok"/>
-    <w:basedOn w:val="48"/>
-    <w:qFormat/>
-    <w:uiPriority w:val="0"/>
-    <w:rPr>
+    <w:basedOn w:val="VerbatimChar"/>
+    <w:qFormat/>
+    <w:rPr>
+      <w:rFonts w:ascii="Consolas" w:hAnsi="Consolas"/>
       <w:color w:val="007020"/>
-    </w:rPr>
-  </w:style>
-  <w:style w:type="character" w:customStyle="1" w:styleId="69">
+      <w:sz w:val="22"/>
+    </w:rPr>
+  </w:style>
+  <w:style w:type="character" w:customStyle="1" w:styleId="FunctionTok">
     <w:name w:val="FunctionTok"/>
-    <w:basedOn w:val="48"/>
-    <w:uiPriority w:val="0"/>
-    <w:rPr>
+    <w:basedOn w:val="VerbatimChar"/>
+    <w:rPr>
+      <w:rFonts w:ascii="Consolas" w:hAnsi="Consolas"/>
       <w:color w:val="06287E"/>
-    </w:rPr>
-  </w:style>
-  <w:style w:type="character" w:customStyle="1" w:styleId="70">
+      <w:sz w:val="22"/>
+    </w:rPr>
+  </w:style>
+  <w:style w:type="character" w:customStyle="1" w:styleId="VariableTok">
     <w:name w:val="VariableTok"/>
-    <w:basedOn w:val="48"/>
-    <w:uiPriority w:val="0"/>
-    <w:rPr>
+    <w:basedOn w:val="VerbatimChar"/>
+    <w:rPr>
+      <w:rFonts w:ascii="Consolas" w:hAnsi="Consolas"/>
       <w:color w:val="19177C"/>
-    </w:rPr>
-  </w:style>
-  <w:style w:type="character" w:customStyle="1" w:styleId="71">
+      <w:sz w:val="22"/>
+    </w:rPr>
+  </w:style>
+  <w:style w:type="character" w:customStyle="1" w:styleId="ControlFlowTok">
     <w:name w:val="ControlFlowTok"/>
-    <w:basedOn w:val="48"/>
-    <w:uiPriority w:val="0"/>
-    <w:rPr>
+    <w:basedOn w:val="VerbatimChar"/>
+    <w:rPr>
+      <w:rFonts w:ascii="Consolas" w:hAnsi="Consolas"/>
       <w:b/>
       <w:color w:val="007020"/>
-    </w:rPr>
-  </w:style>
-  <w:style w:type="character" w:customStyle="1" w:styleId="72">
+      <w:sz w:val="22"/>
+    </w:rPr>
+  </w:style>
+  <w:style w:type="character" w:customStyle="1" w:styleId="OperatorTok">
     <w:name w:val="OperatorTok"/>
-    <w:basedOn w:val="48"/>
-    <w:uiPriority w:val="0"/>
-    <w:rPr>
+    <w:basedOn w:val="VerbatimChar"/>
+    <w:rPr>
+      <w:rFonts w:ascii="Consolas" w:hAnsi="Consolas"/>
       <w:color w:val="666666"/>
-    </w:rPr>
-  </w:style>
-  <w:style w:type="character" w:customStyle="1" w:styleId="73">
+      <w:sz w:val="22"/>
+    </w:rPr>
+  </w:style>
+  <w:style w:type="character" w:customStyle="1" w:styleId="BuiltInTok">
     <w:name w:val="BuiltInTok"/>
-    <w:basedOn w:val="48"/>
-    <w:uiPriority w:val="0"/>
-    <w:rPr>
+    <w:basedOn w:val="VerbatimChar"/>
+    <w:rPr>
+      <w:rFonts w:ascii="Consolas" w:hAnsi="Consolas"/>
       <w:color w:val="008000"/>
-    </w:rPr>
-  </w:style>
-  <w:style w:type="character" w:customStyle="1" w:styleId="74">
+      <w:sz w:val="22"/>
+    </w:rPr>
+  </w:style>
+  <w:style w:type="character" w:customStyle="1" w:styleId="ExtensionTok">
     <w:name w:val="ExtensionTok"/>
-    <w:basedOn w:val="48"/>
-    <w:qFormat/>
-    <w:uiPriority w:val="0"/>
-  </w:style>
-  <w:style w:type="character" w:customStyle="1" w:styleId="75">
+    <w:basedOn w:val="VerbatimChar"/>
+    <w:qFormat/>
+    <w:rPr>
+      <w:rFonts w:ascii="Consolas" w:hAnsi="Consolas"/>
+      <w:sz w:val="22"/>
+    </w:rPr>
+  </w:style>
+  <w:style w:type="character" w:customStyle="1" w:styleId="PreprocessorTok">
     <w:name w:val="PreprocessorTok"/>
-    <w:basedOn w:val="48"/>
-    <w:uiPriority w:val="0"/>
-    <w:rPr>
+    <w:basedOn w:val="VerbatimChar"/>
+    <w:rPr>
+      <w:rFonts w:ascii="Consolas" w:hAnsi="Consolas"/>
       <w:color w:val="BC7A00"/>
-    </w:rPr>
-  </w:style>
-  <w:style w:type="character" w:customStyle="1" w:styleId="76">
+      <w:sz w:val="22"/>
+    </w:rPr>
+  </w:style>
+  <w:style w:type="character" w:customStyle="1" w:styleId="AttributeTok">
     <w:name w:val="AttributeTok"/>
-    <w:basedOn w:val="48"/>
-    <w:qFormat/>
-    <w:uiPriority w:val="0"/>
-    <w:rPr>
+    <w:basedOn w:val="VerbatimChar"/>
+    <w:qFormat/>
+    <w:rPr>
+      <w:rFonts w:ascii="Consolas" w:hAnsi="Consolas"/>
       <w:color w:val="7D9029"/>
-    </w:rPr>
-  </w:style>
-  <w:style w:type="character" w:customStyle="1" w:styleId="77">
+      <w:sz w:val="22"/>
+    </w:rPr>
+  </w:style>
+  <w:style w:type="character" w:customStyle="1" w:styleId="RegionMarkerTok">
     <w:name w:val="RegionMarkerTok"/>
-    <w:basedOn w:val="48"/>
-    <w:uiPriority w:val="0"/>
-  </w:style>
-  <w:style w:type="character" w:customStyle="1" w:styleId="78">
+    <w:basedOn w:val="VerbatimChar"/>
+    <w:rPr>
+      <w:rFonts w:ascii="Consolas" w:hAnsi="Consolas"/>
+      <w:sz w:val="22"/>
+    </w:rPr>
+  </w:style>
+  <w:style w:type="character" w:customStyle="1" w:styleId="InformationTok">
     <w:name w:val="InformationTok"/>
-    <w:basedOn w:val="48"/>
-    <w:uiPriority w:val="0"/>
-    <w:rPr>
+    <w:basedOn w:val="VerbatimChar"/>
+    <w:rPr>
+      <w:rFonts w:ascii="Consolas" w:hAnsi="Consolas"/>
       <w:b/>
       <w:i/>
       <w:color w:val="60A0B0"/>
-    </w:rPr>
-  </w:style>
-  <w:style w:type="character" w:customStyle="1" w:styleId="79">
+      <w:sz w:val="22"/>
+    </w:rPr>
+  </w:style>
+  <w:style w:type="character" w:customStyle="1" w:styleId="WarningTok">
     <w:name w:val="WarningTok"/>
-    <w:basedOn w:val="48"/>
-    <w:uiPriority w:val="0"/>
-    <w:rPr>
+    <w:basedOn w:val="VerbatimChar"/>
+    <w:rPr>
+      <w:rFonts w:ascii="Consolas" w:hAnsi="Consolas"/>
       <w:b/>
       <w:i/>
       <w:color w:val="60A0B0"/>
-    </w:rPr>
-  </w:style>
-  <w:style w:type="character" w:customStyle="1" w:styleId="80">
+      <w:sz w:val="22"/>
+    </w:rPr>
+  </w:style>
+  <w:style w:type="character" w:customStyle="1" w:styleId="AlertTok">
     <w:name w:val="AlertTok"/>
-    <w:basedOn w:val="48"/>
-    <w:uiPriority w:val="0"/>
-    <w:rPr>
+    <w:basedOn w:val="VerbatimChar"/>
+    <w:rPr>
+      <w:rFonts w:ascii="Consolas" w:hAnsi="Consolas"/>
       <w:b/>
       <w:color w:val="FF0000"/>
-    </w:rPr>
-  </w:style>
-  <w:style w:type="character" w:customStyle="1" w:styleId="81">
+      <w:sz w:val="22"/>
+    </w:rPr>
+  </w:style>
+  <w:style w:type="character" w:customStyle="1" w:styleId="ErrorTok">
     <w:name w:val="ErrorTok"/>
-    <w:basedOn w:val="48"/>
-    <w:uiPriority w:val="0"/>
-    <w:rPr>
+    <w:basedOn w:val="VerbatimChar"/>
+    <w:rPr>
+      <w:rFonts w:ascii="Consolas" w:hAnsi="Consolas"/>
       <w:b/>
       <w:color w:val="FF0000"/>
-    </w:rPr>
-  </w:style>
-  <w:style w:type="character" w:customStyle="1" w:styleId="82">
+      <w:sz w:val="22"/>
+    </w:rPr>
+  </w:style>
+  <w:style w:type="character" w:customStyle="1" w:styleId="NormalTok">
     <w:name w:val="NormalTok"/>
-    <w:basedOn w:val="48"/>
-    <w:uiPriority w:val="0"/>
+    <w:basedOn w:val="VerbatimChar"/>
+    <w:rPr>
+      <w:rFonts w:ascii="Consolas" w:hAnsi="Consolas"/>
+      <w:sz w:val="22"/>
+    </w:rPr>
   </w:style>
 </w:styles>
 </file>
@@ -4572,5 +5359,6 @@
     </a:fmtScheme>
   </a:themeElements>
   <a:objectDefaults/>
+  <a:extraClrSchemeLst/>
 </a:theme>
 </file>